--- a/06-学生侧材料/讲义/数学工具/数学工具-第7讲-组合概率与Stirling近似.docx
+++ b/06-学生侧材料/讲义/数学工具/数学工具-第7讲-组合概率与Stirling近似.docx
@@ -6717,7 +6717,69 @@
           <m:deg/>
           <m:e>
             <m:r>
-              <m:t>0.25</m:t>
+              <m:rPr>
+                <m:sty m:val="p"/>
+              </m:rPr>
+              <m:t>(</m:t>
+            </m:r>
+            <m:r>
+              <m:t>1</m:t>
+            </m:r>
+            <m:r>
+              <m:rPr>
+                <m:sty m:val="p"/>
+              </m:rPr>
+              <m:t>−</m:t>
+            </m:r>
+            <m:r>
+              <m:t>p</m:t>
+            </m:r>
+            <m:r>
+              <m:rPr>
+                <m:sty m:val="p"/>
+              </m:rPr>
+              <m:t>)</m:t>
+            </m:r>
+            <m:r>
+              <m:rPr>
+                <m:sty m:val="p"/>
+              </m:rPr>
+              <m:t>/</m:t>
+            </m:r>
+            <m:r>
+              <m:rPr>
+                <m:sty m:val="p"/>
+              </m:rPr>
+              <m:t>(</m:t>
+            </m:r>
+            <m:r>
+              <m:t>N</m:t>
+            </m:r>
+            <m:r>
+              <m:t>p</m:t>
+            </m:r>
+            <m:r>
+              <m:rPr>
+                <m:sty m:val="p"/>
+              </m:rPr>
+              <m:t>)</m:t>
+            </m:r>
+          </m:e>
+        </m:rad>
+        <m:r>
+          <m:rPr>
+            <m:sty m:val="p"/>
+          </m:rPr>
+          <m:t>=</m:t>
+        </m:r>
+        <m:rad>
+          <m:radPr>
+            <m:degHide m:val="on"/>
+          </m:radPr>
+          <m:deg/>
+          <m:e>
+            <m:r>
+              <m:t>0.5</m:t>
             </m:r>
             <m:r>
               <m:rPr>
@@ -6737,7 +6799,7 @@
           <m:t>=</m:t>
         </m:r>
         <m:r>
-          <m:t>2.2</m:t>
+          <m:t>3.2</m:t>
         </m:r>
         <m:r>
           <m:rPr>
@@ -8842,7 +8904,7 @@
             </w:pPr>
             <m:oMath>
               <m:r>
-                <m:t>5.296</m:t>
+                <m:t>5.196</m:t>
               </m:r>
               <m:r>
                 <m:rPr>
@@ -12135,89 +12197,7 @@
         <w:rPr>
           <w:rFonts w:hint="eastAsia" w:ascii="Times New Roman" w:hAnsi="Times New Roman" w:eastAsia="FangSong" w:cs="Times New Roman"/>
         </w:rPr>
-        <w:t>图像上</w:t>
-      </w:r>
-      <w:r>
-        <w:rPr>
-          <w:rFonts w:ascii="Times New Roman" w:hAnsi="Times New Roman" w:eastAsia="Times New Roman" w:cs="Times New Roman"/>
-        </w:rPr>
-        <w:t xml:space="preserve"> </w:t>
-      </w:r>
-      <m:oMath>
-        <m:r>
-          <m:rPr>
-            <m:sty m:val="p"/>
-          </m:rPr>
-          <m:t>−</m:t>
-        </m:r>
-        <m:r>
-          <m:t>x</m:t>
-        </m:r>
-        <m:r>
-          <m:rPr>
-            <m:sty m:val="p"/>
-          </m:rPr>
-          <m:t>ln</m:t>
-        </m:r>
-        <m:r>
-          <m:t>x</m:t>
-        </m:r>
-      </m:oMath>
-      <w:r>
-        <w:rPr>
-          <w:rFonts w:ascii="Times New Roman" w:hAnsi="Times New Roman" w:eastAsia="Times New Roman" w:cs="Times New Roman"/>
-        </w:rPr>
-        <w:t xml:space="preserve"> </w:t>
-      </w:r>
-      <w:r>
-        <w:rPr>
-          <w:rFonts w:hint="eastAsia" w:ascii="Times New Roman" w:hAnsi="Times New Roman" w:eastAsia="FangSong" w:cs="Times New Roman"/>
-        </w:rPr>
-        <w:t xml:space="preserve">在</w:t>
-      </w:r>
-      <w:r>
-        <w:rPr>
-          <w:rFonts w:ascii="Times New Roman" w:hAnsi="Times New Roman" w:eastAsia="Times New Roman" w:cs="Times New Roman"/>
-        </w:rPr>
-        <w:t xml:space="preserve"> </w:t>
-      </w:r>
-      <m:oMath>
-        <m:r>
-          <m:t>x</m:t>
-        </m:r>
-        <m:r>
-          <m:rPr>
-            <m:sty m:val="p"/>
-          </m:rPr>
-          <m:t>=</m:t>
-        </m:r>
-        <m:r>
-          <m:t>0.5</m:t>
-        </m:r>
-      </m:oMath>
-      <w:r>
-        <w:rPr>
-          <w:rFonts w:ascii="Times New Roman" w:hAnsi="Times New Roman" w:eastAsia="Times New Roman" w:cs="Times New Roman"/>
-        </w:rPr>
-        <w:t xml:space="preserve"> </w:t>
-      </w:r>
-      <w:r>
-        <w:rPr>
-          <w:rFonts w:hint="eastAsia" w:ascii="Times New Roman" w:hAnsi="Times New Roman" w:eastAsia="FangSong" w:cs="Times New Roman"/>
-        </w:rPr>
-        <w:t>处取极大</w:t>
-      </w:r>
-      <w:r>
-        <w:rPr>
-          <w:rFonts w:hint="eastAsia" w:ascii="Times New Roman" w:hAnsi="Times New Roman" w:eastAsia="Times New Roman" w:cs="Times New Roman"/>
-        </w:rPr>
-        <w:t>。（</w:t>
-      </w:r>
-      <w:r>
-        <w:rPr>
-          <w:rFonts w:hint="eastAsia" w:ascii="Times New Roman" w:hAnsi="Times New Roman" w:eastAsia="FangSong" w:cs="Times New Roman"/>
-        </w:rPr>
-        <w:t>可用第</w:t>
+        <w:t>用第</w:t>
       </w:r>
       <w:r>
         <w:rPr>
@@ -12229,14 +12209,25 @@
         <w:rPr>
           <w:rFonts w:hint="eastAsia" w:ascii="Times New Roman" w:hAnsi="Times New Roman" w:eastAsia="FangSong" w:cs="Times New Roman"/>
         </w:rPr>
-        <w:t>讲的极值判据验证</w:t>
-      </w:r>
-      <w:r>
-        <w:rPr>
-          <w:rFonts w:hint="eastAsia" w:ascii="Times New Roman" w:hAnsi="Times New Roman" w:eastAsia="Times New Roman" w:cs="Times New Roman"/>
-        </w:rPr>
-        <w:t>：</w:t>
-      </w:r>
+        <w:t>讲的极值判据可以严格验证</w:t>
+      </w:r>
+      <w:r>
+        <w:rPr>
+          <w:rFonts w:hint="eastAsia" w:ascii="Times New Roman" w:hAnsi="Times New Roman" w:eastAsia="Times New Roman" w:cs="Times New Roman"/>
+        </w:rPr>
+        <w:t>。</w:t>
+      </w:r>
+      <w:r>
+        <w:rPr>
+          <w:rFonts w:hint="eastAsia" w:ascii="Times New Roman" w:hAnsi="Times New Roman" w:eastAsia="FangSong" w:cs="Times New Roman"/>
+        </w:rPr>
+        <w:t>对二元混合的熵函数</w:t>
+      </w:r>
+    </w:p>
+    <w:p>
+      <w:pPr>
+        <w:pStyle w:val="BodyText"/>
+      </w:pPr>
       <m:oMath>
         <m:oMathPr>
           <m:ctrlPr>
@@ -12246,24 +12237,9 @@
             </w:rPr>
           </m:ctrlPr>
         </m:oMathPr>
-        <m:f>
-          <m:fPr>
-            <m:type m:val="bar"/>
-          </m:fPr>
-          <m:num>
-            <m:r>
-              <m:t>d</m:t>
-            </m:r>
-          </m:num>
-          <m:den>
-            <m:r>
-              <m:t>d</m:t>
-            </m:r>
-            <m:r>
-              <m:t>x</m:t>
-            </m:r>
-          </m:den>
-        </m:f>
+        <m:r>
+          <m:t>f</m:t>
+        </m:r>
         <m:r>
           <m:rPr>
             <m:sty m:val="p"/>
@@ -12271,6 +12247,21 @@
           <m:t>(</m:t>
         </m:r>
         <m:r>
+          <m:t>x</m:t>
+        </m:r>
+        <m:r>
+          <m:rPr>
+            <m:sty m:val="p"/>
+          </m:rPr>
+          <m:t>)</m:t>
+        </m:r>
+        <m:r>
+          <m:rPr>
+            <m:sty m:val="p"/>
+          </m:rPr>
+          <m:t>=</m:t>
+        </m:r>
+        <m:r>
           <m:rPr>
             <m:sty m:val="p"/>
           </m:rPr>
@@ -12292,13 +12283,46 @@
           <m:rPr>
             <m:sty m:val="p"/>
           </m:rPr>
+          <m:t>−</m:t>
+        </m:r>
+        <m:r>
+          <m:rPr>
+            <m:sty m:val="p"/>
+          </m:rPr>
+          <m:t>(</m:t>
+        </m:r>
+        <m:r>
+          <m:t>1</m:t>
+        </m:r>
+        <m:r>
+          <m:rPr>
+            <m:sty m:val="p"/>
+          </m:rPr>
+          <m:t>−</m:t>
+        </m:r>
+        <m:r>
+          <m:t>x</m:t>
+        </m:r>
+        <m:r>
+          <m:rPr>
+            <m:sty m:val="p"/>
+          </m:rPr>
           <m:t>)</m:t>
         </m:r>
         <m:r>
           <m:rPr>
             <m:sty m:val="p"/>
           </m:rPr>
-          <m:t>=</m:t>
+          <m:t>ln</m:t>
+        </m:r>
+        <m:r>
+          <m:rPr>
+            <m:sty m:val="p"/>
+          </m:rPr>
+          <m:t>(</m:t>
+        </m:r>
+        <m:r>
+          <m:t>1</m:t>
         </m:r>
         <m:r>
           <m:rPr>
@@ -12307,89 +12331,37 @@
           <m:t>−</m:t>
         </m:r>
         <m:r>
-          <m:rPr>
-            <m:sty m:val="p"/>
-          </m:rPr>
-          <m:t>ln</m:t>
-        </m:r>
-        <m:r>
           <m:t>x</m:t>
         </m:r>
         <m:r>
           <m:rPr>
             <m:sty m:val="p"/>
           </m:rPr>
-          <m:t>−</m:t>
-        </m:r>
-        <m:r>
-          <m:t>1</m:t>
-        </m:r>
-        <m:r>
-          <m:rPr>
-            <m:sty m:val="p"/>
-          </m:rPr>
-          <m:t>=</m:t>
-        </m:r>
-        <m:r>
-          <m:t>0</m:t>
-        </m:r>
-        <m:r>
-          <m:rPr>
-            <m:sty m:val="p"/>
-          </m:rPr>
-          <m:t>⇒</m:t>
-        </m:r>
-        <m:r>
-          <m:t>x</m:t>
-        </m:r>
-        <m:r>
-          <m:rPr>
-            <m:sty m:val="p"/>
-          </m:rPr>
-          <m:t>=</m:t>
-        </m:r>
-        <m:r>
-          <m:t>1</m:t>
-        </m:r>
-        <m:r>
-          <m:rPr>
-            <m:sty m:val="p"/>
-          </m:rPr>
-          <m:t>/</m:t>
-        </m:r>
-        <m:r>
-          <m:t>e</m:t>
+          <m:t>)</m:t>
         </m:r>
       </m:oMath>
       <w:r>
         <w:rPr>
-          <w:rFonts w:hint="eastAsia" w:ascii="Times New Roman" w:hAnsi="Times New Roman" w:eastAsia="Times New Roman" w:cs="Times New Roman"/>
-        </w:rPr>
-        <w:t>？</w:t>
-      </w:r>
-      <w:r>
-        <w:rPr>
-          <w:rFonts w:hint="eastAsia" w:ascii="Times New Roman" w:hAnsi="Times New Roman" w:eastAsia="FangSong" w:cs="Times New Roman"/>
-        </w:rPr>
-        <w:t>核对</w:t>
+          <w:rFonts w:ascii="Times New Roman" w:hAnsi="Times New Roman" w:eastAsia="Times New Roman" w:cs="Times New Roman"/>
+        </w:rPr>
+        <w:t xml:space="preserve">​</w:t>
+      </w:r>
+    </w:p>
+    <w:p>
+      <w:pPr>
+        <w:pStyle w:val="BodyText"/>
+      </w:pPr>
+      <w:r>
+        <w:rPr>
+          <w:rFonts w:hint="eastAsia" w:ascii="Times New Roman" w:hAnsi="Times New Roman" w:eastAsia="FangSong" w:cs="Times New Roman"/>
+        </w:rPr>
+        <w:t>求导</w:t>
       </w:r>
       <w:r>
         <w:rPr>
           <w:rFonts w:hint="eastAsia" w:ascii="Times New Roman" w:hAnsi="Times New Roman" w:eastAsia="Times New Roman" w:cs="Times New Roman"/>
         </w:rPr>
         <w:t>：</w:t>
-      </w:r>
-      <w:r>
-        <w:rPr>
-          <w:rFonts w:hint="eastAsia" w:ascii="Times New Roman" w:hAnsi="Times New Roman" w:eastAsia="FangSong" w:cs="Times New Roman"/>
-        </w:rPr>
-        <w:t>对</w:t>
-      </w:r>
-      <w:r>
-        <w:rPr>
-          <w:rFonts w:ascii="Times New Roman" w:hAnsi="Times New Roman" w:eastAsia="Times New Roman" w:cs="Times New Roman"/>
-        </w:rPr>
-        <w:t xml:space="preserve"> </w:t>
       </w:r>
       <m:oMath>
         <m:oMathPr>
@@ -12400,8 +12372,35 @@
             </w:rPr>
           </m:ctrlPr>
         </m:oMathPr>
-        <m:r>
-          <m:t>f</m:t>
+        <m:sSup>
+          <m:e>
+            <m:r>
+              <m:t>f</m:t>
+            </m:r>
+          </m:e>
+          <m:sup>
+            <m:r>
+              <m:rPr>
+                <m:sty m:val="p"/>
+              </m:rPr>
+              <m:t>′</m:t>
+            </m:r>
+          </m:sup>
+        </m:sSup>
+        <m:r>
+          <m:rPr>
+            <m:sty m:val="p"/>
+          </m:rPr>
+          <m:t>(</m:t>
+        </m:r>
+        <m:r>
+          <m:t>x</m:t>
+        </m:r>
+        <m:r>
+          <m:rPr>
+            <m:sty m:val="p"/>
+          </m:rPr>
+          <m:t>)</m:t>
         </m:r>
         <m:r>
           <m:rPr>
@@ -12409,112 +12408,6 @@
           </m:rPr>
           <m:t>=</m:t>
         </m:r>
-        <m:r>
-          <m:rPr>
-            <m:sty m:val="p"/>
-          </m:rPr>
-          <m:t>−</m:t>
-        </m:r>
-        <m:r>
-          <m:t>x</m:t>
-        </m:r>
-        <m:r>
-          <m:rPr>
-            <m:sty m:val="p"/>
-          </m:rPr>
-          <m:t>ln</m:t>
-        </m:r>
-        <m:r>
-          <m:t>x</m:t>
-        </m:r>
-        <m:r>
-          <m:rPr>
-            <m:sty m:val="p"/>
-          </m:rPr>
-          <m:t>−</m:t>
-        </m:r>
-        <m:r>
-          <m:rPr>
-            <m:sty m:val="p"/>
-          </m:rPr>
-          <m:t>(</m:t>
-        </m:r>
-        <m:r>
-          <m:t>1</m:t>
-        </m:r>
-        <m:r>
-          <m:rPr>
-            <m:sty m:val="p"/>
-          </m:rPr>
-          <m:t>−</m:t>
-        </m:r>
-        <m:r>
-          <m:t>x</m:t>
-        </m:r>
-        <m:r>
-          <m:rPr>
-            <m:sty m:val="p"/>
-          </m:rPr>
-          <m:t>)</m:t>
-        </m:r>
-        <m:r>
-          <m:rPr>
-            <m:sty m:val="p"/>
-          </m:rPr>
-          <m:t>ln</m:t>
-        </m:r>
-        <m:r>
-          <m:rPr>
-            <m:sty m:val="p"/>
-          </m:rPr>
-          <m:t>(</m:t>
-        </m:r>
-        <m:r>
-          <m:t>1</m:t>
-        </m:r>
-        <m:r>
-          <m:rPr>
-            <m:sty m:val="p"/>
-          </m:rPr>
-          <m:t>−</m:t>
-        </m:r>
-        <m:r>
-          <m:t>x</m:t>
-        </m:r>
-        <m:r>
-          <m:rPr>
-            <m:sty m:val="p"/>
-          </m:rPr>
-          <m:t>)</m:t>
-        </m:r>
-      </m:oMath>
-      <w:r>
-        <w:rPr>
-          <w:rFonts w:ascii="Times New Roman" w:hAnsi="Times New Roman" w:eastAsia="Times New Roman" w:cs="Times New Roman"/>
-        </w:rPr>
-        <w:t xml:space="preserve"> </w:t>
-      </w:r>
-      <w:r>
-        <w:rPr>
-          <w:rFonts w:hint="eastAsia" w:ascii="Times New Roman" w:hAnsi="Times New Roman" w:eastAsia="FangSong" w:cs="Times New Roman"/>
-        </w:rPr>
-        <w:t xml:space="preserve">求导得</w:t>
-      </w:r>
-      <w:r>
-        <w:rPr>
-          <w:rFonts w:ascii="Times New Roman" w:hAnsi="Times New Roman" w:eastAsia="Times New Roman" w:cs="Times New Roman"/>
-        </w:rPr>
-        <w:t xml:space="preserve"> </w:t>
-      </w:r>
-      <m:oMath>
-        <m:oMathPr>
-          <m:ctrlPr>
-            <w:rPr>
-              <w:sz w:val="28"/>
-              <w:szCs w:val="28"/>
-            </w:rPr>
-          </m:ctrlPr>
-        </m:oMathPr>
         <m:r>
           <m:rPr>
             <m:sty m:val="p"/>
@@ -12640,6 +12533,67 @@
         <w:t xml:space="preserve"> </w:t>
       </w:r>
       <m:oMath>
+        <m:oMathPr>
+          <m:ctrlPr>
+            <w:rPr>
+              <w:sz w:val="28"/>
+              <w:szCs w:val="28"/>
+            </w:rPr>
+          </m:ctrlPr>
+        </m:oMathPr>
+        <m:f>
+          <m:fPr>
+            <m:type m:val="bar"/>
+          </m:fPr>
+          <m:num>
+            <m:r>
+              <m:t>1</m:t>
+            </m:r>
+            <m:r>
+              <m:rPr>
+                <m:sty m:val="p"/>
+              </m:rPr>
+              <m:t>−</m:t>
+            </m:r>
+            <m:r>
+              <m:t>x</m:t>
+            </m:r>
+          </m:num>
+          <m:den>
+            <m:r>
+              <m:t>x</m:t>
+            </m:r>
+          </m:den>
+        </m:f>
+        <m:r>
+          <m:rPr>
+            <m:sty m:val="p"/>
+          </m:rPr>
+          <m:t>=</m:t>
+        </m:r>
+        <m:r>
+          <m:t>1</m:t>
+        </m:r>
+      </m:oMath>
+      <w:r>
+        <w:rPr>
+          <w:rFonts w:hint="eastAsia" w:ascii="Times New Roman" w:hAnsi="Times New Roman" w:eastAsia="Times New Roman" w:cs="Times New Roman"/>
+        </w:rPr>
+        <w:t>，</w:t>
+      </w:r>
+      <w:r>
+        <w:rPr>
+          <w:rFonts w:hint="eastAsia" w:ascii="Times New Roman" w:hAnsi="Times New Roman" w:eastAsia="FangSong" w:cs="Times New Roman"/>
+        </w:rPr>
+        <w:t>即</w:t>
+      </w:r>
+      <w:r>
+        <w:rPr>
+          <w:rFonts w:ascii="Times New Roman" w:hAnsi="Times New Roman" w:eastAsia="Times New Roman" w:cs="Times New Roman"/>
+        </w:rPr>
+        <w:t xml:space="preserve"> </w:t>
+      </w:r>
+      <m:oMath>
         <m:r>
           <m:t>x</m:t>
         </m:r>
@@ -12661,9 +12615,161 @@
       </w:r>
       <w:r>
         <w:rPr>
-          <w:rFonts w:hint="eastAsia" w:ascii="Times New Roman" w:hAnsi="Times New Roman" w:eastAsia="Times New Roman" w:cs="Times New Roman"/>
-        </w:rPr>
-        <w:t xml:space="preserve">✓）</w:t>
+          <w:rFonts w:ascii="Times New Roman" w:hAnsi="Times New Roman" w:eastAsia="Times New Roman" w:cs="Times New Roman"/>
+        </w:rPr>
+        <w:t xml:space="preserve">✓</w:t>
+      </w:r>
+    </w:p>
+    <w:p>
+      <w:pPr>
+        <w:pStyle w:val="BodyText"/>
+      </w:pPr>
+      <w:r>
+        <w:rPr>
+          <w:rFonts w:hint="eastAsia" w:ascii="Times New Roman" w:hAnsi="Times New Roman" w:eastAsia="Times New Roman" w:cs="Times New Roman"/>
+        </w:rPr>
+        <w:t>（</w:t>
+      </w:r>
+      <w:r>
+        <w:rPr>
+          <w:rFonts w:hint="eastAsia" w:ascii="Times New Roman" w:hAnsi="Times New Roman" w:eastAsia="FangSong" w:cs="Times New Roman"/>
+        </w:rPr>
+        <w:t>易错点</w:t>
+      </w:r>
+      <w:r>
+        <w:rPr>
+          <w:rFonts w:hint="eastAsia" w:ascii="Times New Roman" w:hAnsi="Times New Roman" w:eastAsia="Times New Roman" w:cs="Times New Roman"/>
+        </w:rPr>
+        <w:t>：</w:t>
+      </w:r>
+      <w:r>
+        <w:rPr>
+          <w:rFonts w:hint="eastAsia" w:ascii="Times New Roman" w:hAnsi="Times New Roman" w:eastAsia="FangSong" w:cs="Times New Roman"/>
+        </w:rPr>
+        <w:t>不要只对单独的</w:t>
+      </w:r>
+      <w:r>
+        <w:rPr>
+          <w:rFonts w:ascii="Times New Roman" w:hAnsi="Times New Roman" w:eastAsia="Times New Roman" w:cs="Times New Roman"/>
+        </w:rPr>
+        <w:t xml:space="preserve"> </w:t>
+      </w:r>
+      <m:oMath>
+        <m:r>
+          <m:rPr>
+            <m:sty m:val="p"/>
+          </m:rPr>
+          <m:t>−</m:t>
+        </m:r>
+        <m:r>
+          <m:t>x</m:t>
+        </m:r>
+        <m:r>
+          <m:rPr>
+            <m:sty m:val="p"/>
+          </m:rPr>
+          <m:t>ln</m:t>
+        </m:r>
+        <m:r>
+          <m:t>x</m:t>
+        </m:r>
+      </m:oMath>
+      <w:r>
+        <w:rPr>
+          <w:rFonts w:ascii="Times New Roman" w:hAnsi="Times New Roman" w:eastAsia="Times New Roman" w:cs="Times New Roman"/>
+        </w:rPr>
+        <w:t xml:space="preserve"> </w:t>
+      </w:r>
+      <w:r>
+        <w:rPr>
+          <w:rFonts w:hint="eastAsia" w:ascii="Times New Roman" w:hAnsi="Times New Roman" w:eastAsia="FangSong" w:cs="Times New Roman"/>
+        </w:rPr>
+        <w:t>求导</w:t>
+      </w:r>
+      <w:r>
+        <w:rPr>
+          <w:rFonts w:hint="eastAsia" w:ascii="Times New Roman" w:hAnsi="Times New Roman" w:eastAsia="Times New Roman" w:cs="Times New Roman"/>
+        </w:rPr>
+        <w:t>——</w:t>
+      </w:r>
+      <w:r>
+        <w:rPr>
+          <w:rFonts w:hint="eastAsia" w:ascii="Times New Roman" w:hAnsi="Times New Roman" w:eastAsia="FangSong" w:cs="Times New Roman"/>
+        </w:rPr>
+        <w:t>那样得到的是</w:t>
+      </w:r>
+      <w:r>
+        <w:rPr>
+          <w:rFonts w:ascii="Times New Roman" w:hAnsi="Times New Roman" w:eastAsia="Times New Roman" w:cs="Times New Roman"/>
+        </w:rPr>
+        <w:t xml:space="preserve"> </w:t>
+      </w:r>
+      <m:oMath>
+        <m:r>
+          <m:t>x</m:t>
+        </m:r>
+        <m:r>
+          <m:rPr>
+            <m:sty m:val="p"/>
+          </m:rPr>
+          <m:t>=</m:t>
+        </m:r>
+        <m:r>
+          <m:t>1</m:t>
+        </m:r>
+        <m:r>
+          <m:rPr>
+            <m:sty m:val="p"/>
+          </m:rPr>
+          <m:t>/</m:t>
+        </m:r>
+        <m:r>
+          <m:t>e</m:t>
+        </m:r>
+      </m:oMath>
+      <w:r>
+        <w:rPr>
+          <w:rFonts w:hint="eastAsia" w:ascii="Times New Roman" w:hAnsi="Times New Roman" w:eastAsia="Times New Roman" w:cs="Times New Roman"/>
+        </w:rPr>
+        <w:t>，</w:t>
+      </w:r>
+      <w:r>
+        <w:rPr>
+          <w:rFonts w:hint="eastAsia" w:ascii="Times New Roman" w:hAnsi="Times New Roman" w:eastAsia="FangSong" w:cs="Times New Roman"/>
+        </w:rPr>
+        <w:t>是另一个问题的答案</w:t>
+      </w:r>
+      <w:r>
+        <w:rPr>
+          <w:rFonts w:hint="eastAsia" w:ascii="Times New Roman" w:hAnsi="Times New Roman" w:eastAsia="Times New Roman" w:cs="Times New Roman"/>
+        </w:rPr>
+        <w:t>。</w:t>
+      </w:r>
+      <w:r>
+        <w:rPr>
+          <w:rFonts w:hint="eastAsia" w:ascii="Times New Roman" w:hAnsi="Times New Roman" w:eastAsia="FangSong" w:cs="Times New Roman"/>
+        </w:rPr>
+        <w:t>要对</w:t>
+      </w:r>
+      <w:r>
+        <w:rPr>
+          <w:rFonts w:hint="eastAsia" w:ascii="Times New Roman" w:hAnsi="Times New Roman" w:eastAsia="FangSong" w:cs="Times New Roman"/>
+          <w:b/>
+          <w:bCs/>
+        </w:rPr>
+        <w:t xml:space="preserve">两项之和</w:t>
+      </w:r>
+      <w:r>
+        <w:rPr>
+          <w:rFonts w:hint="eastAsia" w:ascii="Times New Roman" w:hAnsi="Times New Roman" w:eastAsia="FangSong" w:cs="Times New Roman"/>
+        </w:rPr>
+        <w:t>求导</w:t>
+      </w:r>
+      <w:r>
+        <w:rPr>
+          <w:rFonts w:hint="eastAsia" w:ascii="Times New Roman" w:hAnsi="Times New Roman" w:eastAsia="Times New Roman" w:cs="Times New Roman"/>
+        </w:rPr>
+        <w:t>。）</w:t>
       </w:r>
     </w:p>
     <w:p>
@@ -14469,7 +14575,7 @@
           <m:t>=</m:t>
         </m:r>
         <m:r>
-          <m:t>208.5</m:t>
+          <m:t>207.2</m:t>
         </m:r>
         <m:r>
           <m:t> </m:t>
@@ -14838,7 +14944,7 @@
               <w:rPr>
                 <w:rFonts w:ascii="Times New Roman" w:hAnsi="Times New Roman" w:eastAsia="Times New Roman" w:cs="Times New Roman"/>
               </w:rPr>
-              <w:t xml:space="preserve">208.5</w:t>
+              <w:t xml:space="preserve">207.2</w:t>
             </w:r>
           </w:p>
         </w:tc>
@@ -14853,7 +14959,7 @@
               <w:rPr>
                 <w:rFonts w:ascii="Times New Roman" w:hAnsi="Times New Roman" w:eastAsia="Times New Roman" w:cs="Times New Roman"/>
               </w:rPr>
-              <w:t xml:space="preserve">1.00</w:t>
+              <w:t xml:space="preserve">1.000</w:t>
             </w:r>
           </w:p>
         </w:tc>
@@ -14915,7 +15021,7 @@
               <w:rPr>
                 <w:rFonts w:ascii="Times New Roman" w:hAnsi="Times New Roman" w:eastAsia="Times New Roman" w:cs="Times New Roman"/>
               </w:rPr>
-              <w:t xml:space="preserve">420</w:t>
+              <w:t xml:space="preserve">417</w:t>
             </w:r>
           </w:p>
         </w:tc>
@@ -14930,7 +15036,7 @@
               <w:rPr>
                 <w:rFonts w:ascii="Times New Roman" w:hAnsi="Times New Roman" w:eastAsia="Times New Roman" w:cs="Times New Roman"/>
               </w:rPr>
-              <w:t xml:space="preserve">0.496</w:t>
+              <w:t xml:space="preserve">0.497</w:t>
             </w:r>
           </w:p>
         </w:tc>
@@ -14945,7 +15051,7 @@
               <w:rPr>
                 <w:rFonts w:ascii="Times New Roman" w:hAnsi="Times New Roman" w:eastAsia="Times New Roman" w:cs="Times New Roman"/>
               </w:rPr>
-              <w:t xml:space="preserve">0.609</w:t>
+              <w:t xml:space="preserve">0.608</w:t>
             </w:r>
           </w:p>
         </w:tc>
@@ -14992,7 +15098,7 @@
               <w:rPr>
                 <w:rFonts w:ascii="Times New Roman" w:hAnsi="Times New Roman" w:eastAsia="Times New Roman" w:cs="Times New Roman"/>
               </w:rPr>
-              <w:t xml:space="preserve">700</w:t>
+              <w:t xml:space="preserve">695</w:t>
             </w:r>
           </w:p>
         </w:tc>
@@ -19496,7 +19602,7 @@
           <m:t>=</m:t>
         </m:r>
         <m:r>
-          <m:t>208.5</m:t>
+          <m:t>207.2</m:t>
         </m:r>
         <m:r>
           <m:t> </m:t>
@@ -23653,12 +23759,51 @@
                 <m:t>ln</m:t>
               </m:r>
               <m:r>
+                <m:t>C</m:t>
+              </m:r>
+              <m:r>
+                <m:rPr>
+                  <m:sty m:val="p"/>
+                </m:rPr>
+                <m:t>(</m:t>
+              </m:r>
+              <m:r>
                 <m:t>100</m:t>
               </m:r>
               <m:r>
                 <m:rPr>
                   <m:sty m:val="p"/>
                 </m:rPr>
+                <m:t>,</m:t>
+              </m:r>
+              <m:r>
+                <m:t>50</m:t>
+              </m:r>
+              <m:r>
+                <m:rPr>
+                  <m:sty m:val="p"/>
+                </m:rPr>
+                <m:t>)</m:t>
+              </m:r>
+              <m:r>
+                <m:rPr>
+                  <m:sty m:val="p"/>
+                </m:rPr>
+                <m:t>=</m:t>
+              </m:r>
+              <m:r>
+                <m:rPr>
+                  <m:sty m:val="p"/>
+                </m:rPr>
+                <m:t>ln</m:t>
+              </m:r>
+              <m:r>
+                <m:t>100</m:t>
+              </m:r>
+              <m:r>
+                <m:rPr>
+                  <m:sty m:val="p"/>
+                </m:rPr>
                 <m:t>!</m:t>
               </m:r>
               <m:r>
@@ -23690,13 +23835,42 @@
               <w:rPr>
                 <w:rFonts w:hint="eastAsia" w:ascii="Times New Roman" w:hAnsi="Times New Roman" w:eastAsia="Times New Roman" w:cs="Times New Roman"/>
               </w:rPr>
+              <w:t>，</w:t>
+            </w:r>
+            <w:r>
+              <w:rPr>
+                <w:rFonts w:hint="eastAsia" w:ascii="Times New Roman" w:hAnsi="Times New Roman" w:eastAsia="FangSong" w:cs="Times New Roman"/>
+              </w:rPr>
+              <w:t>真值</w:t>
+            </w:r>
+            <w:r>
+              <w:rPr>
+                <w:rFonts w:ascii="Times New Roman" w:hAnsi="Times New Roman" w:eastAsia="Times New Roman" w:cs="Times New Roman"/>
+              </w:rPr>
+              <w:t xml:space="preserve"> </w:t>
+            </w:r>
+            <m:oMath>
+              <m:r>
+                <m:rPr>
+                  <m:sty m:val="p"/>
+                </m:rPr>
+                <m:t>=</m:t>
+              </m:r>
+              <m:r>
+                <m:t>66.79</m:t>
+              </m:r>
+            </m:oMath>
+            <w:r>
+              <w:rPr>
+                <w:rFonts w:hint="eastAsia" w:ascii="Times New Roman" w:hAnsi="Times New Roman" w:eastAsia="Times New Roman" w:cs="Times New Roman"/>
+              </w:rPr>
               <w:t>。</w:t>
             </w:r>
             <w:r>
               <w:rPr>
                 <w:rFonts w:hint="eastAsia" w:ascii="Times New Roman" w:hAnsi="Times New Roman" w:eastAsia="FangSong" w:cs="Times New Roman"/>
               </w:rPr>
-              <w:t>真值</w:t>
+              <w:t>简单式给</w:t>
             </w:r>
             <w:r>
               <w:rPr>
@@ -23709,40 +23883,103 @@
                 <m:rPr>
                   <m:sty m:val="p"/>
                 </m:rPr>
+                <m:t>(</m:t>
+              </m:r>
+              <m:r>
+                <m:t>100</m:t>
+              </m:r>
+              <m:r>
+                <m:rPr>
+                  <m:sty m:val="p"/>
+                </m:rPr>
+                <m:t>ln</m:t>
+              </m:r>
+              <m:r>
+                <m:t>100</m:t>
+              </m:r>
+              <m:r>
+                <m:rPr>
+                  <m:sty m:val="p"/>
+                </m:rPr>
+                <m:t>−</m:t>
+              </m:r>
+              <m:r>
+                <m:t>100</m:t>
+              </m:r>
+              <m:r>
+                <m:rPr>
+                  <m:sty m:val="p"/>
+                </m:rPr>
+                <m:t>)</m:t>
+              </m:r>
+              <m:r>
+                <m:rPr>
+                  <m:sty m:val="p"/>
+                </m:rPr>
+                <m:t>−</m:t>
+              </m:r>
+              <m:r>
+                <m:t>2</m:t>
+              </m:r>
+              <m:r>
+                <m:rPr>
+                  <m:sty m:val="p"/>
+                </m:rPr>
+                <m:t>(</m:t>
+              </m:r>
+              <m:r>
+                <m:t>50</m:t>
+              </m:r>
+              <m:r>
+                <m:rPr>
+                  <m:sty m:val="p"/>
+                </m:rPr>
+                <m:t>ln</m:t>
+              </m:r>
+              <m:r>
+                <m:t>50</m:t>
+              </m:r>
+              <m:r>
+                <m:rPr>
+                  <m:sty m:val="p"/>
+                </m:rPr>
+                <m:t>−</m:t>
+              </m:r>
+              <m:r>
+                <m:t>50</m:t>
+              </m:r>
+              <m:r>
+                <m:rPr>
+                  <m:sty m:val="p"/>
+                </m:rPr>
+                <m:t>)</m:t>
+              </m:r>
+              <m:r>
+                <m:rPr>
+                  <m:sty m:val="p"/>
+                </m:rPr>
                 <m:t>=</m:t>
               </m:r>
               <m:r>
-                <m:rPr>
-                  <m:sty m:val="p"/>
-                </m:rPr>
-                <m:t>ln</m:t>
-              </m:r>
-              <m:r>
-                <m:t>C</m:t>
-              </m:r>
-              <m:r>
-                <m:rPr>
-                  <m:sty m:val="p"/>
-                </m:rPr>
-                <m:t>(</m:t>
-              </m:r>
-              <m:r>
-                <m:t>100</m:t>
-              </m:r>
-              <m:r>
-                <m:rPr>
-                  <m:sty m:val="p"/>
-                </m:rPr>
-                <m:t>,</m:t>
-              </m:r>
-              <m:r>
-                <m:t>50</m:t>
-              </m:r>
-              <m:r>
-                <m:rPr>
-                  <m:sty m:val="p"/>
-                </m:rPr>
-                <m:t>)</m:t>
+                <m:t>360.52</m:t>
+              </m:r>
+              <m:r>
+                <m:rPr>
+                  <m:sty m:val="p"/>
+                </m:rPr>
+                <m:t>−</m:t>
+              </m:r>
+              <m:r>
+                <m:t>2</m:t>
+              </m:r>
+              <m:r>
+                <m:rPr>
+                  <m:sty m:val="p"/>
+                </m:rPr>
+                <m:t>×</m:t>
+              </m:r>
+              <m:r>
+                <m:t>145.60</m:t>
               </m:r>
               <m:r>
                 <m:rPr>
@@ -23751,227 +23988,14 @@
                 <m:t>=</m:t>
               </m:r>
               <m:r>
-                <m:t>66.79</m:t>
+                <m:t>69.32</m:t>
               </m:r>
             </m:oMath>
             <w:r>
               <w:rPr>
                 <w:rFonts w:hint="eastAsia" w:ascii="Times New Roman" w:hAnsi="Times New Roman" w:eastAsia="Times New Roman" w:cs="Times New Roman"/>
               </w:rPr>
-              <w:t>。</w:t>
-            </w:r>
-            <w:r>
-              <w:rPr>
-                <w:rFonts w:hint="eastAsia" w:ascii="Times New Roman" w:hAnsi="Times New Roman" w:eastAsia="FangSong" w:cs="Times New Roman"/>
-              </w:rPr>
-              <w:t>简单式</w:t>
-            </w:r>
-            <w:r>
-              <w:rPr>
-                <w:rFonts w:hint="eastAsia" w:ascii="Times New Roman" w:hAnsi="Times New Roman" w:eastAsia="Times New Roman" w:cs="Times New Roman"/>
-              </w:rPr>
-              <w:t>：</w:t>
-            </w:r>
-            <m:oMath>
-              <m:r>
-                <m:t>460.52</m:t>
-              </m:r>
-              <m:r>
-                <m:rPr>
-                  <m:sty m:val="p"/>
-                </m:rPr>
-                <m:t>−</m:t>
-              </m:r>
-              <m:r>
-                <m:t>2</m:t>
-              </m:r>
-              <m:r>
-                <m:rPr>
-                  <m:sty m:val="p"/>
-                </m:rPr>
-                <m:t>×</m:t>
-              </m:r>
-              <m:r>
-                <m:t>145.60</m:t>
-              </m:r>
-              <m:r>
-                <m:rPr>
-                  <m:sty m:val="p"/>
-                </m:rPr>
-                <m:t>=</m:t>
-              </m:r>
-              <m:r>
-                <m:t>169.32</m:t>
-              </m:r>
-            </m:oMath>
-            <w:r>
-              <w:rPr>
-                <w:rFonts w:hint="eastAsia" w:ascii="Times New Roman" w:hAnsi="Times New Roman" w:eastAsia="Times New Roman" w:cs="Times New Roman"/>
-              </w:rPr>
-              <w:t xml:space="preserve">？——</w:t>
-            </w:r>
-            <w:r>
-              <w:rPr>
-                <w:rFonts w:hint="eastAsia" w:ascii="Times New Roman" w:hAnsi="Times New Roman" w:eastAsia="FangSong" w:cs="Times New Roman"/>
-                <w:b/>
-                <w:bCs/>
-              </w:rPr>
-              <w:t xml:space="preserve">这里必须小心</w:t>
-            </w:r>
-            <w:r>
-              <w:rPr>
-                <w:rFonts w:hint="eastAsia" w:ascii="Times New Roman" w:hAnsi="Times New Roman" w:eastAsia="Times New Roman" w:cs="Times New Roman"/>
-              </w:rPr>
-              <w:t>：</w:t>
-            </w:r>
-            <w:r>
-              <w:rPr>
-                <w:rFonts w:hint="eastAsia" w:ascii="Times New Roman" w:hAnsi="Times New Roman" w:eastAsia="FangSong" w:cs="Times New Roman"/>
-              </w:rPr>
-              <w:t>简单式给</w:t>
-            </w:r>
-            <w:r>
-              <w:rPr>
-                <w:rFonts w:ascii="Times New Roman" w:hAnsi="Times New Roman" w:eastAsia="Times New Roman" w:cs="Times New Roman"/>
-              </w:rPr>
-              <w:t xml:space="preserve"> </w:t>
-            </w:r>
-            <m:oMath>
-              <m:r>
-                <m:rPr>
-                  <m:sty m:val="p"/>
-                </m:rPr>
-                <m:t>(</m:t>
-              </m:r>
-              <m:r>
-                <m:t>100</m:t>
-              </m:r>
-              <m:r>
-                <m:rPr>
-                  <m:sty m:val="p"/>
-                </m:rPr>
-                <m:t>ln</m:t>
-              </m:r>
-              <m:r>
-                <m:t>100</m:t>
-              </m:r>
-              <m:r>
-                <m:rPr>
-                  <m:sty m:val="p"/>
-                </m:rPr>
-                <m:t>−</m:t>
-              </m:r>
-              <m:r>
-                <m:t>100</m:t>
-              </m:r>
-              <m:r>
-                <m:rPr>
-                  <m:sty m:val="p"/>
-                </m:rPr>
-                <m:t>)</m:t>
-              </m:r>
-              <m:r>
-                <m:rPr>
-                  <m:sty m:val="p"/>
-                </m:rPr>
-                <m:t>−</m:t>
-              </m:r>
-              <m:r>
-                <m:t>2</m:t>
-              </m:r>
-              <m:r>
-                <m:rPr>
-                  <m:sty m:val="p"/>
-                </m:rPr>
-                <m:t>(</m:t>
-              </m:r>
-              <m:r>
-                <m:t>50</m:t>
-              </m:r>
-              <m:r>
-                <m:rPr>
-                  <m:sty m:val="p"/>
-                </m:rPr>
-                <m:t>ln</m:t>
-              </m:r>
-              <m:r>
-                <m:t>50</m:t>
-              </m:r>
-              <m:r>
-                <m:rPr>
-                  <m:sty m:val="p"/>
-                </m:rPr>
-                <m:t>−</m:t>
-              </m:r>
-              <m:r>
-                <m:t>50</m:t>
-              </m:r>
-              <m:r>
-                <m:rPr>
-                  <m:sty m:val="p"/>
-                </m:rPr>
-                <m:t>)</m:t>
-              </m:r>
-              <m:r>
-                <m:rPr>
-                  <m:sty m:val="p"/>
-                </m:rPr>
-                <m:t>=</m:t>
-              </m:r>
-              <m:r>
-                <m:t>360.52</m:t>
-              </m:r>
-              <m:r>
-                <m:rPr>
-                  <m:sty m:val="p"/>
-                </m:rPr>
-                <m:t>−</m:t>
-              </m:r>
-              <m:r>
-                <m:t>2</m:t>
-              </m:r>
-              <m:r>
-                <m:rPr>
-                  <m:sty m:val="p"/>
-                </m:rPr>
-                <m:t>×</m:t>
-              </m:r>
-              <m:r>
-                <m:t>145.60</m:t>
-              </m:r>
-              <m:r>
-                <m:rPr>
-                  <m:sty m:val="p"/>
-                </m:rPr>
-                <m:t>=</m:t>
-              </m:r>
-              <m:r>
-                <m:t>69.32</m:t>
-              </m:r>
-            </m:oMath>
-            <w:r>
-              <w:rPr>
-                <w:rFonts w:hint="eastAsia" w:ascii="Times New Roman" w:hAnsi="Times New Roman" w:eastAsia="Times New Roman" w:cs="Times New Roman"/>
-              </w:rPr>
-              <w:t>，</w:t>
-            </w:r>
-            <w:r>
-              <w:rPr>
-                <w:rFonts w:hint="eastAsia" w:ascii="Times New Roman" w:hAnsi="Times New Roman" w:eastAsia="FangSong" w:cs="Times New Roman"/>
-              </w:rPr>
-              <w:t>真值</w:t>
-            </w:r>
-            <w:r>
-              <w:rPr>
-                <w:rFonts w:ascii="Times New Roman" w:hAnsi="Times New Roman" w:eastAsia="Times New Roman" w:cs="Times New Roman"/>
-              </w:rPr>
-              <w:t xml:space="preserve"> </w:t>
-            </w:r>
-            <w:r>
-              <w:rPr>
-                <w:rFonts w:hint="eastAsia" w:ascii="Times New Roman" w:hAnsi="Times New Roman" w:eastAsia="Times New Roman" w:cs="Times New Roman"/>
-              </w:rPr>
-              <w:t xml:space="preserve">66.79，</w:t>
+              <w:t xml:space="preserve">，</w:t>
             </w:r>
             <w:r>
               <w:rPr>
@@ -24108,10 +24132,145 @@
               <w:rPr>
                 <w:rFonts w:hint="eastAsia" w:ascii="Times New Roman" w:hAnsi="Times New Roman" w:eastAsia="Times New Roman" w:cs="Times New Roman"/>
               </w:rPr>
-              <w:t>（</w:t>
+              <w:t>——</w:t>
+            </w:r>
+            <w:r>
+              <w:rPr>
+                <w:rFonts w:hint="eastAsia" w:ascii="Times New Roman" w:hAnsi="Times New Roman" w:eastAsia="FangSong" w:cs="Times New Roman"/>
+              </w:rPr>
+              <w:t>净修正</w:t>
+            </w:r>
+            <w:r>
+              <w:rPr>
+                <w:rFonts w:ascii="Times New Roman" w:hAnsi="Times New Roman" w:eastAsia="Times New Roman" w:cs="Times New Roman"/>
+              </w:rPr>
+              <w:t xml:space="preserve"> </w:t>
             </w:r>
             <m:oMath>
               <m:r>
+                <m:rPr>
+                  <m:sty m:val="p"/>
+                </m:rPr>
+                <m:t>=</m:t>
+              </m:r>
+              <m:f>
+                <m:fPr>
+                  <m:type m:val="bar"/>
+                </m:fPr>
+                <m:num>
+                  <m:r>
+                    <m:t>1</m:t>
+                  </m:r>
+                </m:num>
+                <m:den>
+                  <m:r>
+                    <m:t>2</m:t>
+                  </m:r>
+                </m:den>
+              </m:f>
+              <m:r>
+                <m:rPr>
+                  <m:sty m:val="p"/>
+                </m:rPr>
+                <m:t>ln</m:t>
+              </m:r>
+              <m:r>
+                <m:rPr>
+                  <m:sty m:val="p"/>
+                </m:rPr>
+                <m:t>(</m:t>
+              </m:r>
+              <m:r>
+                <m:t>2</m:t>
+              </m:r>
+              <m:r>
+                <m:t>π</m:t>
+              </m:r>
+              <m:r>
+                <m:rPr>
+                  <m:sty m:val="p"/>
+                </m:rPr>
+                <m:t>×</m:t>
+              </m:r>
+              <m:r>
+                <m:t>100</m:t>
+              </m:r>
+              <m:r>
+                <m:rPr>
+                  <m:sty m:val="p"/>
+                </m:rPr>
+                <m:t>)</m:t>
+              </m:r>
+              <m:r>
+                <m:rPr>
+                  <m:sty m:val="p"/>
+                </m:rPr>
+                <m:t>−</m:t>
+              </m:r>
+              <m:r>
+                <m:t>2</m:t>
+              </m:r>
+              <m:r>
+                <m:rPr>
+                  <m:sty m:val="p"/>
+                </m:rPr>
+                <m:t>×</m:t>
+              </m:r>
+              <m:f>
+                <m:fPr>
+                  <m:type m:val="bar"/>
+                </m:fPr>
+                <m:num>
+                  <m:r>
+                    <m:t>1</m:t>
+                  </m:r>
+                </m:num>
+                <m:den>
+                  <m:r>
+                    <m:t>2</m:t>
+                  </m:r>
+                </m:den>
+              </m:f>
+              <m:r>
+                <m:rPr>
+                  <m:sty m:val="p"/>
+                </m:rPr>
+                <m:t>ln</m:t>
+              </m:r>
+              <m:r>
+                <m:rPr>
+                  <m:sty m:val="p"/>
+                </m:rPr>
+                <m:t>(</m:t>
+              </m:r>
+              <m:r>
+                <m:t>2</m:t>
+              </m:r>
+              <m:r>
+                <m:t>π</m:t>
+              </m:r>
+              <m:r>
+                <m:rPr>
+                  <m:sty m:val="p"/>
+                </m:rPr>
+                <m:t>×</m:t>
+              </m:r>
+              <m:r>
+                <m:t>50</m:t>
+              </m:r>
+              <m:r>
+                <m:rPr>
+                  <m:sty m:val="p"/>
+                </m:rPr>
+                <m:t>)</m:t>
+              </m:r>
+              <m:r>
+                <m:rPr>
+                  <m:sty m:val="p"/>
+                </m:rPr>
+                <m:t>=</m:t>
+              </m:r>
+              <m:r>
                 <m:t>3.22</m:t>
               </m:r>
               <m:r>
@@ -24130,7 +24289,7 @@
                 <m:t>×</m:t>
               </m:r>
               <m:r>
-                <m:t>2.61</m:t>
+                <m:t>2.88</m:t>
               </m:r>
               <m:r>
                 <m:rPr>
@@ -24145,14 +24304,73 @@
                 <m:t>−</m:t>
               </m:r>
               <m:r>
-                <m:t>2.00</m:t>
+                <m:t>2.53</m:t>
               </m:r>
             </m:oMath>
             <w:r>
               <w:rPr>
                 <w:rFonts w:hint="eastAsia" w:ascii="Times New Roman" w:hAnsi="Times New Roman" w:eastAsia="Times New Roman" w:cs="Times New Roman"/>
               </w:rPr>
-              <w:t>），</w:t>
+              <w:t>，</w:t>
+            </w:r>
+            <w:r>
+              <w:rPr>
+                <w:rFonts w:hint="eastAsia" w:ascii="Times New Roman" w:hAnsi="Times New Roman" w:eastAsia="FangSong" w:cs="Times New Roman"/>
+              </w:rPr>
+              <w:t>加回后</w:t>
+            </w:r>
+            <w:r>
+              <w:rPr>
+                <w:rFonts w:ascii="Times New Roman" w:hAnsi="Times New Roman" w:eastAsia="Times New Roman" w:cs="Times New Roman"/>
+              </w:rPr>
+              <w:t xml:space="preserve"> </w:t>
+            </w:r>
+            <m:oMath>
+              <m:r>
+                <m:t>69.32</m:t>
+              </m:r>
+              <m:r>
+                <m:rPr>
+                  <m:sty m:val="p"/>
+                </m:rPr>
+                <m:t>−</m:t>
+              </m:r>
+              <m:r>
+                <m:t>2.53</m:t>
+              </m:r>
+              <m:r>
+                <m:rPr>
+                  <m:sty m:val="p"/>
+                </m:rPr>
+                <m:t>=</m:t>
+              </m:r>
+              <m:r>
+                <m:t>66.79</m:t>
+              </m:r>
+            </m:oMath>
+            <w:r>
+              <w:rPr>
+                <w:rFonts w:ascii="Times New Roman" w:hAnsi="Times New Roman" w:eastAsia="Times New Roman" w:cs="Times New Roman"/>
+              </w:rPr>
+              <w:t xml:space="preserve"> </w:t>
+            </w:r>
+            <w:r>
+              <w:rPr>
+                <w:rFonts w:ascii="Times New Roman" w:hAnsi="Times New Roman" w:eastAsia="Times New Roman" w:cs="Times New Roman"/>
+              </w:rPr>
+              <w:t xml:space="preserve">✓ </w:t>
+            </w:r>
+            <w:r>
+              <w:rPr>
+                <w:rFonts w:hint="eastAsia" w:ascii="Times New Roman" w:hAnsi="Times New Roman" w:eastAsia="FangSong" w:cs="Times New Roman"/>
+              </w:rPr>
+              <w:t>与真值吻合</w:t>
+            </w:r>
+            <w:r>
+              <w:rPr>
+                <w:rFonts w:hint="eastAsia" w:ascii="Times New Roman" w:hAnsi="Times New Roman" w:eastAsia="Times New Roman" w:cs="Times New Roman"/>
+              </w:rPr>
+              <w:t>。</w:t>
             </w:r>
             <w:r>
               <w:rPr>
@@ -24203,186 +24421,6 @@
                 <w:rFonts w:ascii="Times New Roman" w:hAnsi="Times New Roman" w:eastAsia="Times New Roman" w:cs="Times New Roman"/>
               </w:rPr>
               <w:t xml:space="preserve">298 </w:t>
-            </w:r>
-            <w:r>
-              <w:rPr>
-                <w:rFonts w:hint="eastAsia" w:ascii="Times New Roman" w:hAnsi="Times New Roman" w:eastAsia="Times New Roman" w:cs="Times New Roman"/>
-              </w:rPr>
-              <w:t xml:space="preserve">K：</w:t>
-            </w:r>
-            <m:oMath>
-              <m:r>
-                <m:rPr>
-                  <m:sty m:val="p"/>
-                </m:rPr>
-                <m:t>Δ</m:t>
-              </m:r>
-              <m:r>
-                <m:t>ε</m:t>
-              </m:r>
-              <m:r>
-                <m:rPr>
-                  <m:sty m:val="p"/>
-                </m:rPr>
-                <m:t>/</m:t>
-              </m:r>
-              <m:sSub>
-                <m:e>
-                  <m:r>
-                    <m:t>k</m:t>
-                  </m:r>
-                </m:e>
-                <m:sub>
-                  <m:r>
-                    <m:t>B</m:t>
-                  </m:r>
-                </m:sub>
-              </m:sSub>
-              <m:r>
-                <m:t>T</m:t>
-              </m:r>
-              <m:r>
-                <m:rPr>
-                  <m:sty m:val="p"/>
-                </m:rPr>
-                <m:t>=</m:t>
-              </m:r>
-              <m:r>
-                <m:t>1.00</m:t>
-              </m:r>
-            </m:oMath>
-            <w:r>
-              <w:rPr>
-                <w:rFonts w:ascii="Times New Roman" w:hAnsi="Times New Roman" w:eastAsia="Times New Roman" w:cs="Times New Roman"/>
-              </w:rPr>
-              <w:t xml:space="preserve"> </w:t>
-            </w:r>
-            <w:r>
-              <w:rPr>
-                <w:rFonts w:ascii="Times New Roman" w:hAnsi="Times New Roman" w:eastAsia="Times New Roman" w:cs="Times New Roman"/>
-              </w:rPr>
-              <w:t xml:space="preserve">⇒</w:t>
-            </w:r>
-            <w:r>
-              <w:rPr>
-                <w:rFonts w:ascii="Times New Roman" w:hAnsi="Times New Roman" w:eastAsia="Times New Roman" w:cs="Times New Roman"/>
-              </w:rPr>
-              <w:t xml:space="preserve"> </w:t>
-            </w:r>
-            <m:oMath>
-              <m:sSub>
-                <m:e>
-                  <m:r>
-                    <m:t>N</m:t>
-                  </m:r>
-                </m:e>
-                <m:sub>
-                  <m:r>
-                    <m:t>1</m:t>
-                  </m:r>
-                </m:sub>
-              </m:sSub>
-              <m:r>
-                <m:rPr>
-                  <m:sty m:val="p"/>
-                </m:rPr>
-                <m:t>/</m:t>
-              </m:r>
-              <m:sSub>
-                <m:e>
-                  <m:r>
-                    <m:t>N</m:t>
-                  </m:r>
-                </m:e>
-                <m:sub>
-                  <m:r>
-                    <m:t>0</m:t>
-                  </m:r>
-                </m:sub>
-              </m:sSub>
-              <m:r>
-                <m:rPr>
-                  <m:sty m:val="p"/>
-                </m:rPr>
-                <m:t>=</m:t>
-              </m:r>
-              <m:sSup>
-                <m:e>
-                  <m:r>
-                    <m:t>e</m:t>
-                  </m:r>
-                </m:e>
-                <m:sup>
-                  <m:r>
-                    <m:rPr>
-                      <m:sty m:val="p"/>
-                    </m:rPr>
-                    <m:t>−</m:t>
-                  </m:r>
-                  <m:r>
-                    <m:t>1</m:t>
-                  </m:r>
-                </m:sup>
-              </m:sSup>
-              <m:r>
-                <m:rPr>
-                  <m:sty m:val="p"/>
-                </m:rPr>
-                <m:t>=</m:t>
-              </m:r>
-              <m:r>
-                <m:t>0.368</m:t>
-              </m:r>
-            </m:oMath>
-            <w:r>
-              <w:rPr>
-                <w:rFonts w:hint="eastAsia" w:ascii="Times New Roman" w:hAnsi="Times New Roman" w:eastAsia="Times New Roman" w:cs="Times New Roman"/>
-              </w:rPr>
-              <w:t xml:space="preserve">，</w:t>
-            </w:r>
-            <m:oMath>
-              <m:sSub>
-                <m:e>
-                  <m:r>
-                    <m:t>N</m:t>
-                  </m:r>
-                </m:e>
-                <m:sub>
-                  <m:r>
-                    <m:t>1</m:t>
-                  </m:r>
-                </m:sub>
-              </m:sSub>
-              <m:r>
-                <m:rPr>
-                  <m:sty m:val="p"/>
-                </m:rPr>
-                <m:t>/</m:t>
-              </m:r>
-              <m:r>
-                <m:t>N</m:t>
-              </m:r>
-              <m:r>
-                <m:rPr>
-                  <m:sty m:val="p"/>
-                </m:rPr>
-                <m:t>=</m:t>
-              </m:r>
-              <m:r>
-                <m:t>0.269</m:t>
-              </m:r>
-            </m:oMath>
-            <w:r>
-              <w:rPr>
-                <w:rFonts w:hint="eastAsia" w:ascii="Times New Roman" w:hAnsi="Times New Roman" w:eastAsia="Times New Roman" w:cs="Times New Roman"/>
-              </w:rPr>
-              <w:t xml:space="preserve">；600</w:t>
-            </w:r>
-            <w:r>
-              <w:rPr>
-                <w:rFonts w:ascii="Times New Roman" w:hAnsi="Times New Roman" w:eastAsia="Times New Roman" w:cs="Times New Roman"/>
-              </w:rPr>
-              <w:t xml:space="preserve"> </w:t>
             </w:r>
             <w:r>
               <w:rPr>
@@ -24413,7 +24451,7 @@
                 <m:t>=</m:t>
               </m:r>
               <m:r>
-                <m:t>417</m:t>
+                <m:t>207.2</m:t>
               </m:r>
               <m:r>
                 <m:t> </m:t>
@@ -24453,33 +24491,7 @@
               <w:rPr>
                 <w:rFonts w:hint="eastAsia" w:ascii="Times New Roman" w:hAnsi="Times New Roman" w:eastAsia="Times New Roman" w:cs="Times New Roman"/>
               </w:rPr>
-              <w:t xml:space="preserve">（</w:t>
-            </w:r>
-            <m:oMath>
-              <m:r>
-                <m:t>0.0517</m:t>
-              </m:r>
-              <m:r>
-                <m:t> </m:t>
-              </m:r>
-              <m:r>
-                <m:rPr>
-                  <m:sty m:val="p"/>
-                </m:rPr>
-                <m:t>e</m:t>
-              </m:r>
-              <m:r>
-                <m:rPr>
-                  <m:sty m:val="p"/>
-                </m:rPr>
-                <m:t>V</m:t>
-              </m:r>
-            </m:oMath>
-            <w:r>
-              <w:rPr>
-                <w:rFonts w:hint="eastAsia" w:ascii="Times New Roman" w:hAnsi="Times New Roman" w:eastAsia="Times New Roman" w:cs="Times New Roman"/>
-              </w:rPr>
-              <w:t xml:space="preserve">），</w:t>
+              <w:t xml:space="preserve">，</w:t>
             </w:r>
             <m:oMath>
               <m:r>
@@ -24519,7 +24531,7 @@
                 <m:t>=</m:t>
               </m:r>
               <m:r>
-                <m:t>0.500</m:t>
+                <m:t>1.000</m:t>
               </m:r>
             </m:oMath>
             <w:r>
@@ -24591,7 +24603,7 @@
                     <m:t>−</m:t>
                   </m:r>
                   <m:r>
-                    <m:t>0.5</m:t>
+                    <m:t>1</m:t>
                   </m:r>
                 </m:sup>
               </m:sSup>
@@ -24602,7 +24614,254 @@
                 <m:t>=</m:t>
               </m:r>
               <m:r>
-                <m:t>0.607</m:t>
+                <m:t>0.368</m:t>
+              </m:r>
+            </m:oMath>
+            <w:r>
+              <w:rPr>
+                <w:rFonts w:hint="eastAsia" w:ascii="Times New Roman" w:hAnsi="Times New Roman" w:eastAsia="Times New Roman" w:cs="Times New Roman"/>
+              </w:rPr>
+              <w:t xml:space="preserve">，</w:t>
+            </w:r>
+            <m:oMath>
+              <m:sSub>
+                <m:e>
+                  <m:r>
+                    <m:t>N</m:t>
+                  </m:r>
+                </m:e>
+                <m:sub>
+                  <m:r>
+                    <m:t>1</m:t>
+                  </m:r>
+                </m:sub>
+              </m:sSub>
+              <m:r>
+                <m:rPr>
+                  <m:sty m:val="p"/>
+                </m:rPr>
+                <m:t>/</m:t>
+              </m:r>
+              <m:r>
+                <m:t>N</m:t>
+              </m:r>
+              <m:r>
+                <m:rPr>
+                  <m:sty m:val="p"/>
+                </m:rPr>
+                <m:t>=</m:t>
+              </m:r>
+              <m:r>
+                <m:t>0.269</m:t>
+              </m:r>
+            </m:oMath>
+            <w:r>
+              <w:rPr>
+                <w:rFonts w:hint="eastAsia" w:ascii="Times New Roman" w:hAnsi="Times New Roman" w:eastAsia="Times New Roman" w:cs="Times New Roman"/>
+              </w:rPr>
+              <w:t xml:space="preserve">；600</w:t>
+            </w:r>
+            <w:r>
+              <w:rPr>
+                <w:rFonts w:ascii="Times New Roman" w:hAnsi="Times New Roman" w:eastAsia="Times New Roman" w:cs="Times New Roman"/>
+              </w:rPr>
+              <w:t xml:space="preserve"> </w:t>
+            </w:r>
+            <w:r>
+              <w:rPr>
+                <w:rFonts w:hint="eastAsia" w:ascii="Times New Roman" w:hAnsi="Times New Roman" w:eastAsia="Times New Roman" w:cs="Times New Roman"/>
+              </w:rPr>
+              <w:t xml:space="preserve">K：</w:t>
+            </w:r>
+            <m:oMath>
+              <m:sSub>
+                <m:e>
+                  <m:r>
+                    <m:t>k</m:t>
+                  </m:r>
+                </m:e>
+                <m:sub>
+                  <m:r>
+                    <m:t>B</m:t>
+                  </m:r>
+                </m:sub>
+              </m:sSub>
+              <m:r>
+                <m:t>T</m:t>
+              </m:r>
+              <m:r>
+                <m:rPr>
+                  <m:sty m:val="p"/>
+                </m:rPr>
+                <m:t>=</m:t>
+              </m:r>
+              <m:r>
+                <m:t>417</m:t>
+              </m:r>
+              <m:r>
+                <m:t> </m:t>
+              </m:r>
+              <m:r>
+                <m:rPr>
+                  <m:sty m:val="p"/>
+                </m:rPr>
+                <m:t>c</m:t>
+              </m:r>
+              <m:sSup>
+                <m:e>
+                  <m:r>
+                    <m:rPr>
+                      <m:sty m:val="p"/>
+                    </m:rPr>
+                    <m:t>m</m:t>
+                  </m:r>
+                </m:e>
+                <m:sup>
+                  <m:r>
+                    <m:rPr>
+                      <m:sty m:val="p"/>
+                    </m:rPr>
+                    <m:t>−</m:t>
+                  </m:r>
+                  <m:r>
+                    <m:rPr>
+                      <m:sty m:val="p"/>
+                    </m:rPr>
+                    <m:t>1</m:t>
+                  </m:r>
+                </m:sup>
+              </m:sSup>
+            </m:oMath>
+            <w:r>
+              <w:rPr>
+                <w:rFonts w:hint="eastAsia" w:ascii="Times New Roman" w:hAnsi="Times New Roman" w:eastAsia="Times New Roman" w:cs="Times New Roman"/>
+              </w:rPr>
+              <w:t xml:space="preserve">（</w:t>
+            </w:r>
+            <m:oMath>
+              <m:r>
+                <m:t>0.0517</m:t>
+              </m:r>
+              <m:r>
+                <m:t> </m:t>
+              </m:r>
+              <m:r>
+                <m:rPr>
+                  <m:sty m:val="p"/>
+                </m:rPr>
+                <m:t>e</m:t>
+              </m:r>
+              <m:r>
+                <m:rPr>
+                  <m:sty m:val="p"/>
+                </m:rPr>
+                <m:t>V</m:t>
+              </m:r>
+            </m:oMath>
+            <w:r>
+              <w:rPr>
+                <w:rFonts w:hint="eastAsia" w:ascii="Times New Roman" w:hAnsi="Times New Roman" w:eastAsia="Times New Roman" w:cs="Times New Roman"/>
+              </w:rPr>
+              <w:t xml:space="preserve">），</w:t>
+            </w:r>
+            <m:oMath>
+              <m:r>
+                <m:rPr>
+                  <m:sty m:val="p"/>
+                </m:rPr>
+                <m:t>Δ</m:t>
+              </m:r>
+              <m:r>
+                <m:t>ε</m:t>
+              </m:r>
+              <m:r>
+                <m:rPr>
+                  <m:sty m:val="p"/>
+                </m:rPr>
+                <m:t>/</m:t>
+              </m:r>
+              <m:sSub>
+                <m:e>
+                  <m:r>
+                    <m:t>k</m:t>
+                  </m:r>
+                </m:e>
+                <m:sub>
+                  <m:r>
+                    <m:t>B</m:t>
+                  </m:r>
+                </m:sub>
+              </m:sSub>
+              <m:r>
+                <m:t>T</m:t>
+              </m:r>
+              <m:r>
+                <m:rPr>
+                  <m:sty m:val="p"/>
+                </m:rPr>
+                <m:t>=</m:t>
+              </m:r>
+              <m:r>
+                <m:t>0.497</m:t>
+              </m:r>
+            </m:oMath>
+            <w:r>
+              <w:rPr>
+                <w:rFonts w:ascii="Times New Roman" w:hAnsi="Times New Roman" w:eastAsia="Times New Roman" w:cs="Times New Roman"/>
+              </w:rPr>
+              <w:t xml:space="preserve"> </w:t>
+            </w:r>
+            <w:r>
+              <w:rPr>
+                <w:rFonts w:ascii="Times New Roman" w:hAnsi="Times New Roman" w:eastAsia="Times New Roman" w:cs="Times New Roman"/>
+              </w:rPr>
+              <w:t xml:space="preserve">⇒</w:t>
+            </w:r>
+            <w:r>
+              <w:rPr>
+                <w:rFonts w:ascii="Times New Roman" w:hAnsi="Times New Roman" w:eastAsia="Times New Roman" w:cs="Times New Roman"/>
+              </w:rPr>
+              <w:t xml:space="preserve"> </w:t>
+            </w:r>
+            <m:oMath>
+              <m:sSub>
+                <m:e>
+                  <m:r>
+                    <m:t>N</m:t>
+                  </m:r>
+                </m:e>
+                <m:sub>
+                  <m:r>
+                    <m:t>1</m:t>
+                  </m:r>
+                </m:sub>
+              </m:sSub>
+              <m:r>
+                <m:rPr>
+                  <m:sty m:val="p"/>
+                </m:rPr>
+                <m:t>/</m:t>
+              </m:r>
+              <m:sSub>
+                <m:e>
+                  <m:r>
+                    <m:t>N</m:t>
+                  </m:r>
+                </m:e>
+                <m:sub>
+                  <m:r>
+                    <m:t>0</m:t>
+                  </m:r>
+                </m:sub>
+              </m:sSub>
+              <m:r>
+                <m:rPr>
+                  <m:sty m:val="p"/>
+                </m:rPr>
+                <m:t>=</m:t>
+              </m:r>
+              <m:r>
+                <m:t>0.608</m:t>
               </m:r>
             </m:oMath>
             <w:r>

--- a/06-学生侧材料/讲义/数学工具/数学工具-第7讲-组合概率与Stirling近似.docx
+++ b/06-学生侧材料/讲义/数学工具/数学工具-第7讲-组合概率与Stirling近似.docx
@@ -8757,18 +8757,25 @@
               <w:pStyle w:val="Compact"/>
               <w:jc w:val="center"/>
             </w:pPr>
+            <m:oMath>
+              <m:sSup>
+                <m:e>
+                  <m:r>
+                    <m:t>10</m:t>
+                  </m:r>
+                </m:e>
+                <m:sup>
+                  <m:r>
+                    <m:t>6</m:t>
+                  </m:r>
+                </m:sup>
+              </m:sSup>
+            </m:oMath>
             <w:r>
               <w:rPr>
                 <w:rFonts w:ascii="Times New Roman" w:hAnsi="Times New Roman" w:eastAsia="Times New Roman" w:cs="Times New Roman"/>
               </w:rPr>
-              <w:t>10</w:t>
-            </w:r>
-            <w:r>
-              <w:rPr>
-                <w:rFonts w:ascii="Times New Roman" w:hAnsi="Times New Roman" w:eastAsia="Times New Roman" w:cs="Times New Roman"/>
-                <w:vertAlign w:val="superscript"/>
-              </w:rPr>
-              <w:t>6</w:t>
+              <w:t xml:space="preserve">​</w:t>
             </w:r>
           </w:p>
         </w:tc>
@@ -8880,18 +8887,25 @@
               <w:pStyle w:val="Compact"/>
               <w:jc w:val="center"/>
             </w:pPr>
+            <m:oMath>
+              <m:sSup>
+                <m:e>
+                  <m:r>
+                    <m:t>10</m:t>
+                  </m:r>
+                </m:e>
+                <m:sup>
+                  <m:r>
+                    <m:t>23</m:t>
+                  </m:r>
+                </m:sup>
+              </m:sSup>
+            </m:oMath>
             <w:r>
               <w:rPr>
                 <w:rFonts w:ascii="Times New Roman" w:hAnsi="Times New Roman" w:eastAsia="Times New Roman" w:cs="Times New Roman"/>
               </w:rPr>
-              <w:t>10</w:t>
-            </w:r>
-            <w:r>
-              <w:rPr>
-                <w:rFonts w:ascii="Times New Roman" w:hAnsi="Times New Roman" w:eastAsia="Times New Roman" w:cs="Times New Roman"/>
-                <w:vertAlign w:val="superscript"/>
-              </w:rPr>
-              <w:t>23</w:t>
+              <w:t xml:space="preserve">​</w:t>
             </w:r>
           </w:p>
         </w:tc>
@@ -9369,23 +9383,26 @@
         </w:rPr>
         <w:t xml:space="preserve"> </w:t>
       </w:r>
-      <w:r>
-        <w:rPr>
-          <w:rFonts w:hint="eastAsia" w:ascii="Times New Roman" w:hAnsi="Times New Roman" w:eastAsia="Times New Roman" w:cs="Times New Roman"/>
-          <w:b/>
-          <w:bCs/>
-        </w:rPr>
-        <w:t>10</w:t>
-      </w:r>
-      <w:r>
-        <w:rPr>
-          <w:rFonts w:hint="eastAsia" w:ascii="Times New Roman" w:hAnsi="Times New Roman" w:eastAsia="Times New Roman" w:cs="Times New Roman"/>
-          <w:b/>
-          <w:bCs/>
-          <w:vertAlign w:val="superscript"/>
-        </w:rPr>
-        <w:t>-24</w:t>
-      </w:r>
+      <m:oMath>
+        <m:sSup>
+          <m:e>
+            <m:r>
+              <m:t>10</m:t>
+            </m:r>
+          </m:e>
+          <m:sup>
+            <m:r>
+              <m:rPr>
+                <m:sty m:val="p"/>
+              </m:rPr>
+              <m:t>−</m:t>
+            </m:r>
+            <m:r>
+              <m:t>24</m:t>
+            </m:r>
+          </m:sup>
+        </m:sSup>
+      </m:oMath>
       <w:r>
         <w:rPr>
           <w:rFonts w:hint="eastAsia" w:ascii="Times New Roman" w:hAnsi="Times New Roman" w:eastAsia="Times New Roman" w:cs="Times New Roman"/>
@@ -10627,21 +10644,28 @@
         <w:rPr>
           <w:rFonts w:ascii="Times New Roman" w:hAnsi="Times New Roman" w:eastAsia="Times New Roman" w:cs="Times New Roman"/>
         </w:rPr>
-        <w:t xml:space="preserve"> N</w:t>
-      </w:r>
-      <w:r>
-        <w:rPr>
-          <w:rFonts w:ascii="Times New Roman" w:hAnsi="Times New Roman" w:eastAsia="Times New Roman" w:cs="Times New Roman"/>
-          <w:vertAlign w:val="subscript"/>
-        </w:rPr>
-        <w:t>1</w:t>
-      </w:r>
-      <w:r>
-        <w:rPr>
-          <w:rFonts w:ascii="Times New Roman" w:hAnsi="Times New Roman" w:eastAsia="Times New Roman" w:cs="Times New Roman"/>
-        </w:rPr>
         <w:t xml:space="preserve"> </w:t>
       </w:r>
+      <m:oMath>
+        <m:sSub>
+          <m:e>
+            <m:r>
+              <m:t>N</m:t>
+            </m:r>
+          </m:e>
+          <m:sub>
+            <m:r>
+              <m:t>1</m:t>
+            </m:r>
+          </m:sub>
+        </m:sSub>
+      </m:oMath>
+      <w:r>
+        <w:rPr>
+          <w:rFonts w:ascii="Times New Roman" w:hAnsi="Times New Roman" w:eastAsia="Times New Roman" w:cs="Times New Roman"/>
+        </w:rPr>
+        <w:t xml:space="preserve"> </w:t>
+      </w:r>
       <w:r>
         <w:rPr>
           <w:rFonts w:hint="eastAsia" w:ascii="Times New Roman" w:hAnsi="Times New Roman" w:eastAsia="FangSong" w:cs="Times New Roman"/>
@@ -10652,15 +10676,22 @@
         <w:rPr>
           <w:rFonts w:ascii="Times New Roman" w:hAnsi="Times New Roman" w:eastAsia="Times New Roman" w:cs="Times New Roman"/>
         </w:rPr>
-        <w:t xml:space="preserve"> A、N</w:t>
-      </w:r>
-      <w:r>
-        <w:rPr>
-          <w:rFonts w:ascii="Times New Roman" w:hAnsi="Times New Roman" w:eastAsia="Times New Roman" w:cs="Times New Roman"/>
-          <w:vertAlign w:val="subscript"/>
-        </w:rPr>
-        <w:t>2</w:t>
-      </w:r>
+        <w:t xml:space="preserve"> A、</w:t>
+      </w:r>
+      <m:oMath>
+        <m:sSub>
+          <m:e>
+            <m:r>
+              <m:t>N</m:t>
+            </m:r>
+          </m:e>
+          <m:sub>
+            <m:r>
+              <m:t>2</m:t>
+            </m:r>
+          </m:sub>
+        </m:sSub>
+      </m:oMath>
       <w:r>
         <w:rPr>
           <w:rFonts w:ascii="Times New Roman" w:hAnsi="Times New Roman" w:eastAsia="Times New Roman" w:cs="Times New Roman"/>
@@ -21775,21 +21806,28 @@
         <w:rPr>
           <w:rFonts w:ascii="Times New Roman" w:hAnsi="Times New Roman" w:eastAsia="Times New Roman" w:cs="Times New Roman"/>
         </w:rPr>
-        <w:t xml:space="preserve"> V</w:t>
-      </w:r>
-      <w:r>
-        <w:rPr>
-          <w:rFonts w:ascii="Times New Roman" w:hAnsi="Times New Roman" w:eastAsia="Times New Roman" w:cs="Times New Roman"/>
-          <w:vertAlign w:val="subscript"/>
-        </w:rPr>
-        <w:t>1</w:t>
-      </w:r>
-      <w:r>
-        <w:rPr>
-          <w:rFonts w:ascii="Times New Roman" w:hAnsi="Times New Roman" w:eastAsia="Times New Roman" w:cs="Times New Roman"/>
-        </w:rPr>
         <w:t xml:space="preserve"> </w:t>
       </w:r>
+      <m:oMath>
+        <m:sSub>
+          <m:e>
+            <m:r>
+              <m:t>V</m:t>
+            </m:r>
+          </m:e>
+          <m:sub>
+            <m:r>
+              <m:t>1</m:t>
+            </m:r>
+          </m:sub>
+        </m:sSub>
+      </m:oMath>
+      <w:r>
+        <w:rPr>
+          <w:rFonts w:ascii="Times New Roman" w:hAnsi="Times New Roman" w:eastAsia="Times New Roman" w:cs="Times New Roman"/>
+        </w:rPr>
+        <w:t xml:space="preserve"> </w:t>
+      </w:r>
       <w:r>
         <w:rPr>
           <w:rFonts w:hint="eastAsia" w:ascii="Times New Roman" w:hAnsi="Times New Roman" w:eastAsia="FangSong" w:cs="Times New Roman"/>
@@ -21800,15 +21838,22 @@
         <w:rPr>
           <w:rFonts w:ascii="Times New Roman" w:hAnsi="Times New Roman" w:eastAsia="Times New Roman" w:cs="Times New Roman"/>
         </w:rPr>
-        <w:t xml:space="preserve"> V</w:t>
-      </w:r>
-      <w:r>
-        <w:rPr>
-          <w:rFonts w:ascii="Times New Roman" w:hAnsi="Times New Roman" w:eastAsia="Times New Roman" w:cs="Times New Roman"/>
-          <w:vertAlign w:val="subscript"/>
-        </w:rPr>
-        <w:t>2</w:t>
-      </w:r>
+        <w:t xml:space="preserve"> </w:t>
+      </w:r>
+      <m:oMath>
+        <m:sSub>
+          <m:e>
+            <m:r>
+              <m:t>V</m:t>
+            </m:r>
+          </m:e>
+          <m:sub>
+            <m:r>
+              <m:t>2</m:t>
+            </m:r>
+          </m:sub>
+        </m:sSub>
+      </m:oMath>
       <w:r>
         <w:rPr>
           <w:rFonts w:ascii="Times New Roman" w:hAnsi="Times New Roman" w:eastAsia="Times New Roman" w:cs="Times New Roman"/>
@@ -28012,23 +28057,20 @@
               </w:rPr>
               <w:t xml:space="preserve"> </w:t>
             </w:r>
-            <w:r>
-              <w:rPr>
-                <w:rFonts w:ascii="Times New Roman" w:hAnsi="Times New Roman" w:eastAsia="Times New Roman" w:cs="Times New Roman"/>
-                <w:b/>
-                <w:bCs/>
-              </w:rPr>
-              <w:t>10</w:t>
-            </w:r>
-            <w:r>
-              <w:rPr>
-                <w:rFonts w:ascii="Times New Roman" w:hAnsi="Times New Roman" w:eastAsia="Times New Roman" w:cs="Times New Roman"/>
-                <w:b/>
-                <w:bCs/>
-                <w:vertAlign w:val="superscript"/>
-              </w:rPr>
-              <w:t>30</w:t>
-            </w:r>
+            <m:oMath>
+              <m:sSup>
+                <m:e>
+                  <m:r>
+                    <m:t>10</m:t>
+                  </m:r>
+                </m:e>
+                <m:sup>
+                  <m:r>
+                    <m:t>30</m:t>
+                  </m:r>
+                </m:sup>
+              </m:sSup>
+            </m:oMath>
           </w:p>
         </w:tc>
       </w:tr>

--- a/06-学生侧材料/讲义/数学工具/数学工具-第7讲-组合概率与Stirling近似.docx
+++ b/06-学生侧材料/讲义/数学工具/数学工具-第7讲-组合概率与Stirling近似.docx
@@ -5628,15 +5628,152 @@
     </w:p>
     <w:p>
       <w:pPr>
-        <w:pStyle w:val="SourceCode"/>
+        <w:pStyle w:val="FirstParagraph"/>
       </w:pPr>
-      <w:r>
-        <w:rPr>
-          <w:rStyle w:val="VerbatimChar"/>
-          <w:rFonts w:ascii="Times New Roman" w:hAnsi="Times New Roman" w:eastAsia="Times New Roman" w:cs="Times New Roman"/>
-        </w:rPr>
-        <w:t xml:space="preserve">(a+b)^n = Σ_{m=0}^{n} C(n,m) a^{n−m} b^m</w:t>
-      </w:r>
+      <m:oMathPara>
+        <m:oMathParaPr>
+          <m:jc m:val="center"/>
+          <m:ctrlPr>
+            <w:rPr>
+              <w:sz w:val="28"/>
+              <w:szCs w:val="28"/>
+            </w:rPr>
+          </m:ctrlPr>
+        </m:oMathParaPr>
+        <m:oMath>
+          <m:r>
+            <m:rPr>
+              <m:sty m:val="p"/>
+            </m:rPr>
+            <m:t>(</m:t>
+          </m:r>
+          <m:r>
+            <m:t>a</m:t>
+          </m:r>
+          <m:r>
+            <m:rPr>
+              <m:sty m:val="p"/>
+            </m:rPr>
+            <m:t>+</m:t>
+          </m:r>
+          <m:r>
+            <m:t>b</m:t>
+          </m:r>
+          <m:sSup>
+            <m:e>
+              <m:r>
+                <m:rPr>
+                  <m:sty m:val="p"/>
+                </m:rPr>
+                <m:t>)</m:t>
+              </m:r>
+            </m:e>
+            <m:sup>
+              <m:r>
+                <m:t>n</m:t>
+              </m:r>
+            </m:sup>
+          </m:sSup>
+          <m:r>
+            <m:rPr>
+              <m:sty m:val="p"/>
+            </m:rPr>
+            <m:t>=</m:t>
+          </m:r>
+          <m:nary>
+            <m:naryPr>
+              <m:chr m:val="∑"/>
+              <m:limLoc m:val="undOvr"/>
+              <m:subHide m:val="off"/>
+              <m:supHide m:val="off"/>
+            </m:naryPr>
+            <m:sub>
+              <m:r>
+                <m:t>m</m:t>
+              </m:r>
+              <m:r>
+                <m:rPr>
+                  <m:sty m:val="p"/>
+                </m:rPr>
+                <m:t>=</m:t>
+              </m:r>
+              <m:r>
+                <m:t>0</m:t>
+              </m:r>
+            </m:sub>
+            <m:sup>
+              <m:r>
+                <m:t>n</m:t>
+              </m:r>
+            </m:sup>
+            <m:e>
+              <m:r>
+                <m:t>C</m:t>
+              </m:r>
+            </m:e>
+          </m:nary>
+          <m:r>
+            <m:rPr>
+              <m:sty m:val="p"/>
+            </m:rPr>
+            <m:t>(</m:t>
+          </m:r>
+          <m:r>
+            <m:t>n</m:t>
+          </m:r>
+          <m:r>
+            <m:rPr>
+              <m:sty m:val="p"/>
+            </m:rPr>
+            <m:t>,</m:t>
+          </m:r>
+          <m:r>
+            <m:t>m</m:t>
+          </m:r>
+          <m:r>
+            <m:rPr>
+              <m:sty m:val="p"/>
+            </m:rPr>
+            <m:t>)</m:t>
+          </m:r>
+          <m:r>
+            <m:t> </m:t>
+          </m:r>
+          <m:sSup>
+            <m:e>
+              <m:r>
+                <m:t>a</m:t>
+              </m:r>
+            </m:e>
+            <m:sup>
+              <m:r>
+                <m:t>n</m:t>
+              </m:r>
+              <m:r>
+                <m:rPr>
+                  <m:sty m:val="p"/>
+                </m:rPr>
+                <m:t>−</m:t>
+              </m:r>
+              <m:r>
+                <m:t>m</m:t>
+              </m:r>
+            </m:sup>
+          </m:sSup>
+          <m:sSup>
+            <m:e>
+              <m:r>
+                <m:t>b</m:t>
+              </m:r>
+            </m:e>
+            <m:sup>
+              <m:r>
+                <m:t>m</m:t>
+              </m:r>
+            </m:sup>
+          </m:sSup>
+        </m:oMath>
+      </m:oMathPara>
     </w:p>
     <w:p>
       <w:pPr>
@@ -5986,15 +6123,138 @@
     </w:p>
     <w:p>
       <w:pPr>
-        <w:pStyle w:val="SourceCode"/>
+        <w:pStyle w:val="BodyText"/>
       </w:pPr>
-      <w:r>
-        <w:rPr>
-          <w:rStyle w:val="VerbatimChar"/>
-          <w:rFonts w:ascii="Times New Roman" w:hAnsi="Times New Roman" w:eastAsia="Times New Roman" w:cs="Times New Roman"/>
-        </w:rPr>
-        <w:t xml:space="preserve">P(n) = C(N,n) · p^n · (1−p)^{N−n}</w:t>
-      </w:r>
+      <m:oMathPara>
+        <m:oMathParaPr>
+          <m:jc m:val="center"/>
+          <m:ctrlPr>
+            <w:rPr>
+              <w:sz w:val="28"/>
+              <w:szCs w:val="28"/>
+            </w:rPr>
+          </m:ctrlPr>
+        </m:oMathParaPr>
+        <m:oMath>
+          <m:r>
+            <m:t>P</m:t>
+          </m:r>
+          <m:r>
+            <m:rPr>
+              <m:sty m:val="p"/>
+            </m:rPr>
+            <m:t>(</m:t>
+          </m:r>
+          <m:r>
+            <m:t>n</m:t>
+          </m:r>
+          <m:r>
+            <m:rPr>
+              <m:sty m:val="p"/>
+            </m:rPr>
+            <m:t>)</m:t>
+          </m:r>
+          <m:r>
+            <m:rPr>
+              <m:sty m:val="p"/>
+            </m:rPr>
+            <m:t>=</m:t>
+          </m:r>
+          <m:r>
+            <m:t>C</m:t>
+          </m:r>
+          <m:r>
+            <m:rPr>
+              <m:sty m:val="p"/>
+            </m:rPr>
+            <m:t>(</m:t>
+          </m:r>
+          <m:r>
+            <m:t>N</m:t>
+          </m:r>
+          <m:r>
+            <m:rPr>
+              <m:sty m:val="p"/>
+            </m:rPr>
+            <m:t>,</m:t>
+          </m:r>
+          <m:r>
+            <m:t>n</m:t>
+          </m:r>
+          <m:r>
+            <m:rPr>
+              <m:sty m:val="p"/>
+            </m:rPr>
+            <m:t>)</m:t>
+          </m:r>
+          <m:r>
+            <m:rPr>
+              <m:sty m:val="p"/>
+            </m:rPr>
+            <m:t>⋅</m:t>
+          </m:r>
+          <m:sSup>
+            <m:e>
+              <m:r>
+                <m:t>p</m:t>
+              </m:r>
+            </m:e>
+            <m:sup>
+              <m:r>
+                <m:t>n</m:t>
+              </m:r>
+            </m:sup>
+          </m:sSup>
+          <m:r>
+            <m:rPr>
+              <m:sty m:val="p"/>
+            </m:rPr>
+            <m:t>⋅</m:t>
+          </m:r>
+          <m:r>
+            <m:rPr>
+              <m:sty m:val="p"/>
+            </m:rPr>
+            <m:t>(</m:t>
+          </m:r>
+          <m:r>
+            <m:t>1</m:t>
+          </m:r>
+          <m:r>
+            <m:rPr>
+              <m:sty m:val="p"/>
+            </m:rPr>
+            <m:t>−</m:t>
+          </m:r>
+          <m:r>
+            <m:t>p</m:t>
+          </m:r>
+          <m:sSup>
+            <m:e>
+              <m:r>
+                <m:rPr>
+                  <m:sty m:val="p"/>
+                </m:rPr>
+                <m:t>)</m:t>
+              </m:r>
+            </m:e>
+            <m:sup>
+              <m:r>
+                <m:t>N</m:t>
+              </m:r>
+              <m:r>
+                <m:rPr>
+                  <m:sty m:val="p"/>
+                </m:rPr>
+                <m:t>−</m:t>
+              </m:r>
+              <m:r>
+                <m:t>n</m:t>
+              </m:r>
+            </m:sup>
+          </m:sSup>
+        </m:oMath>
+      </m:oMathPara>
     </w:p>
     <w:p>
       <w:pPr>
@@ -7763,15 +8023,149 @@
     </w:p>
     <w:p>
       <w:pPr>
-        <w:pStyle w:val="SourceCode"/>
+        <w:pStyle w:val="BodyText"/>
       </w:pPr>
-      <w:r>
-        <w:rPr>
-          <w:rStyle w:val="VerbatimChar"/>
-          <w:rFonts w:ascii="Times New Roman" w:hAnsi="Times New Roman" w:eastAsia="Times New Roman" w:cs="Times New Roman"/>
-        </w:rPr>
-        <w:t xml:space="preserve">ln(N!) = ln 1 + ln 2 + ln 3 + … + ln N = Σ_{k=1}^{N} ln k</w:t>
-      </w:r>
+      <m:oMathPara>
+        <m:oMathParaPr>
+          <m:jc m:val="center"/>
+          <m:ctrlPr>
+            <w:rPr>
+              <w:sz w:val="28"/>
+              <w:szCs w:val="28"/>
+            </w:rPr>
+          </m:ctrlPr>
+        </m:oMathParaPr>
+        <m:oMath>
+          <m:r>
+            <m:rPr>
+              <m:sty m:val="p"/>
+            </m:rPr>
+            <m:t>ln</m:t>
+          </m:r>
+          <m:r>
+            <m:rPr>
+              <m:sty m:val="p"/>
+            </m:rPr>
+            <m:t>(</m:t>
+          </m:r>
+          <m:r>
+            <m:t>N</m:t>
+          </m:r>
+          <m:r>
+            <m:rPr>
+              <m:sty m:val="p"/>
+            </m:rPr>
+            <m:t>!</m:t>
+          </m:r>
+          <m:r>
+            <m:rPr>
+              <m:sty m:val="p"/>
+            </m:rPr>
+            <m:t>)</m:t>
+          </m:r>
+          <m:r>
+            <m:rPr>
+              <m:sty m:val="p"/>
+            </m:rPr>
+            <m:t>=</m:t>
+          </m:r>
+          <m:r>
+            <m:rPr>
+              <m:sty m:val="p"/>
+            </m:rPr>
+            <m:t>ln</m:t>
+          </m:r>
+          <m:r>
+            <m:t>1</m:t>
+          </m:r>
+          <m:r>
+            <m:rPr>
+              <m:sty m:val="p"/>
+            </m:rPr>
+            <m:t>+</m:t>
+          </m:r>
+          <m:r>
+            <m:rPr>
+              <m:sty m:val="p"/>
+            </m:rPr>
+            <m:t>ln</m:t>
+          </m:r>
+          <m:r>
+            <m:t>2</m:t>
+          </m:r>
+          <m:r>
+            <m:rPr>
+              <m:sty m:val="p"/>
+            </m:rPr>
+            <m:t>+</m:t>
+          </m:r>
+          <m:r>
+            <m:rPr>
+              <m:sty m:val="p"/>
+            </m:rPr>
+            <m:t>⋯</m:t>
+          </m:r>
+          <m:r>
+            <m:rPr>
+              <m:sty m:val="p"/>
+            </m:rPr>
+            <m:t>+</m:t>
+          </m:r>
+          <m:r>
+            <m:rPr>
+              <m:sty m:val="p"/>
+            </m:rPr>
+            <m:t>ln</m:t>
+          </m:r>
+          <m:r>
+            <m:t>N</m:t>
+          </m:r>
+          <m:r>
+            <m:rPr>
+              <m:sty m:val="p"/>
+            </m:rPr>
+            <m:t>=</m:t>
+          </m:r>
+          <m:nary>
+            <m:naryPr>
+              <m:chr m:val="∑"/>
+              <m:limLoc m:val="undOvr"/>
+              <m:subHide m:val="off"/>
+              <m:supHide m:val="off"/>
+            </m:naryPr>
+            <m:sub>
+              <m:r>
+                <m:t>k</m:t>
+              </m:r>
+              <m:r>
+                <m:rPr>
+                  <m:sty m:val="p"/>
+                </m:rPr>
+                <m:t>=</m:t>
+              </m:r>
+              <m:r>
+                <m:t>1</m:t>
+              </m:r>
+            </m:sub>
+            <m:sup>
+              <m:r>
+                <m:t>N</m:t>
+              </m:r>
+            </m:sup>
+            <m:e>
+              <m:r>
+                <m:rPr>
+                  <m:sty m:val="p"/>
+                </m:rPr>
+                <m:t>ln</m:t>
+              </m:r>
+            </m:e>
+          </m:nary>
+          <m:r>
+            <m:t>k</m:t>
+          </m:r>
+        </m:oMath>
+      </m:oMathPara>
     </w:p>
     <w:bookmarkEnd w:id="23"/>
     <w:bookmarkStart w:id="24" w:name="推导求和变积分"/>
@@ -7888,15 +8282,192 @@
     </w:p>
     <w:p>
       <w:pPr>
-        <w:pStyle w:val="SourceCode"/>
+        <w:pStyle w:val="BodyText"/>
       </w:pPr>
-      <w:r>
-        <w:rPr>
-          <w:rStyle w:val="VerbatimChar"/>
-          <w:rFonts w:ascii="Times New Roman" w:hAnsi="Times New Roman" w:eastAsia="Times New Roman" w:cs="Times New Roman"/>
-        </w:rPr>
-        <w:t xml:space="preserve">Σ_{k=1}^{N} ln k ≈ ∫_{1}^{N} ln x dx = [ x ln x − x ]_{1}^{N} = N ln N − N + 1</w:t>
-      </w:r>
+      <m:oMathPara>
+        <m:oMathParaPr>
+          <m:jc m:val="center"/>
+          <m:ctrlPr>
+            <w:rPr>
+              <w:sz w:val="28"/>
+              <w:szCs w:val="28"/>
+            </w:rPr>
+          </m:ctrlPr>
+        </m:oMathParaPr>
+        <m:oMath>
+          <m:nary>
+            <m:naryPr>
+              <m:chr m:val="∑"/>
+              <m:limLoc m:val="undOvr"/>
+              <m:subHide m:val="off"/>
+              <m:supHide m:val="off"/>
+            </m:naryPr>
+            <m:sub>
+              <m:r>
+                <m:t>k</m:t>
+              </m:r>
+              <m:r>
+                <m:rPr>
+                  <m:sty m:val="p"/>
+                </m:rPr>
+                <m:t>=</m:t>
+              </m:r>
+              <m:r>
+                <m:t>1</m:t>
+              </m:r>
+            </m:sub>
+            <m:sup>
+              <m:r>
+                <m:t>N</m:t>
+              </m:r>
+            </m:sup>
+            <m:e>
+              <m:r>
+                <m:rPr>
+                  <m:sty m:val="p"/>
+                </m:rPr>
+                <m:t>ln</m:t>
+              </m:r>
+            </m:e>
+          </m:nary>
+          <m:r>
+            <m:t>k</m:t>
+          </m:r>
+          <m:r>
+            <m:rPr>
+              <m:sty m:val="p"/>
+            </m:rPr>
+            <m:t>≈</m:t>
+          </m:r>
+          <m:nary>
+            <m:naryPr>
+              <m:chr m:val="∫"/>
+              <m:limLoc m:val="subSup"/>
+              <m:subHide m:val="off"/>
+              <m:supHide m:val="off"/>
+            </m:naryPr>
+            <m:sub>
+              <m:r>
+                <m:t>1</m:t>
+              </m:r>
+            </m:sub>
+            <m:sup>
+              <m:r>
+                <m:t>N</m:t>
+              </m:r>
+            </m:sup>
+            <m:e>
+              <m:r>
+                <m:rPr>
+                  <m:sty m:val="p"/>
+                </m:rPr>
+                <m:t>ln</m:t>
+              </m:r>
+            </m:e>
+          </m:nary>
+          <m:r>
+            <m:t>x</m:t>
+          </m:r>
+          <m:r>
+            <m:t> </m:t>
+          </m:r>
+          <m:r>
+            <m:t>d</m:t>
+          </m:r>
+          <m:r>
+            <m:t>x</m:t>
+          </m:r>
+          <m:r>
+            <m:rPr>
+              <m:sty m:val="p"/>
+            </m:rPr>
+            <m:t>=</m:t>
+          </m:r>
+          <m:r>
+            <m:rPr>
+              <m:sty m:val="p"/>
+            </m:rPr>
+            <m:t>[</m:t>
+          </m:r>
+          <m:r>
+            <m:t>x</m:t>
+          </m:r>
+          <m:r>
+            <m:rPr>
+              <m:sty m:val="p"/>
+            </m:rPr>
+            <m:t>ln</m:t>
+          </m:r>
+          <m:r>
+            <m:t>x</m:t>
+          </m:r>
+          <m:r>
+            <m:rPr>
+              <m:sty m:val="p"/>
+            </m:rPr>
+            <m:t>−</m:t>
+          </m:r>
+          <m:r>
+            <m:t>x</m:t>
+          </m:r>
+          <m:sSubSup>
+            <m:e>
+              <m:r>
+                <m:rPr>
+                  <m:sty m:val="p"/>
+                </m:rPr>
+                <m:t>]</m:t>
+              </m:r>
+            </m:e>
+            <m:sub>
+              <m:r>
+                <m:t>1</m:t>
+              </m:r>
+            </m:sub>
+            <m:sup>
+              <m:r>
+                <m:t>N</m:t>
+              </m:r>
+            </m:sup>
+          </m:sSubSup>
+          <m:r>
+            <m:rPr>
+              <m:sty m:val="p"/>
+            </m:rPr>
+            <m:t>=</m:t>
+          </m:r>
+          <m:r>
+            <m:t>N</m:t>
+          </m:r>
+          <m:r>
+            <m:rPr>
+              <m:sty m:val="p"/>
+            </m:rPr>
+            <m:t>ln</m:t>
+          </m:r>
+          <m:r>
+            <m:t>N</m:t>
+          </m:r>
+          <m:r>
+            <m:rPr>
+              <m:sty m:val="p"/>
+            </m:rPr>
+            <m:t>−</m:t>
+          </m:r>
+          <m:r>
+            <m:t>N</m:t>
+          </m:r>
+          <m:r>
+            <m:rPr>
+              <m:sty m:val="p"/>
+            </m:rPr>
+            <m:t>+</m:t>
+          </m:r>
+          <m:r>
+            <m:t>1</m:t>
+          </m:r>
+        </m:oMath>
+      </m:oMathPara>
     </w:p>
     <w:p>
       <w:pPr>
@@ -7960,43 +8531,95 @@
     </w:p>
     <w:p>
       <w:pPr>
-        <w:pStyle w:val="SourceCode"/>
+        <w:pStyle w:val="BodyText"/>
       </w:pPr>
-      <w:r>
-        <w:rPr>
-          <w:rStyle w:val="VerbatimChar"/>
-          <w:rFonts w:ascii="Times New Roman" w:hAnsi="Times New Roman" w:eastAsia="Times New Roman" w:cs="Times New Roman"/>
-        </w:rPr>
-        <w:t xml:space="preserve">ln(N!) ≈ N ln N − N          </w:t>
-      </w:r>
-      <w:r>
-        <w:rPr>
-          <w:rStyle w:val="VerbatimChar"/>
-          <w:rFonts w:hint="eastAsia" w:ascii="Times New Roman" w:hAnsi="Times New Roman" w:eastAsia="Times New Roman" w:cs="Times New Roman"/>
-        </w:rPr>
-        <w:t xml:space="preserve">（N</w:t>
-      </w:r>
-      <w:r>
-        <w:rPr>
-          <w:rStyle w:val="VerbatimChar"/>
-          <w:rFonts w:ascii="Times New Roman" w:hAnsi="Times New Roman" w:eastAsia="Times New Roman" w:cs="Times New Roman"/>
-        </w:rPr>
-        <w:t xml:space="preserve"> </w:t>
-      </w:r>
-      <w:r>
-        <w:rPr>
-          <w:rStyle w:val="VerbatimChar"/>
-          <w:rFonts w:hint="eastAsia" w:ascii="Times New Roman" w:hAnsi="Times New Roman" w:eastAsia="FangSong" w:cs="Times New Roman"/>
-        </w:rPr>
-        <w:t>很大时</w:t>
-      </w:r>
-      <w:r>
-        <w:rPr>
-          <w:rStyle w:val="VerbatimChar"/>
-          <w:rFonts w:hint="eastAsia" w:ascii="Times New Roman" w:hAnsi="Times New Roman" w:eastAsia="Times New Roman" w:cs="Times New Roman"/>
-        </w:rPr>
-        <w:t>）</w:t>
-      </w:r>
+      <m:oMathPara>
+        <m:oMathParaPr>
+          <m:jc m:val="center"/>
+          <m:ctrlPr>
+            <w:rPr>
+              <w:sz w:val="28"/>
+              <w:szCs w:val="28"/>
+            </w:rPr>
+          </m:ctrlPr>
+        </m:oMathParaPr>
+        <m:oMath>
+          <m:r>
+            <m:rPr>
+              <m:sty m:val="p"/>
+            </m:rPr>
+            <m:t>ln</m:t>
+          </m:r>
+          <m:r>
+            <m:rPr>
+              <m:sty m:val="p"/>
+            </m:rPr>
+            <m:t>(</m:t>
+          </m:r>
+          <m:r>
+            <m:t>N</m:t>
+          </m:r>
+          <m:r>
+            <m:rPr>
+              <m:sty m:val="p"/>
+            </m:rPr>
+            <m:t>!</m:t>
+          </m:r>
+          <m:r>
+            <m:rPr>
+              <m:sty m:val="p"/>
+            </m:rPr>
+            <m:t>)</m:t>
+          </m:r>
+          <m:r>
+            <m:rPr>
+              <m:sty m:val="p"/>
+            </m:rPr>
+            <m:t>≈</m:t>
+          </m:r>
+          <m:r>
+            <m:t>N</m:t>
+          </m:r>
+          <m:r>
+            <m:rPr>
+              <m:sty m:val="p"/>
+            </m:rPr>
+            <m:t>ln</m:t>
+          </m:r>
+          <m:r>
+            <m:t>N</m:t>
+          </m:r>
+          <m:r>
+            <m:rPr>
+              <m:sty m:val="p"/>
+            </m:rPr>
+            <m:t>−</m:t>
+          </m:r>
+          <m:r>
+            <m:t>N</m:t>
+          </m:r>
+          <m:r>
+            <m:t> </m:t>
+          </m:r>
+          <m:r>
+            <m:rPr>
+              <m:nor/>
+              <m:sty m:val="p"/>
+            </m:rPr>
+            <m:t>（</m:t>
+          </m:r>
+          <m:r>
+            <m:t>N</m:t>
+          </m:r>
+          <m:r>
+            <m:rPr>
+              <m:nor/>
+              <m:sty m:val="p"/>
+            </m:rPr>
+            <m:t> 很大时）</m:t>
+          </m:r>
+        </m:oMath>
+      </m:oMathPara>
     </w:p>
     <w:p>
       <w:pPr>
@@ -11867,15 +12490,150 @@
     </w:p>
     <w:p>
       <w:pPr>
-        <w:pStyle w:val="SourceCode"/>
+        <w:pStyle w:val="FirstParagraph"/>
       </w:pPr>
-      <w:r>
-        <w:rPr>
-          <w:rStyle w:val="VerbatimChar"/>
-          <w:rFonts w:ascii="Times New Roman" w:hAnsi="Times New Roman" w:eastAsia="Times New Roman" w:cs="Times New Roman"/>
-        </w:rPr>
-        <w:t xml:space="preserve">S = k ln W = −Nk Σ x_i ln x_i = −nR Σ x_i ln x_i</w:t>
-      </w:r>
+      <m:oMathPara>
+        <m:oMathParaPr>
+          <m:jc m:val="center"/>
+          <m:ctrlPr>
+            <w:rPr>
+              <w:sz w:val="28"/>
+              <w:szCs w:val="28"/>
+            </w:rPr>
+          </m:ctrlPr>
+        </m:oMathParaPr>
+        <m:oMath>
+          <m:r>
+            <m:t>S</m:t>
+          </m:r>
+          <m:r>
+            <m:rPr>
+              <m:sty m:val="p"/>
+            </m:rPr>
+            <m:t>=</m:t>
+          </m:r>
+          <m:r>
+            <m:t>k</m:t>
+          </m:r>
+          <m:r>
+            <m:rPr>
+              <m:sty m:val="p"/>
+            </m:rPr>
+            <m:t>ln</m:t>
+          </m:r>
+          <m:r>
+            <m:t>W</m:t>
+          </m:r>
+          <m:r>
+            <m:rPr>
+              <m:sty m:val="p"/>
+            </m:rPr>
+            <m:t>=</m:t>
+          </m:r>
+          <m:r>
+            <m:rPr>
+              <m:sty m:val="p"/>
+            </m:rPr>
+            <m:t>−</m:t>
+          </m:r>
+          <m:r>
+            <m:t>N</m:t>
+          </m:r>
+          <m:r>
+            <m:t>k</m:t>
+          </m:r>
+          <m:r>
+            <m:rPr>
+              <m:sty m:val="p"/>
+            </m:rPr>
+            <m:t>∑</m:t>
+          </m:r>
+          <m:sSub>
+            <m:e>
+              <m:r>
+                <m:t>x</m:t>
+              </m:r>
+            </m:e>
+            <m:sub>
+              <m:r>
+                <m:t>i</m:t>
+              </m:r>
+            </m:sub>
+          </m:sSub>
+          <m:r>
+            <m:rPr>
+              <m:sty m:val="p"/>
+            </m:rPr>
+            <m:t>ln</m:t>
+          </m:r>
+          <m:sSub>
+            <m:e>
+              <m:r>
+                <m:t>x</m:t>
+              </m:r>
+            </m:e>
+            <m:sub>
+              <m:r>
+                <m:t>i</m:t>
+              </m:r>
+            </m:sub>
+          </m:sSub>
+          <m:r>
+            <m:rPr>
+              <m:sty m:val="p"/>
+            </m:rPr>
+            <m:t>=</m:t>
+          </m:r>
+          <m:r>
+            <m:rPr>
+              <m:sty m:val="p"/>
+            </m:rPr>
+            <m:t>−</m:t>
+          </m:r>
+          <m:r>
+            <m:t>n</m:t>
+          </m:r>
+          <m:r>
+            <m:t>R</m:t>
+          </m:r>
+          <m:r>
+            <m:rPr>
+              <m:sty m:val="p"/>
+            </m:rPr>
+            <m:t>∑</m:t>
+          </m:r>
+          <m:sSub>
+            <m:e>
+              <m:r>
+                <m:t>x</m:t>
+              </m:r>
+            </m:e>
+            <m:sub>
+              <m:r>
+                <m:t>i</m:t>
+              </m:r>
+            </m:sub>
+          </m:sSub>
+          <m:r>
+            <m:rPr>
+              <m:sty m:val="p"/>
+            </m:rPr>
+            <m:t>ln</m:t>
+          </m:r>
+          <m:sSub>
+            <m:e>
+              <m:r>
+                <m:t>x</m:t>
+              </m:r>
+            </m:e>
+            <m:sub>
+              <m:r>
+                <m:t>i</m:t>
+              </m:r>
+            </m:sub>
+          </m:sSub>
+        </m:oMath>
+      </m:oMathPara>
     </w:p>
     <w:p>
       <w:pPr>
@@ -11948,15 +12706,108 @@
     </w:p>
     <w:p>
       <w:pPr>
-        <w:pStyle w:val="SourceCode"/>
+        <w:pStyle w:val="BodyText"/>
       </w:pPr>
-      <w:r>
-        <w:rPr>
-          <w:rStyle w:val="VerbatimChar"/>
-          <w:rFonts w:ascii="Times New Roman" w:hAnsi="Times New Roman" w:eastAsia="Times New Roman" w:cs="Times New Roman"/>
-        </w:rPr>
-        <w:t xml:space="preserve">ΔS_mix = −nR Σ x_i ln x_i</w:t>
-      </w:r>
+      <m:oMathPara>
+        <m:oMathParaPr>
+          <m:jc m:val="center"/>
+          <m:ctrlPr>
+            <w:rPr>
+              <w:sz w:val="28"/>
+              <w:szCs w:val="28"/>
+            </w:rPr>
+          </m:ctrlPr>
+        </m:oMathParaPr>
+        <m:oMath>
+          <m:r>
+            <m:rPr>
+              <m:sty m:val="p"/>
+            </m:rPr>
+            <m:t>Δ</m:t>
+          </m:r>
+          <m:sSub>
+            <m:e>
+              <m:r>
+                <m:t>S</m:t>
+              </m:r>
+            </m:e>
+            <m:sub>
+              <m:r>
+                <m:rPr>
+                  <m:sty m:val="p"/>
+                </m:rPr>
+                <m:t>m</m:t>
+              </m:r>
+              <m:r>
+                <m:rPr>
+                  <m:sty m:val="p"/>
+                </m:rPr>
+                <m:t>i</m:t>
+              </m:r>
+              <m:r>
+                <m:rPr>
+                  <m:sty m:val="p"/>
+                </m:rPr>
+                <m:t>x</m:t>
+              </m:r>
+            </m:sub>
+          </m:sSub>
+          <m:r>
+            <m:rPr>
+              <m:sty m:val="p"/>
+            </m:rPr>
+            <m:t>=</m:t>
+          </m:r>
+          <m:r>
+            <m:rPr>
+              <m:sty m:val="p"/>
+            </m:rPr>
+            <m:t>−</m:t>
+          </m:r>
+          <m:r>
+            <m:t>n</m:t>
+          </m:r>
+          <m:r>
+            <m:t>R</m:t>
+          </m:r>
+          <m:r>
+            <m:rPr>
+              <m:sty m:val="p"/>
+            </m:rPr>
+            <m:t>∑</m:t>
+          </m:r>
+          <m:sSub>
+            <m:e>
+              <m:r>
+                <m:t>x</m:t>
+              </m:r>
+            </m:e>
+            <m:sub>
+              <m:r>
+                <m:t>i</m:t>
+              </m:r>
+            </m:sub>
+          </m:sSub>
+          <m:r>
+            <m:rPr>
+              <m:sty m:val="p"/>
+            </m:rPr>
+            <m:t>ln</m:t>
+          </m:r>
+          <m:sSub>
+            <m:e>
+              <m:r>
+                <m:t>x</m:t>
+              </m:r>
+            </m:e>
+            <m:sub>
+              <m:r>
+                <m:t>i</m:t>
+              </m:r>
+            </m:sub>
+          </m:sSub>
+        </m:oMath>
+      </m:oMathPara>
     </w:p>
     <w:bookmarkEnd w:id="30"/>
     <w:bookmarkStart w:id="31" w:name="数值"/>
@@ -12054,38 +12905,231 @@
     </w:p>
     <w:p>
       <w:pPr>
-        <w:pStyle w:val="SourceCode"/>
+        <w:pStyle w:val="BodyText"/>
       </w:pPr>
-      <w:r>
-        <w:rPr>
-          <w:rStyle w:val="VerbatimChar"/>
-          <w:rFonts w:ascii="Times New Roman" w:hAnsi="Times New Roman" w:eastAsia="Times New Roman" w:cs="Times New Roman"/>
-        </w:rPr>
-        <w:t>ΔS_mix = −R(0.5 ln 0.5 + 0.5 ln 0.5) = R ln 2 = 8.314 × 0.693 = 5.76 J·mol</w:t>
-      </w:r>
-      <w:r>
-        <w:rPr>
-          <w:rStyle w:val="VerbatimChar"/>
-          <w:rFonts w:ascii="Times New Roman" w:hAnsi="Times New Roman" w:eastAsia="Times New Roman" w:cs="Times New Roman"/>
-          <w:vertAlign w:val="superscript"/>
-        </w:rPr>
-        <w:t>-1</w:t>
-      </w:r>
-      <w:r>
-        <w:rPr>
-          <w:rStyle w:val="VerbatimChar"/>
-          <w:rFonts w:ascii="Times New Roman" w:hAnsi="Times New Roman" w:eastAsia="Times New Roman" w:cs="Times New Roman"/>
-        </w:rPr>
-        <w:t>·K</w:t>
-      </w:r>
-      <w:r>
-        <w:rPr>
-          <w:rStyle w:val="VerbatimChar"/>
-          <w:rFonts w:ascii="Times New Roman" w:hAnsi="Times New Roman" w:eastAsia="Times New Roman" w:cs="Times New Roman"/>
-          <w:vertAlign w:val="superscript"/>
-        </w:rPr>
-        <w:t>-1</w:t>
-      </w:r>
+      <m:oMathPara>
+        <m:oMathParaPr>
+          <m:jc m:val="center"/>
+          <m:ctrlPr>
+            <w:rPr>
+              <w:sz w:val="28"/>
+              <w:szCs w:val="28"/>
+            </w:rPr>
+          </m:ctrlPr>
+        </m:oMathParaPr>
+        <m:oMath>
+          <m:r>
+            <m:rPr>
+              <m:sty m:val="p"/>
+            </m:rPr>
+            <m:t>Δ</m:t>
+          </m:r>
+          <m:sSub>
+            <m:e>
+              <m:r>
+                <m:t>S</m:t>
+              </m:r>
+            </m:e>
+            <m:sub>
+              <m:r>
+                <m:rPr>
+                  <m:sty m:val="p"/>
+                </m:rPr>
+                <m:t>m</m:t>
+              </m:r>
+              <m:r>
+                <m:rPr>
+                  <m:sty m:val="p"/>
+                </m:rPr>
+                <m:t>i</m:t>
+              </m:r>
+              <m:r>
+                <m:rPr>
+                  <m:sty m:val="p"/>
+                </m:rPr>
+                <m:t>x</m:t>
+              </m:r>
+            </m:sub>
+          </m:sSub>
+          <m:r>
+            <m:rPr>
+              <m:sty m:val="p"/>
+            </m:rPr>
+            <m:t>=</m:t>
+          </m:r>
+          <m:r>
+            <m:rPr>
+              <m:sty m:val="p"/>
+            </m:rPr>
+            <m:t>−</m:t>
+          </m:r>
+          <m:r>
+            <m:t>R</m:t>
+          </m:r>
+          <m:r>
+            <m:rPr>
+              <m:sty m:val="p"/>
+            </m:rPr>
+            <m:t>(</m:t>
+          </m:r>
+          <m:r>
+            <m:t>0.5</m:t>
+          </m:r>
+          <m:r>
+            <m:rPr>
+              <m:sty m:val="p"/>
+            </m:rPr>
+            <m:t>ln</m:t>
+          </m:r>
+          <m:r>
+            <m:t>0.5</m:t>
+          </m:r>
+          <m:r>
+            <m:rPr>
+              <m:sty m:val="p"/>
+            </m:rPr>
+            <m:t>+</m:t>
+          </m:r>
+          <m:r>
+            <m:t>0.5</m:t>
+          </m:r>
+          <m:r>
+            <m:rPr>
+              <m:sty m:val="p"/>
+            </m:rPr>
+            <m:t>ln</m:t>
+          </m:r>
+          <m:r>
+            <m:t>0.5</m:t>
+          </m:r>
+          <m:r>
+            <m:rPr>
+              <m:sty m:val="p"/>
+            </m:rPr>
+            <m:t>)</m:t>
+          </m:r>
+          <m:r>
+            <m:rPr>
+              <m:sty m:val="p"/>
+            </m:rPr>
+            <m:t>=</m:t>
+          </m:r>
+          <m:r>
+            <m:t>R</m:t>
+          </m:r>
+          <m:r>
+            <m:rPr>
+              <m:sty m:val="p"/>
+            </m:rPr>
+            <m:t>ln</m:t>
+          </m:r>
+          <m:r>
+            <m:t>2</m:t>
+          </m:r>
+          <m:r>
+            <m:rPr>
+              <m:sty m:val="p"/>
+            </m:rPr>
+            <m:t>=</m:t>
+          </m:r>
+          <m:r>
+            <m:t>8.314</m:t>
+          </m:r>
+          <m:r>
+            <m:rPr>
+              <m:sty m:val="p"/>
+            </m:rPr>
+            <m:t>×</m:t>
+          </m:r>
+          <m:r>
+            <m:t>0.693</m:t>
+          </m:r>
+          <m:r>
+            <m:rPr>
+              <m:sty m:val="p"/>
+            </m:rPr>
+            <m:t>=</m:t>
+          </m:r>
+          <m:r>
+            <m:t>5.76</m:t>
+          </m:r>
+          <m:r>
+            <m:t> </m:t>
+          </m:r>
+          <m:r>
+            <m:rPr>
+              <m:sty m:val="p"/>
+            </m:rPr>
+            <m:t>J</m:t>
+          </m:r>
+          <m:r>
+            <m:rPr>
+              <m:sty m:val="p"/>
+            </m:rPr>
+            <m:t> </m:t>
+          </m:r>
+          <m:r>
+            <m:rPr>
+              <m:sty m:val="p"/>
+            </m:rPr>
+            <m:t>m</m:t>
+          </m:r>
+          <m:r>
+            <m:rPr>
+              <m:sty m:val="p"/>
+            </m:rPr>
+            <m:t>o</m:t>
+          </m:r>
+          <m:sSup>
+            <m:e>
+              <m:r>
+                <m:rPr>
+                  <m:sty m:val="p"/>
+                </m:rPr>
+                <m:t>l</m:t>
+              </m:r>
+            </m:e>
+            <m:sup>
+              <m:r>
+                <m:rPr>
+                  <m:sty m:val="p"/>
+                </m:rPr>
+                <m:t>−</m:t>
+              </m:r>
+              <m:r>
+                <m:rPr>
+                  <m:sty m:val="p"/>
+                </m:rPr>
+                <m:t>1</m:t>
+              </m:r>
+            </m:sup>
+          </m:sSup>
+          <m:sSup>
+            <m:e>
+              <m:r>
+                <m:rPr>
+                  <m:sty m:val="p"/>
+                </m:rPr>
+                <m:t>K</m:t>
+              </m:r>
+            </m:e>
+            <m:sup>
+              <m:r>
+                <m:rPr>
+                  <m:sty m:val="p"/>
+                </m:rPr>
+                <m:t>−</m:t>
+              </m:r>
+              <m:r>
+                <m:rPr>
+                  <m:sty m:val="p"/>
+                </m:rPr>
+                <m:t>1</m:t>
+              </m:r>
+            </m:sup>
+          </m:sSup>
+        </m:oMath>
+      </m:oMathPara>
     </w:p>
     <w:p>
       <w:pPr>
@@ -12175,38 +13219,240 @@
     </w:p>
     <w:p>
       <w:pPr>
-        <w:pStyle w:val="SourceCode"/>
+        <w:pStyle w:val="BodyText"/>
       </w:pPr>
-      <w:r>
-        <w:rPr>
-          <w:rStyle w:val="VerbatimChar"/>
-          <w:rFonts w:ascii="Times New Roman" w:hAnsi="Times New Roman" w:eastAsia="Times New Roman" w:cs="Times New Roman"/>
-        </w:rPr>
-        <w:t>ΔS_mix = −R(0.25 ln 0.25 + 0.75 ln 0.75) = −R(−0.3466 − 0.2158) = 4.68 J·mol</w:t>
-      </w:r>
-      <w:r>
-        <w:rPr>
-          <w:rStyle w:val="VerbatimChar"/>
-          <w:rFonts w:ascii="Times New Roman" w:hAnsi="Times New Roman" w:eastAsia="Times New Roman" w:cs="Times New Roman"/>
-          <w:vertAlign w:val="superscript"/>
-        </w:rPr>
-        <w:t>-1</w:t>
-      </w:r>
-      <w:r>
-        <w:rPr>
-          <w:rStyle w:val="VerbatimChar"/>
-          <w:rFonts w:ascii="Times New Roman" w:hAnsi="Times New Roman" w:eastAsia="Times New Roman" w:cs="Times New Roman"/>
-        </w:rPr>
-        <w:t>·K</w:t>
-      </w:r>
-      <w:r>
-        <w:rPr>
-          <w:rStyle w:val="VerbatimChar"/>
-          <w:rFonts w:ascii="Times New Roman" w:hAnsi="Times New Roman" w:eastAsia="Times New Roman" w:cs="Times New Roman"/>
-          <w:vertAlign w:val="superscript"/>
-        </w:rPr>
-        <w:t>-1</w:t>
-      </w:r>
+      <m:oMathPara>
+        <m:oMathParaPr>
+          <m:jc m:val="center"/>
+          <m:ctrlPr>
+            <w:rPr>
+              <w:sz w:val="28"/>
+              <w:szCs w:val="28"/>
+            </w:rPr>
+          </m:ctrlPr>
+        </m:oMathParaPr>
+        <m:oMath>
+          <m:r>
+            <m:rPr>
+              <m:sty m:val="p"/>
+            </m:rPr>
+            <m:t>Δ</m:t>
+          </m:r>
+          <m:sSub>
+            <m:e>
+              <m:r>
+                <m:t>S</m:t>
+              </m:r>
+            </m:e>
+            <m:sub>
+              <m:r>
+                <m:rPr>
+                  <m:sty m:val="p"/>
+                </m:rPr>
+                <m:t>m</m:t>
+              </m:r>
+              <m:r>
+                <m:rPr>
+                  <m:sty m:val="p"/>
+                </m:rPr>
+                <m:t>i</m:t>
+              </m:r>
+              <m:r>
+                <m:rPr>
+                  <m:sty m:val="p"/>
+                </m:rPr>
+                <m:t>x</m:t>
+              </m:r>
+            </m:sub>
+          </m:sSub>
+          <m:r>
+            <m:rPr>
+              <m:sty m:val="p"/>
+            </m:rPr>
+            <m:t>=</m:t>
+          </m:r>
+          <m:r>
+            <m:rPr>
+              <m:sty m:val="p"/>
+            </m:rPr>
+            <m:t>−</m:t>
+          </m:r>
+          <m:r>
+            <m:t>R</m:t>
+          </m:r>
+          <m:r>
+            <m:rPr>
+              <m:sty m:val="p"/>
+            </m:rPr>
+            <m:t>(</m:t>
+          </m:r>
+          <m:r>
+            <m:t>0.25</m:t>
+          </m:r>
+          <m:r>
+            <m:rPr>
+              <m:sty m:val="p"/>
+            </m:rPr>
+            <m:t>ln</m:t>
+          </m:r>
+          <m:r>
+            <m:t>0.25</m:t>
+          </m:r>
+          <m:r>
+            <m:rPr>
+              <m:sty m:val="p"/>
+            </m:rPr>
+            <m:t>+</m:t>
+          </m:r>
+          <m:r>
+            <m:t>0.75</m:t>
+          </m:r>
+          <m:r>
+            <m:rPr>
+              <m:sty m:val="p"/>
+            </m:rPr>
+            <m:t>ln</m:t>
+          </m:r>
+          <m:r>
+            <m:t>0.75</m:t>
+          </m:r>
+          <m:r>
+            <m:rPr>
+              <m:sty m:val="p"/>
+            </m:rPr>
+            <m:t>)</m:t>
+          </m:r>
+          <m:r>
+            <m:rPr>
+              <m:sty m:val="p"/>
+            </m:rPr>
+            <m:t>=</m:t>
+          </m:r>
+          <m:r>
+            <m:rPr>
+              <m:sty m:val="p"/>
+            </m:rPr>
+            <m:t>−</m:t>
+          </m:r>
+          <m:r>
+            <m:t>R</m:t>
+          </m:r>
+          <m:r>
+            <m:rPr>
+              <m:sty m:val="p"/>
+            </m:rPr>
+            <m:t>(</m:t>
+          </m:r>
+          <m:r>
+            <m:rPr>
+              <m:sty m:val="p"/>
+            </m:rPr>
+            <m:t>−</m:t>
+          </m:r>
+          <m:r>
+            <m:t>0.3466</m:t>
+          </m:r>
+          <m:r>
+            <m:rPr>
+              <m:sty m:val="p"/>
+            </m:rPr>
+            <m:t>−</m:t>
+          </m:r>
+          <m:r>
+            <m:t>0.2158</m:t>
+          </m:r>
+          <m:r>
+            <m:rPr>
+              <m:sty m:val="p"/>
+            </m:rPr>
+            <m:t>)</m:t>
+          </m:r>
+          <m:r>
+            <m:rPr>
+              <m:sty m:val="p"/>
+            </m:rPr>
+            <m:t>=</m:t>
+          </m:r>
+          <m:r>
+            <m:t>4.68</m:t>
+          </m:r>
+          <m:r>
+            <m:t> </m:t>
+          </m:r>
+          <m:r>
+            <m:rPr>
+              <m:sty m:val="p"/>
+            </m:rPr>
+            <m:t>J</m:t>
+          </m:r>
+          <m:r>
+            <m:rPr>
+              <m:sty m:val="p"/>
+            </m:rPr>
+            <m:t> </m:t>
+          </m:r>
+          <m:r>
+            <m:rPr>
+              <m:sty m:val="p"/>
+            </m:rPr>
+            <m:t>m</m:t>
+          </m:r>
+          <m:r>
+            <m:rPr>
+              <m:sty m:val="p"/>
+            </m:rPr>
+            <m:t>o</m:t>
+          </m:r>
+          <m:sSup>
+            <m:e>
+              <m:r>
+                <m:rPr>
+                  <m:sty m:val="p"/>
+                </m:rPr>
+                <m:t>l</m:t>
+              </m:r>
+            </m:e>
+            <m:sup>
+              <m:r>
+                <m:rPr>
+                  <m:sty m:val="p"/>
+                </m:rPr>
+                <m:t>−</m:t>
+              </m:r>
+              <m:r>
+                <m:rPr>
+                  <m:sty m:val="p"/>
+                </m:rPr>
+                <m:t>1</m:t>
+              </m:r>
+            </m:sup>
+          </m:sSup>
+          <m:sSup>
+            <m:e>
+              <m:r>
+                <m:rPr>
+                  <m:sty m:val="p"/>
+                </m:rPr>
+                <m:t>K</m:t>
+              </m:r>
+            </m:e>
+            <m:sup>
+              <m:r>
+                <m:rPr>
+                  <m:sty m:val="p"/>
+                </m:rPr>
+                <m:t>−</m:t>
+              </m:r>
+              <m:r>
+                <m:rPr>
+                  <m:sty m:val="p"/>
+                </m:rPr>
+                <m:t>1</m:t>
+              </m:r>
+            </m:sup>
+          </m:sSup>
+        </m:oMath>
+      </m:oMathPara>
     </w:p>
     <w:p>
       <w:pPr>
@@ -13151,70 +14397,119 @@
     </w:p>
     <w:p>
       <w:pPr>
-        <w:pStyle w:val="SourceCode"/>
+        <w:pStyle w:val="BodyText"/>
       </w:pPr>
-      <w:r>
-        <w:rPr>
-          <w:rStyle w:val="VerbatimChar"/>
-          <w:rFonts w:ascii="Times New Roman" w:hAnsi="Times New Roman" w:eastAsia="Times New Roman" w:cs="Times New Roman"/>
-        </w:rPr>
-        <w:t xml:space="preserve">Σ N_i = N        </w:t>
-      </w:r>
-      <w:r>
-        <w:rPr>
-          <w:rStyle w:val="VerbatimChar"/>
-          <w:rFonts w:hint="eastAsia" w:ascii="Times New Roman" w:hAnsi="Times New Roman" w:eastAsia="Times New Roman" w:cs="Times New Roman"/>
-        </w:rPr>
-        <w:t>（</w:t>
-      </w:r>
-      <w:r>
-        <w:rPr>
-          <w:rStyle w:val="VerbatimChar"/>
-          <w:rFonts w:hint="eastAsia" w:ascii="Times New Roman" w:hAnsi="Times New Roman" w:eastAsia="FangSong" w:cs="Times New Roman"/>
-        </w:rPr>
-        <w:t>分子数守恒</w:t>
-      </w:r>
-      <w:r>
-        <w:rPr>
-          <w:rStyle w:val="VerbatimChar"/>
-          <w:rFonts w:hint="eastAsia" w:ascii="Times New Roman" w:hAnsi="Times New Roman" w:eastAsia="Times New Roman" w:cs="Times New Roman"/>
-        </w:rPr>
-        <w:t>）</w:t>
-      </w:r>
-      <w:r>
-        <w:rPr>
-          <w:rFonts w:ascii="Times New Roman" w:hAnsi="Times New Roman" w:eastAsia="Times New Roman" w:cs="Times New Roman"/>
-        </w:rPr>
-        <w:br/>
-      </w:r>
-      <w:r>
-        <w:rPr>
-          <w:rStyle w:val="VerbatimChar"/>
-          <w:rFonts w:ascii="Times New Roman" w:hAnsi="Times New Roman" w:eastAsia="Times New Roman" w:cs="Times New Roman"/>
-        </w:rPr>
-        <w:t xml:space="preserve">Σ N_i ε_i = E    </w:t>
-      </w:r>
-      <w:r>
-        <w:rPr>
-          <w:rStyle w:val="VerbatimChar"/>
-          <w:rFonts w:hint="eastAsia" w:ascii="Times New Roman" w:hAnsi="Times New Roman" w:eastAsia="Times New Roman" w:cs="Times New Roman"/>
-        </w:rPr>
-        <w:t>（</w:t>
-      </w:r>
-      <w:r>
-        <w:rPr>
-          <w:rStyle w:val="VerbatimChar"/>
-          <w:rFonts w:hint="eastAsia" w:ascii="Times New Roman" w:hAnsi="Times New Roman" w:eastAsia="FangSong" w:cs="Times New Roman"/>
-        </w:rPr>
-        <w:t>总能量守恒</w:t>
-      </w:r>
-      <w:r>
-        <w:rPr>
-          <w:rStyle w:val="VerbatimChar"/>
-          <w:rFonts w:hint="eastAsia" w:ascii="Times New Roman" w:hAnsi="Times New Roman" w:eastAsia="Times New Roman" w:cs="Times New Roman"/>
-        </w:rPr>
-        <w:t>）</w:t>
-      </w:r>
+      <m:oMathPara>
+        <m:oMathParaPr>
+          <m:jc m:val="center"/>
+          <m:ctrlPr>
+            <w:rPr>
+              <w:sz w:val="28"/>
+              <w:szCs w:val="28"/>
+            </w:rPr>
+          </m:ctrlPr>
+        </m:oMathParaPr>
+        <m:oMath>
+          <m:eqArr>
+            <m:e>
+              <m:r>
+                <m:rPr>
+                  <m:sty m:val="p"/>
+                </m:rPr>
+                <m:t>∑</m:t>
+              </m:r>
+              <m:sSub>
+                <m:e>
+                  <m:r>
+                    <m:t>N</m:t>
+                  </m:r>
+                </m:e>
+                <m:sub>
+                  <m:r>
+                    <m:t>i</m:t>
+                  </m:r>
+                </m:sub>
+              </m:sSub>
+              <m:r>
+                <m:t>&amp;</m:t>
+              </m:r>
+              <m:r>
+                <m:rPr>
+                  <m:sty m:val="p"/>
+                </m:rPr>
+                <m:t>=</m:t>
+              </m:r>
+              <m:r>
+                <m:t>N</m:t>
+              </m:r>
+              <m:r>
+                <m:t> </m:t>
+              </m:r>
+              <m:r>
+                <m:rPr>
+                  <m:nor/>
+                  <m:sty m:val="p"/>
+                </m:rPr>
+                <m:t>（分子数守恒）</m:t>
+              </m:r>
+            </m:e>
+            <m:e>
+              <m:r>
+                <m:rPr>
+                  <m:sty m:val="p"/>
+                </m:rPr>
+                <m:t>∑</m:t>
+              </m:r>
+              <m:sSub>
+                <m:e>
+                  <m:r>
+                    <m:t>N</m:t>
+                  </m:r>
+                </m:e>
+                <m:sub>
+                  <m:r>
+                    <m:t>i</m:t>
+                  </m:r>
+                </m:sub>
+              </m:sSub>
+              <m:sSub>
+                <m:e>
+                  <m:r>
+                    <m:t>ε</m:t>
+                  </m:r>
+                </m:e>
+                <m:sub>
+                  <m:r>
+                    <m:t>i</m:t>
+                  </m:r>
+                </m:sub>
+              </m:sSub>
+              <m:r>
+                <m:t>&amp;</m:t>
+              </m:r>
+              <m:r>
+                <m:rPr>
+                  <m:sty m:val="p"/>
+                </m:rPr>
+                <m:t>=</m:t>
+              </m:r>
+              <m:r>
+                <m:t>E</m:t>
+              </m:r>
+              <m:r>
+                <m:t> </m:t>
+              </m:r>
+              <m:r>
+                <m:rPr>
+                  <m:nor/>
+                  <m:sty m:val="p"/>
+                </m:rPr>
+                <m:t>（总能量守恒）</m:t>
+              </m:r>
+            </m:e>
+          </m:eqArr>
+        </m:oMath>
+      </m:oMathPara>
     </w:p>
     <w:p>
       <w:pPr>
@@ -16115,15 +17410,104 @@
     </w:p>
     <w:p>
       <w:pPr>
-        <w:pStyle w:val="SourceCode"/>
+        <w:pStyle w:val="FirstParagraph"/>
       </w:pPr>
-      <w:r>
-        <w:rPr>
-          <w:rStyle w:val="VerbatimChar"/>
-          <w:rFonts w:ascii="Times New Roman" w:hAnsi="Times New Roman" w:eastAsia="Times New Roman" w:cs="Times New Roman"/>
-        </w:rPr>
-        <w:t xml:space="preserve">⟨x⟩ = Σ_i x_i P(x_i)</w:t>
-      </w:r>
+      <m:oMathPara>
+        <m:oMathParaPr>
+          <m:jc m:val="center"/>
+          <m:ctrlPr>
+            <w:rPr>
+              <w:sz w:val="28"/>
+              <w:szCs w:val="28"/>
+            </w:rPr>
+          </m:ctrlPr>
+        </m:oMathParaPr>
+        <m:oMath>
+          <m:r>
+            <m:rPr>
+              <m:sty m:val="p"/>
+            </m:rPr>
+            <m:t>⟨</m:t>
+          </m:r>
+          <m:r>
+            <m:t>x</m:t>
+          </m:r>
+          <m:r>
+            <m:rPr>
+              <m:sty m:val="p"/>
+            </m:rPr>
+            <m:t>⟩</m:t>
+          </m:r>
+          <m:r>
+            <m:rPr>
+              <m:sty m:val="p"/>
+            </m:rPr>
+            <m:t>=</m:t>
+          </m:r>
+          <m:nary>
+            <m:naryPr>
+              <m:chr m:val="∑"/>
+              <m:limLoc m:val="undOvr"/>
+              <m:subHide m:val="off"/>
+              <m:supHide m:val="on"/>
+            </m:naryPr>
+            <m:sub>
+              <m:r>
+                <m:t>i</m:t>
+              </m:r>
+            </m:sub>
+            <m:sup>
+              <m:r>
+                <m:t>​</m:t>
+              </m:r>
+            </m:sup>
+            <m:e>
+              <m:sSub>
+                <m:e>
+                  <m:r>
+                    <m:t>x</m:t>
+                  </m:r>
+                </m:e>
+                <m:sub>
+                  <m:r>
+                    <m:t>i</m:t>
+                  </m:r>
+                </m:sub>
+              </m:sSub>
+            </m:e>
+          </m:nary>
+          <m:r>
+            <m:t> </m:t>
+          </m:r>
+          <m:r>
+            <m:t>P</m:t>
+          </m:r>
+          <m:r>
+            <m:rPr>
+              <m:sty m:val="p"/>
+            </m:rPr>
+            <m:t>(</m:t>
+          </m:r>
+          <m:sSub>
+            <m:e>
+              <m:r>
+                <m:t>x</m:t>
+              </m:r>
+            </m:e>
+            <m:sub>
+              <m:r>
+                <m:t>i</m:t>
+              </m:r>
+            </m:sub>
+          </m:sSub>
+          <m:r>
+            <m:rPr>
+              <m:sty m:val="p"/>
+            </m:rPr>
+            <m:t>)</m:t>
+          </m:r>
+        </m:oMath>
+      </m:oMathPara>
     </w:p>
     <w:p>
       <w:pPr>

--- a/06-学生侧材料/讲义/数学工具/数学工具-第7讲-组合概率与Stirling近似.docx
+++ b/06-学生侧材料/讲义/数学工具/数学工具-第7讲-组合概率与Stirling近似.docx
@@ -14574,150 +14574,216 @@
     </w:p>
     <w:p>
       <w:pPr>
-        <w:pStyle w:val="SourceCode"/>
+        <w:pStyle w:val="BodyText"/>
       </w:pPr>
-      <w:r>
-        <w:rPr>
-          <w:rStyle w:val="VerbatimChar"/>
-          <w:rFonts w:ascii="Times New Roman" w:hAnsi="Times New Roman" w:eastAsia="Times New Roman" w:cs="Times New Roman"/>
-        </w:rPr>
-        <w:t>W = N! / ( N</w:t>
-      </w:r>
-      <w:r>
-        <w:rPr>
-          <w:rStyle w:val="VerbatimChar"/>
-          <w:rFonts w:ascii="Times New Roman" w:hAnsi="Times New Roman" w:eastAsia="Times New Roman" w:cs="Times New Roman"/>
-          <w:vertAlign w:val="subscript"/>
-        </w:rPr>
-        <w:t>0</w:t>
-      </w:r>
-      <w:r>
-        <w:rPr>
-          <w:rStyle w:val="VerbatimChar"/>
-          <w:rFonts w:ascii="Times New Roman" w:hAnsi="Times New Roman" w:eastAsia="Times New Roman" w:cs="Times New Roman"/>
-        </w:rPr>
-        <w:t>! N</w:t>
-      </w:r>
-      <w:r>
-        <w:rPr>
-          <w:rStyle w:val="VerbatimChar"/>
-          <w:rFonts w:ascii="Times New Roman" w:hAnsi="Times New Roman" w:eastAsia="Times New Roman" w:cs="Times New Roman"/>
-          <w:vertAlign w:val="subscript"/>
-        </w:rPr>
-        <w:t>1</w:t>
-      </w:r>
-      <w:r>
-        <w:rPr>
-          <w:rStyle w:val="VerbatimChar"/>
-          <w:rFonts w:ascii="Times New Roman" w:hAnsi="Times New Roman" w:eastAsia="Times New Roman" w:cs="Times New Roman"/>
-        </w:rPr>
-        <w:t>! N</w:t>
-      </w:r>
-      <w:r>
-        <w:rPr>
-          <w:rStyle w:val="VerbatimChar"/>
-          <w:rFonts w:ascii="Times New Roman" w:hAnsi="Times New Roman" w:eastAsia="Times New Roman" w:cs="Times New Roman"/>
-          <w:vertAlign w:val="subscript"/>
-        </w:rPr>
-        <w:t>2</w:t>
-      </w:r>
-      <w:r>
-        <w:rPr>
-          <w:rStyle w:val="VerbatimChar"/>
-          <w:rFonts w:ascii="Times New Roman" w:hAnsi="Times New Roman" w:eastAsia="Times New Roman" w:cs="Times New Roman"/>
-        </w:rPr>
-        <w:t>! … ) × g</w:t>
-      </w:r>
-      <w:r>
-        <w:rPr>
-          <w:rStyle w:val="VerbatimChar"/>
-          <w:rFonts w:ascii="Times New Roman" w:hAnsi="Times New Roman" w:eastAsia="Times New Roman" w:cs="Times New Roman"/>
-          <w:vertAlign w:val="subscript"/>
-        </w:rPr>
-        <w:t>0</w:t>
-      </w:r>
-      <w:r>
-        <w:rPr>
-          <w:rStyle w:val="VerbatimChar"/>
-          <w:rFonts w:ascii="Times New Roman" w:hAnsi="Times New Roman" w:eastAsia="Times New Roman" w:cs="Times New Roman"/>
-        </w:rPr>
-        <w:t>^{N</w:t>
-      </w:r>
-      <w:r>
-        <w:rPr>
-          <w:rStyle w:val="VerbatimChar"/>
-          <w:rFonts w:ascii="Times New Roman" w:hAnsi="Times New Roman" w:eastAsia="Times New Roman" w:cs="Times New Roman"/>
-          <w:vertAlign w:val="subscript"/>
-        </w:rPr>
-        <w:t>0</w:t>
-      </w:r>
-      <w:r>
-        <w:rPr>
-          <w:rStyle w:val="VerbatimChar"/>
-          <w:rFonts w:ascii="Times New Roman" w:hAnsi="Times New Roman" w:eastAsia="Times New Roman" w:cs="Times New Roman"/>
-        </w:rPr>
-        <w:t>} g</w:t>
-      </w:r>
-      <w:r>
-        <w:rPr>
-          <w:rStyle w:val="VerbatimChar"/>
-          <w:rFonts w:ascii="Times New Roman" w:hAnsi="Times New Roman" w:eastAsia="Times New Roman" w:cs="Times New Roman"/>
-          <w:vertAlign w:val="subscript"/>
-        </w:rPr>
-        <w:t>1</w:t>
-      </w:r>
-      <w:r>
-        <w:rPr>
-          <w:rStyle w:val="VerbatimChar"/>
-          <w:rFonts w:ascii="Times New Roman" w:hAnsi="Times New Roman" w:eastAsia="Times New Roman" w:cs="Times New Roman"/>
-        </w:rPr>
-        <w:t>^{N</w:t>
-      </w:r>
-      <w:r>
-        <w:rPr>
-          <w:rStyle w:val="VerbatimChar"/>
-          <w:rFonts w:ascii="Times New Roman" w:hAnsi="Times New Roman" w:eastAsia="Times New Roman" w:cs="Times New Roman"/>
-          <w:vertAlign w:val="subscript"/>
-        </w:rPr>
-        <w:t>1</w:t>
-      </w:r>
-      <w:r>
-        <w:rPr>
-          <w:rStyle w:val="VerbatimChar"/>
-          <w:rFonts w:ascii="Times New Roman" w:hAnsi="Times New Roman" w:eastAsia="Times New Roman" w:cs="Times New Roman"/>
-        </w:rPr>
-        <w:t>} g</w:t>
-      </w:r>
-      <w:r>
-        <w:rPr>
-          <w:rStyle w:val="VerbatimChar"/>
-          <w:rFonts w:ascii="Times New Roman" w:hAnsi="Times New Roman" w:eastAsia="Times New Roman" w:cs="Times New Roman"/>
-          <w:vertAlign w:val="subscript"/>
-        </w:rPr>
-        <w:t>2</w:t>
-      </w:r>
-      <w:r>
-        <w:rPr>
-          <w:rStyle w:val="VerbatimChar"/>
-          <w:rFonts w:ascii="Times New Roman" w:hAnsi="Times New Roman" w:eastAsia="Times New Roman" w:cs="Times New Roman"/>
-        </w:rPr>
-        <w:t>^{N</w:t>
-      </w:r>
-      <w:r>
-        <w:rPr>
-          <w:rStyle w:val="VerbatimChar"/>
-          <w:rFonts w:ascii="Times New Roman" w:hAnsi="Times New Roman" w:eastAsia="Times New Roman" w:cs="Times New Roman"/>
-          <w:vertAlign w:val="subscript"/>
-        </w:rPr>
-        <w:t>2</w:t>
-      </w:r>
-      <w:r>
-        <w:rPr>
-          <w:rStyle w:val="VerbatimChar"/>
-          <w:rFonts w:ascii="Times New Roman" w:hAnsi="Times New Roman" w:eastAsia="Times New Roman" w:cs="Times New Roman"/>
-        </w:rPr>
-        <w:t>} …</w:t>
-      </w:r>
+      <m:oMathPara>
+        <m:oMathParaPr>
+          <m:jc m:val="center"/>
+          <m:ctrlPr>
+            <w:rPr>
+              <w:sz w:val="28"/>
+              <w:szCs w:val="28"/>
+            </w:rPr>
+          </m:ctrlPr>
+        </m:oMathParaPr>
+        <m:oMath>
+          <m:r>
+            <m:t>W</m:t>
+          </m:r>
+          <m:r>
+            <m:rPr>
+              <m:sty m:val="p"/>
+            </m:rPr>
+            <m:t>=</m:t>
+          </m:r>
+          <m:f>
+            <m:fPr>
+              <m:type m:val="bar"/>
+            </m:fPr>
+            <m:num>
+              <m:r>
+                <m:t>N</m:t>
+              </m:r>
+              <m:r>
+                <m:rPr>
+                  <m:sty m:val="p"/>
+                </m:rPr>
+                <m:t>!</m:t>
+              </m:r>
+            </m:num>
+            <m:den>
+              <m:sSub>
+                <m:e>
+                  <m:r>
+                    <m:t>N</m:t>
+                  </m:r>
+                </m:e>
+                <m:sub>
+                  <m:r>
+                    <m:t>0</m:t>
+                  </m:r>
+                </m:sub>
+              </m:sSub>
+              <m:r>
+                <m:rPr>
+                  <m:sty m:val="p"/>
+                </m:rPr>
+                <m:t>!</m:t>
+              </m:r>
+              <m:r>
+                <m:t> </m:t>
+              </m:r>
+              <m:sSub>
+                <m:e>
+                  <m:r>
+                    <m:t>N</m:t>
+                  </m:r>
+                </m:e>
+                <m:sub>
+                  <m:r>
+                    <m:t>1</m:t>
+                  </m:r>
+                </m:sub>
+              </m:sSub>
+              <m:r>
+                <m:rPr>
+                  <m:sty m:val="p"/>
+                </m:rPr>
+                <m:t>!</m:t>
+              </m:r>
+              <m:r>
+                <m:t> </m:t>
+              </m:r>
+              <m:sSub>
+                <m:e>
+                  <m:r>
+                    <m:t>N</m:t>
+                  </m:r>
+                </m:e>
+                <m:sub>
+                  <m:r>
+                    <m:t>2</m:t>
+                  </m:r>
+                </m:sub>
+              </m:sSub>
+              <m:r>
+                <m:rPr>
+                  <m:sty m:val="p"/>
+                </m:rPr>
+                <m:t>!</m:t>
+              </m:r>
+              <m:r>
+                <m:t> </m:t>
+              </m:r>
+              <m:r>
+                <m:rPr>
+                  <m:sty m:val="p"/>
+                </m:rPr>
+                <m:t>⋯</m:t>
+              </m:r>
+            </m:den>
+          </m:f>
+          <m:r>
+            <m:rPr>
+              <m:sty m:val="p"/>
+            </m:rPr>
+            <m:t>×</m:t>
+          </m:r>
+          <m:sSubSup>
+            <m:e>
+              <m:r>
+                <m:t>g</m:t>
+              </m:r>
+            </m:e>
+            <m:sub>
+              <m:r>
+                <m:t>0</m:t>
+              </m:r>
+            </m:sub>
+            <m:sup>
+              <m:sSub>
+                <m:e>
+                  <m:r>
+                    <m:t>N</m:t>
+                  </m:r>
+                </m:e>
+                <m:sub>
+                  <m:r>
+                    <m:t>0</m:t>
+                  </m:r>
+                </m:sub>
+              </m:sSub>
+            </m:sup>
+          </m:sSubSup>
+          <m:r>
+            <m:t> </m:t>
+          </m:r>
+          <m:sSubSup>
+            <m:e>
+              <m:r>
+                <m:t>g</m:t>
+              </m:r>
+            </m:e>
+            <m:sub>
+              <m:r>
+                <m:t>1</m:t>
+              </m:r>
+            </m:sub>
+            <m:sup>
+              <m:sSub>
+                <m:e>
+                  <m:r>
+                    <m:t>N</m:t>
+                  </m:r>
+                </m:e>
+                <m:sub>
+                  <m:r>
+                    <m:t>1</m:t>
+                  </m:r>
+                </m:sub>
+              </m:sSub>
+            </m:sup>
+          </m:sSubSup>
+          <m:r>
+            <m:t> </m:t>
+          </m:r>
+          <m:sSubSup>
+            <m:e>
+              <m:r>
+                <m:t>g</m:t>
+              </m:r>
+            </m:e>
+            <m:sub>
+              <m:r>
+                <m:t>2</m:t>
+              </m:r>
+            </m:sub>
+            <m:sup>
+              <m:sSub>
+                <m:e>
+                  <m:r>
+                    <m:t>N</m:t>
+                  </m:r>
+                </m:e>
+                <m:sub>
+                  <m:r>
+                    <m:t>2</m:t>
+                  </m:r>
+                </m:sub>
+              </m:sSub>
+            </m:sup>
+          </m:sSubSup>
+          <m:r>
+            <m:t> </m:t>
+          </m:r>
+          <m:r>
+            <m:rPr>
+              <m:sty m:val="p"/>
+            </m:rPr>
+            <m:t>⋯</m:t>
+          </m:r>
+        </m:oMath>
+      </m:oMathPara>
     </w:p>
     <w:p>
       <w:pPr>
@@ -15273,49 +15339,219 @@
     </w:p>
     <w:p>
       <w:pPr>
-        <w:pStyle w:val="SourceCode"/>
+        <w:pStyle w:val="BodyText"/>
       </w:pPr>
-      <w:r>
-        <w:rPr>
-          <w:rStyle w:val="VerbatimChar"/>
-          <w:rFonts w:ascii="Times New Roman" w:hAnsi="Times New Roman" w:eastAsia="Times New Roman" w:cs="Times New Roman"/>
-        </w:rPr>
-        <w:t xml:space="preserve">N_i / N = g_i e^{−ε_i/kT} / q</w:t>
-      </w:r>
-      <w:r>
-        <w:rPr>
-          <w:rFonts w:ascii="Times New Roman" w:hAnsi="Times New Roman" w:eastAsia="Times New Roman" w:cs="Times New Roman"/>
-        </w:rPr>
-        <w:br/>
-      </w:r>
-      <w:r>
-        <w:rPr>
-          <w:rStyle w:val="VerbatimChar"/>
-          <w:rFonts w:ascii="Times New Roman" w:hAnsi="Times New Roman" w:eastAsia="Times New Roman" w:cs="Times New Roman"/>
-        </w:rPr>
-        <w:t xml:space="preserve">q ≡ Σ_i g_i e^{−ε_i/kT}      </w:t>
-      </w:r>
-      <w:r>
-        <w:rPr>
-          <w:rStyle w:val="VerbatimChar"/>
-          <w:rFonts w:hint="eastAsia" w:ascii="Times New Roman" w:hAnsi="Times New Roman" w:eastAsia="Times New Roman" w:cs="Times New Roman"/>
-        </w:rPr>
-        <w:t>（</w:t>
-      </w:r>
-      <w:r>
-        <w:rPr>
-          <w:rStyle w:val="VerbatimChar"/>
-          <w:rFonts w:hint="eastAsia" w:ascii="Times New Roman" w:hAnsi="Times New Roman" w:eastAsia="FangSong" w:cs="Times New Roman"/>
-        </w:rPr>
-        <w:t>配分函数</w:t>
-      </w:r>
-      <w:r>
-        <w:rPr>
-          <w:rStyle w:val="VerbatimChar"/>
-          <w:rFonts w:hint="eastAsia" w:ascii="Times New Roman" w:hAnsi="Times New Roman" w:eastAsia="Times New Roman" w:cs="Times New Roman"/>
-        </w:rPr>
-        <w:t>）</w:t>
-      </w:r>
+      <m:oMathPara>
+        <m:oMathParaPr>
+          <m:jc m:val="center"/>
+          <m:ctrlPr>
+            <w:rPr>
+              <w:sz w:val="28"/>
+              <w:szCs w:val="28"/>
+            </w:rPr>
+          </m:ctrlPr>
+        </m:oMathParaPr>
+        <m:oMath>
+          <m:f>
+            <m:fPr>
+              <m:type m:val="bar"/>
+            </m:fPr>
+            <m:num>
+              <m:sSub>
+                <m:e>
+                  <m:r>
+                    <m:t>N</m:t>
+                  </m:r>
+                </m:e>
+                <m:sub>
+                  <m:r>
+                    <m:t>i</m:t>
+                  </m:r>
+                </m:sub>
+              </m:sSub>
+            </m:num>
+            <m:den>
+              <m:r>
+                <m:t>N</m:t>
+              </m:r>
+            </m:den>
+          </m:f>
+          <m:r>
+            <m:rPr>
+              <m:sty m:val="p"/>
+            </m:rPr>
+            <m:t>=</m:t>
+          </m:r>
+          <m:f>
+            <m:fPr>
+              <m:type m:val="bar"/>
+            </m:fPr>
+            <m:num>
+              <m:sSub>
+                <m:e>
+                  <m:r>
+                    <m:t>g</m:t>
+                  </m:r>
+                </m:e>
+                <m:sub>
+                  <m:r>
+                    <m:t>i</m:t>
+                  </m:r>
+                </m:sub>
+              </m:sSub>
+              <m:r>
+                <m:t> </m:t>
+              </m:r>
+              <m:sSup>
+                <m:e>
+                  <m:r>
+                    <m:t>e</m:t>
+                  </m:r>
+                </m:e>
+                <m:sup>
+                  <m:r>
+                    <m:rPr>
+                      <m:sty m:val="p"/>
+                    </m:rPr>
+                    <m:t>−</m:t>
+                  </m:r>
+                  <m:sSub>
+                    <m:e>
+                      <m:r>
+                        <m:t>ε</m:t>
+                      </m:r>
+                    </m:e>
+                    <m:sub>
+                      <m:r>
+                        <m:t>i</m:t>
+                      </m:r>
+                    </m:sub>
+                  </m:sSub>
+                  <m:r>
+                    <m:rPr>
+                      <m:sty m:val="p"/>
+                    </m:rPr>
+                    <m:t>/</m:t>
+                  </m:r>
+                  <m:r>
+                    <m:t>k</m:t>
+                  </m:r>
+                  <m:r>
+                    <m:t>T</m:t>
+                  </m:r>
+                </m:sup>
+              </m:sSup>
+            </m:num>
+            <m:den>
+              <m:r>
+                <m:t>q</m:t>
+              </m:r>
+            </m:den>
+          </m:f>
+          <m:r>
+            <m:rPr>
+              <m:sty m:val="p"/>
+            </m:rPr>
+            <m:t>,</m:t>
+          </m:r>
+          <m:r>
+            <m:t>  </m:t>
+          </m:r>
+          <m:r>
+            <m:t>q</m:t>
+          </m:r>
+          <m:r>
+            <m:rPr>
+              <m:sty m:val="p"/>
+            </m:rPr>
+            <m:t>≡</m:t>
+          </m:r>
+          <m:nary>
+            <m:naryPr>
+              <m:chr m:val="∑"/>
+              <m:limLoc m:val="undOvr"/>
+              <m:subHide m:val="off"/>
+              <m:supHide m:val="on"/>
+            </m:naryPr>
+            <m:sub>
+              <m:r>
+                <m:t>i</m:t>
+              </m:r>
+            </m:sub>
+            <m:sup>
+              <m:r>
+                <m:t>​</m:t>
+              </m:r>
+            </m:sup>
+            <m:e>
+              <m:sSub>
+                <m:e>
+                  <m:r>
+                    <m:t>g</m:t>
+                  </m:r>
+                </m:e>
+                <m:sub>
+                  <m:r>
+                    <m:t>i</m:t>
+                  </m:r>
+                </m:sub>
+              </m:sSub>
+            </m:e>
+          </m:nary>
+          <m:r>
+            <m:t> </m:t>
+          </m:r>
+          <m:sSup>
+            <m:e>
+              <m:r>
+                <m:t>e</m:t>
+              </m:r>
+            </m:e>
+            <m:sup>
+              <m:r>
+                <m:rPr>
+                  <m:sty m:val="p"/>
+                </m:rPr>
+                <m:t>−</m:t>
+              </m:r>
+              <m:sSub>
+                <m:e>
+                  <m:r>
+                    <m:t>ε</m:t>
+                  </m:r>
+                </m:e>
+                <m:sub>
+                  <m:r>
+                    <m:t>i</m:t>
+                  </m:r>
+                </m:sub>
+              </m:sSub>
+              <m:r>
+                <m:rPr>
+                  <m:sty m:val="p"/>
+                </m:rPr>
+                <m:t>/</m:t>
+              </m:r>
+              <m:r>
+                <m:t>k</m:t>
+              </m:r>
+              <m:r>
+                <m:t>T</m:t>
+              </m:r>
+            </m:sup>
+          </m:sSup>
+          <m:r>
+            <m:t> </m:t>
+          </m:r>
+          <m:r>
+            <m:rPr>
+              <m:nor/>
+              <m:sty m:val="p"/>
+            </m:rPr>
+            <m:t>（配分函数）</m:t>
+          </m:r>
+        </m:oMath>
+      </m:oMathPara>
     </w:p>
     <w:p>
       <w:pPr>
@@ -15370,15 +15606,165 @@
     </w:p>
     <w:p>
       <w:pPr>
-        <w:pStyle w:val="SourceCode"/>
+        <w:pStyle w:val="BodyText"/>
       </w:pPr>
-      <w:r>
-        <w:rPr>
-          <w:rStyle w:val="VerbatimChar"/>
-          <w:rFonts w:ascii="Times New Roman" w:hAnsi="Times New Roman" w:eastAsia="Times New Roman" w:cs="Times New Roman"/>
-        </w:rPr>
-        <w:t xml:space="preserve">N_j / N_i = (g_j/g_i) · e^{−(ε_j − ε_i)/kT}</w:t>
-      </w:r>
+      <m:oMathPara>
+        <m:oMathParaPr>
+          <m:jc m:val="center"/>
+          <m:ctrlPr>
+            <w:rPr>
+              <w:sz w:val="28"/>
+              <w:szCs w:val="28"/>
+            </w:rPr>
+          </m:ctrlPr>
+        </m:oMathParaPr>
+        <m:oMath>
+          <m:f>
+            <m:fPr>
+              <m:type m:val="bar"/>
+            </m:fPr>
+            <m:num>
+              <m:sSub>
+                <m:e>
+                  <m:r>
+                    <m:t>N</m:t>
+                  </m:r>
+                </m:e>
+                <m:sub>
+                  <m:r>
+                    <m:t>j</m:t>
+                  </m:r>
+                </m:sub>
+              </m:sSub>
+            </m:num>
+            <m:den>
+              <m:sSub>
+                <m:e>
+                  <m:r>
+                    <m:t>N</m:t>
+                  </m:r>
+                </m:e>
+                <m:sub>
+                  <m:r>
+                    <m:t>i</m:t>
+                  </m:r>
+                </m:sub>
+              </m:sSub>
+            </m:den>
+          </m:f>
+          <m:r>
+            <m:rPr>
+              <m:sty m:val="p"/>
+            </m:rPr>
+            <m:t>=</m:t>
+          </m:r>
+          <m:f>
+            <m:fPr>
+              <m:type m:val="bar"/>
+            </m:fPr>
+            <m:num>
+              <m:sSub>
+                <m:e>
+                  <m:r>
+                    <m:t>g</m:t>
+                  </m:r>
+                </m:e>
+                <m:sub>
+                  <m:r>
+                    <m:t>j</m:t>
+                  </m:r>
+                </m:sub>
+              </m:sSub>
+            </m:num>
+            <m:den>
+              <m:sSub>
+                <m:e>
+                  <m:r>
+                    <m:t>g</m:t>
+                  </m:r>
+                </m:e>
+                <m:sub>
+                  <m:r>
+                    <m:t>i</m:t>
+                  </m:r>
+                </m:sub>
+              </m:sSub>
+            </m:den>
+          </m:f>
+          <m:r>
+            <m:t> </m:t>
+          </m:r>
+          <m:sSup>
+            <m:e>
+              <m:r>
+                <m:t>e</m:t>
+              </m:r>
+            </m:e>
+            <m:sup>
+              <m:r>
+                <m:rPr>
+                  <m:sty m:val="p"/>
+                </m:rPr>
+                <m:t>−</m:t>
+              </m:r>
+              <m:r>
+                <m:rPr>
+                  <m:sty m:val="p"/>
+                </m:rPr>
+                <m:t>(</m:t>
+              </m:r>
+              <m:sSub>
+                <m:e>
+                  <m:r>
+                    <m:t>ε</m:t>
+                  </m:r>
+                </m:e>
+                <m:sub>
+                  <m:r>
+                    <m:t>j</m:t>
+                  </m:r>
+                </m:sub>
+              </m:sSub>
+              <m:r>
+                <m:rPr>
+                  <m:sty m:val="p"/>
+                </m:rPr>
+                <m:t>−</m:t>
+              </m:r>
+              <m:sSub>
+                <m:e>
+                  <m:r>
+                    <m:t>ε</m:t>
+                  </m:r>
+                </m:e>
+                <m:sub>
+                  <m:r>
+                    <m:t>i</m:t>
+                  </m:r>
+                </m:sub>
+              </m:sSub>
+              <m:r>
+                <m:rPr>
+                  <m:sty m:val="p"/>
+                </m:rPr>
+                <m:t>)</m:t>
+              </m:r>
+              <m:r>
+                <m:rPr>
+                  <m:sty m:val="p"/>
+                </m:rPr>
+                <m:t>/</m:t>
+              </m:r>
+              <m:r>
+                <m:t>k</m:t>
+              </m:r>
+              <m:r>
+                <m:t>T</m:t>
+              </m:r>
+            </m:sup>
+          </m:sSup>
+        </m:oMath>
+      </m:oMathPara>
     </w:p>
     <w:p>
       <w:pPr>
@@ -15770,86 +16156,263 @@
     </w:p>
     <w:p>
       <w:pPr>
-        <w:pStyle w:val="SourceCode"/>
+        <w:pStyle w:val="BodyText"/>
       </w:pPr>
-      <w:r>
-        <w:rPr>
-          <w:rStyle w:val="VerbatimChar"/>
-          <w:rFonts w:ascii="Times New Roman" w:hAnsi="Times New Roman" w:eastAsia="Times New Roman" w:cs="Times New Roman"/>
-        </w:rPr>
-        <w:t xml:space="preserve">q = 1 + e^{−ε/kT}</w:t>
-      </w:r>
-      <w:r>
-        <w:rPr>
-          <w:rFonts w:ascii="Times New Roman" w:hAnsi="Times New Roman" w:eastAsia="Times New Roman" w:cs="Times New Roman"/>
-        </w:rPr>
-        <w:br/>
-      </w:r>
-      <w:r>
-        <w:rPr>
-          <w:rStyle w:val="VerbatimChar"/>
-          <w:rFonts w:ascii="Times New Roman" w:hAnsi="Times New Roman" w:eastAsia="Times New Roman" w:cs="Times New Roman"/>
-        </w:rPr>
-        <w:t>N</w:t>
-      </w:r>
-      <w:r>
-        <w:rPr>
-          <w:rStyle w:val="VerbatimChar"/>
-          <w:rFonts w:ascii="Times New Roman" w:hAnsi="Times New Roman" w:eastAsia="Times New Roman" w:cs="Times New Roman"/>
-          <w:vertAlign w:val="subscript"/>
-        </w:rPr>
-        <w:t>1</w:t>
-      </w:r>
-      <w:r>
-        <w:rPr>
-          <w:rStyle w:val="VerbatimChar"/>
-          <w:rFonts w:ascii="Times New Roman" w:hAnsi="Times New Roman" w:eastAsia="Times New Roman" w:cs="Times New Roman"/>
-        </w:rPr>
-        <w:t>/N</w:t>
-      </w:r>
-      <w:r>
-        <w:rPr>
-          <w:rStyle w:val="VerbatimChar"/>
-          <w:rFonts w:ascii="Times New Roman" w:hAnsi="Times New Roman" w:eastAsia="Times New Roman" w:cs="Times New Roman"/>
-          <w:vertAlign w:val="subscript"/>
-        </w:rPr>
-        <w:t>0</w:t>
-      </w:r>
-      <w:r>
-        <w:rPr>
-          <w:rStyle w:val="VerbatimChar"/>
-          <w:rFonts w:ascii="Times New Roman" w:hAnsi="Times New Roman" w:eastAsia="Times New Roman" w:cs="Times New Roman"/>
-        </w:rPr>
-        <w:t xml:space="preserve"> = e^{−ε/kT}</w:t>
-      </w:r>
-      <w:r>
-        <w:rPr>
-          <w:rFonts w:ascii="Times New Roman" w:hAnsi="Times New Roman" w:eastAsia="Times New Roman" w:cs="Times New Roman"/>
-        </w:rPr>
-        <w:br/>
-      </w:r>
-      <w:r>
-        <w:rPr>
-          <w:rStyle w:val="VerbatimChar"/>
-          <w:rFonts w:ascii="Times New Roman" w:hAnsi="Times New Roman" w:eastAsia="Times New Roman" w:cs="Times New Roman"/>
-        </w:rPr>
-        <w:t>N</w:t>
-      </w:r>
-      <w:r>
-        <w:rPr>
-          <w:rStyle w:val="VerbatimChar"/>
-          <w:rFonts w:ascii="Times New Roman" w:hAnsi="Times New Roman" w:eastAsia="Times New Roman" w:cs="Times New Roman"/>
-          <w:vertAlign w:val="subscript"/>
-        </w:rPr>
-        <w:t>1</w:t>
-      </w:r>
-      <w:r>
-        <w:rPr>
-          <w:rStyle w:val="VerbatimChar"/>
-          <w:rFonts w:ascii="Times New Roman" w:hAnsi="Times New Roman" w:eastAsia="Times New Roman" w:cs="Times New Roman"/>
-        </w:rPr>
-        <w:t>/N = e^{−ε/kT} / (1 + e^{−ε/kT})</w:t>
-      </w:r>
+      <m:oMathPara>
+        <m:oMathParaPr>
+          <m:jc m:val="center"/>
+          <m:ctrlPr>
+            <w:rPr>
+              <w:sz w:val="28"/>
+              <w:szCs w:val="28"/>
+            </w:rPr>
+          </m:ctrlPr>
+        </m:oMathParaPr>
+        <m:oMath>
+          <m:eqArr>
+            <m:e>
+              <m:r>
+                <m:t>q</m:t>
+              </m:r>
+              <m:r>
+                <m:t>&amp;</m:t>
+              </m:r>
+              <m:r>
+                <m:rPr>
+                  <m:sty m:val="p"/>
+                </m:rPr>
+                <m:t>=</m:t>
+              </m:r>
+              <m:r>
+                <m:t>1</m:t>
+              </m:r>
+              <m:r>
+                <m:rPr>
+                  <m:sty m:val="p"/>
+                </m:rPr>
+                <m:t>+</m:t>
+              </m:r>
+              <m:sSup>
+                <m:e>
+                  <m:r>
+                    <m:t>e</m:t>
+                  </m:r>
+                </m:e>
+                <m:sup>
+                  <m:r>
+                    <m:rPr>
+                      <m:sty m:val="p"/>
+                    </m:rPr>
+                    <m:t>−</m:t>
+                  </m:r>
+                  <m:r>
+                    <m:t>ε</m:t>
+                  </m:r>
+                  <m:r>
+                    <m:rPr>
+                      <m:sty m:val="p"/>
+                    </m:rPr>
+                    <m:t>/</m:t>
+                  </m:r>
+                  <m:r>
+                    <m:t>k</m:t>
+                  </m:r>
+                  <m:r>
+                    <m:t>T</m:t>
+                  </m:r>
+                </m:sup>
+              </m:sSup>
+            </m:e>
+            <m:e>
+              <m:f>
+                <m:fPr>
+                  <m:type m:val="bar"/>
+                </m:fPr>
+                <m:num>
+                  <m:sSub>
+                    <m:e>
+                      <m:r>
+                        <m:t>N</m:t>
+                      </m:r>
+                    </m:e>
+                    <m:sub>
+                      <m:r>
+                        <m:t>1</m:t>
+                      </m:r>
+                    </m:sub>
+                  </m:sSub>
+                </m:num>
+                <m:den>
+                  <m:sSub>
+                    <m:e>
+                      <m:r>
+                        <m:t>N</m:t>
+                      </m:r>
+                    </m:e>
+                    <m:sub>
+                      <m:r>
+                        <m:t>0</m:t>
+                      </m:r>
+                    </m:sub>
+                  </m:sSub>
+                </m:den>
+              </m:f>
+              <m:r>
+                <m:t>&amp;</m:t>
+              </m:r>
+              <m:r>
+                <m:rPr>
+                  <m:sty m:val="p"/>
+                </m:rPr>
+                <m:t>=</m:t>
+              </m:r>
+              <m:sSup>
+                <m:e>
+                  <m:r>
+                    <m:t>e</m:t>
+                  </m:r>
+                </m:e>
+                <m:sup>
+                  <m:r>
+                    <m:rPr>
+                      <m:sty m:val="p"/>
+                    </m:rPr>
+                    <m:t>−</m:t>
+                  </m:r>
+                  <m:r>
+                    <m:t>ε</m:t>
+                  </m:r>
+                  <m:r>
+                    <m:rPr>
+                      <m:sty m:val="p"/>
+                    </m:rPr>
+                    <m:t>/</m:t>
+                  </m:r>
+                  <m:r>
+                    <m:t>k</m:t>
+                  </m:r>
+                  <m:r>
+                    <m:t>T</m:t>
+                  </m:r>
+                </m:sup>
+              </m:sSup>
+            </m:e>
+            <m:e>
+              <m:f>
+                <m:fPr>
+                  <m:type m:val="bar"/>
+                </m:fPr>
+                <m:num>
+                  <m:sSub>
+                    <m:e>
+                      <m:r>
+                        <m:t>N</m:t>
+                      </m:r>
+                    </m:e>
+                    <m:sub>
+                      <m:r>
+                        <m:t>1</m:t>
+                      </m:r>
+                    </m:sub>
+                  </m:sSub>
+                </m:num>
+                <m:den>
+                  <m:r>
+                    <m:t>N</m:t>
+                  </m:r>
+                </m:den>
+              </m:f>
+              <m:r>
+                <m:t>&amp;</m:t>
+              </m:r>
+              <m:r>
+                <m:rPr>
+                  <m:sty m:val="p"/>
+                </m:rPr>
+                <m:t>=</m:t>
+              </m:r>
+              <m:f>
+                <m:fPr>
+                  <m:type m:val="bar"/>
+                </m:fPr>
+                <m:num>
+                  <m:sSup>
+                    <m:e>
+                      <m:r>
+                        <m:t>e</m:t>
+                      </m:r>
+                    </m:e>
+                    <m:sup>
+                      <m:r>
+                        <m:rPr>
+                          <m:sty m:val="p"/>
+                        </m:rPr>
+                        <m:t>−</m:t>
+                      </m:r>
+                      <m:r>
+                        <m:t>ε</m:t>
+                      </m:r>
+                      <m:r>
+                        <m:rPr>
+                          <m:sty m:val="p"/>
+                        </m:rPr>
+                        <m:t>/</m:t>
+                      </m:r>
+                      <m:r>
+                        <m:t>k</m:t>
+                      </m:r>
+                      <m:r>
+                        <m:t>T</m:t>
+                      </m:r>
+                    </m:sup>
+                  </m:sSup>
+                </m:num>
+                <m:den>
+                  <m:r>
+                    <m:t>1</m:t>
+                  </m:r>
+                  <m:r>
+                    <m:rPr>
+                      <m:sty m:val="p"/>
+                    </m:rPr>
+                    <m:t>+</m:t>
+                  </m:r>
+                  <m:sSup>
+                    <m:e>
+                      <m:r>
+                        <m:t>e</m:t>
+                      </m:r>
+                    </m:e>
+                    <m:sup>
+                      <m:r>
+                        <m:rPr>
+                          <m:sty m:val="p"/>
+                        </m:rPr>
+                        <m:t>−</m:t>
+                      </m:r>
+                      <m:r>
+                        <m:t>ε</m:t>
+                      </m:r>
+                      <m:r>
+                        <m:rPr>
+                          <m:sty m:val="p"/>
+                        </m:rPr>
+                        <m:t>/</m:t>
+                      </m:r>
+                      <m:r>
+                        <m:t>k</m:t>
+                      </m:r>
+                      <m:r>
+                        <m:t>T</m:t>
+                      </m:r>
+                    </m:sup>
+                  </m:sSup>
+                </m:den>
+              </m:f>
+            </m:e>
+          </m:eqArr>
+        </m:oMath>
+      </m:oMathPara>
     </w:p>
     <w:p>
       <w:pPr>
@@ -16687,15 +17250,104 @@
     </w:p>
     <w:p>
       <w:pPr>
-        <w:pStyle w:val="SourceCode"/>
+        <w:pStyle w:val="FirstParagraph"/>
       </w:pPr>
-      <w:r>
-        <w:rPr>
-          <w:rStyle w:val="VerbatimChar"/>
-          <w:rFonts w:ascii="Times New Roman" w:hAnsi="Times New Roman" w:eastAsia="Times New Roman" w:cs="Times New Roman"/>
-        </w:rPr>
-        <w:t xml:space="preserve">q = Σ_i g_i e^{−ε_i / kT}</w:t>
-      </w:r>
+      <m:oMathPara>
+        <m:oMathParaPr>
+          <m:jc m:val="center"/>
+          <m:ctrlPr>
+            <w:rPr>
+              <w:sz w:val="28"/>
+              <w:szCs w:val="28"/>
+            </w:rPr>
+          </m:ctrlPr>
+        </m:oMathParaPr>
+        <m:oMath>
+          <m:r>
+            <m:t>q</m:t>
+          </m:r>
+          <m:r>
+            <m:rPr>
+              <m:sty m:val="p"/>
+            </m:rPr>
+            <m:t>=</m:t>
+          </m:r>
+          <m:nary>
+            <m:naryPr>
+              <m:chr m:val="∑"/>
+              <m:limLoc m:val="undOvr"/>
+              <m:subHide m:val="off"/>
+              <m:supHide m:val="on"/>
+            </m:naryPr>
+            <m:sub>
+              <m:r>
+                <m:t>i</m:t>
+              </m:r>
+            </m:sub>
+            <m:sup>
+              <m:r>
+                <m:t>​</m:t>
+              </m:r>
+            </m:sup>
+            <m:e>
+              <m:sSub>
+                <m:e>
+                  <m:r>
+                    <m:t>g</m:t>
+                  </m:r>
+                </m:e>
+                <m:sub>
+                  <m:r>
+                    <m:t>i</m:t>
+                  </m:r>
+                </m:sub>
+              </m:sSub>
+            </m:e>
+          </m:nary>
+          <m:r>
+            <m:t> </m:t>
+          </m:r>
+          <m:sSup>
+            <m:e>
+              <m:r>
+                <m:t>e</m:t>
+              </m:r>
+            </m:e>
+            <m:sup>
+              <m:r>
+                <m:rPr>
+                  <m:sty m:val="p"/>
+                </m:rPr>
+                <m:t>−</m:t>
+              </m:r>
+              <m:sSub>
+                <m:e>
+                  <m:r>
+                    <m:t>ε</m:t>
+                  </m:r>
+                </m:e>
+                <m:sub>
+                  <m:r>
+                    <m:t>i</m:t>
+                  </m:r>
+                </m:sub>
+              </m:sSub>
+              <m:r>
+                <m:rPr>
+                  <m:sty m:val="p"/>
+                </m:rPr>
+                <m:t>/</m:t>
+              </m:r>
+              <m:r>
+                <m:t>k</m:t>
+              </m:r>
+              <m:r>
+                <m:t>T</m:t>
+              </m:r>
+            </m:sup>
+          </m:sSup>
+        </m:oMath>
+      </m:oMathPara>
     </w:p>
     <w:p>
       <w:pPr>
@@ -17197,73 +17849,291 @@
     </w:p>
     <w:p>
       <w:pPr>
-        <w:pStyle w:val="SourceCode"/>
+        <w:pStyle w:val="BodyText"/>
       </w:pPr>
-      <w:r>
-        <w:rPr>
-          <w:rStyle w:val="VerbatimChar"/>
-          <w:rFonts w:ascii="Times New Roman" w:hAnsi="Times New Roman" w:eastAsia="Times New Roman" w:cs="Times New Roman"/>
-        </w:rPr>
-        <w:t xml:space="preserve">q = 1 + e^{−1} + e^{−2} = 1 + 0.368 + 0.135 = 1.503</w:t>
-      </w:r>
-      <w:r>
-        <w:rPr>
-          <w:rFonts w:ascii="Times New Roman" w:hAnsi="Times New Roman" w:eastAsia="Times New Roman" w:cs="Times New Roman"/>
-        </w:rPr>
-        <w:br/>
-      </w:r>
-      <w:r>
-        <w:rPr>
-          <w:rStyle w:val="VerbatimChar"/>
-          <w:rFonts w:ascii="Times New Roman" w:hAnsi="Times New Roman" w:eastAsia="Times New Roman" w:cs="Times New Roman"/>
-        </w:rPr>
-        <w:t>P</w:t>
-      </w:r>
-      <w:r>
-        <w:rPr>
-          <w:rStyle w:val="VerbatimChar"/>
-          <w:rFonts w:ascii="Times New Roman" w:hAnsi="Times New Roman" w:eastAsia="Times New Roman" w:cs="Times New Roman"/>
-          <w:vertAlign w:val="subscript"/>
-        </w:rPr>
-        <w:t>0</w:t>
-      </w:r>
-      <w:r>
-        <w:rPr>
-          <w:rStyle w:val="VerbatimChar"/>
-          <w:rFonts w:ascii="Times New Roman" w:hAnsi="Times New Roman" w:eastAsia="Times New Roman" w:cs="Times New Roman"/>
-        </w:rPr>
-        <w:t xml:space="preserve"> = 1/1.503 = 66.5%     P</w:t>
-      </w:r>
-      <w:r>
-        <w:rPr>
-          <w:rStyle w:val="VerbatimChar"/>
-          <w:rFonts w:ascii="Times New Roman" w:hAnsi="Times New Roman" w:eastAsia="Times New Roman" w:cs="Times New Roman"/>
-          <w:vertAlign w:val="subscript"/>
-        </w:rPr>
-        <w:t>1</w:t>
-      </w:r>
-      <w:r>
-        <w:rPr>
-          <w:rStyle w:val="VerbatimChar"/>
-          <w:rFonts w:ascii="Times New Roman" w:hAnsi="Times New Roman" w:eastAsia="Times New Roman" w:cs="Times New Roman"/>
-        </w:rPr>
-        <w:t xml:space="preserve"> = 0.368/1.503 = 24.5%     P</w:t>
-      </w:r>
-      <w:r>
-        <w:rPr>
-          <w:rStyle w:val="VerbatimChar"/>
-          <w:rFonts w:ascii="Times New Roman" w:hAnsi="Times New Roman" w:eastAsia="Times New Roman" w:cs="Times New Roman"/>
-          <w:vertAlign w:val="subscript"/>
-        </w:rPr>
-        <w:t>2</w:t>
-      </w:r>
-      <w:r>
-        <w:rPr>
-          <w:rStyle w:val="VerbatimChar"/>
-          <w:rFonts w:ascii="Times New Roman" w:hAnsi="Times New Roman" w:eastAsia="Times New Roman" w:cs="Times New Roman"/>
-        </w:rPr>
-        <w:t xml:space="preserve"> = 0.135/1.503 = 9.0%</w:t>
-      </w:r>
+      <m:oMathPara>
+        <m:oMathParaPr>
+          <m:jc m:val="center"/>
+          <m:ctrlPr>
+            <w:rPr>
+              <w:sz w:val="28"/>
+              <w:szCs w:val="28"/>
+            </w:rPr>
+          </m:ctrlPr>
+        </m:oMathParaPr>
+        <m:oMath>
+          <m:eqArr>
+            <m:e>
+              <m:r>
+                <m:t>q</m:t>
+              </m:r>
+              <m:r>
+                <m:t>&amp;</m:t>
+              </m:r>
+              <m:r>
+                <m:rPr>
+                  <m:sty m:val="p"/>
+                </m:rPr>
+                <m:t>=</m:t>
+              </m:r>
+              <m:r>
+                <m:t>1</m:t>
+              </m:r>
+              <m:r>
+                <m:rPr>
+                  <m:sty m:val="p"/>
+                </m:rPr>
+                <m:t>+</m:t>
+              </m:r>
+              <m:sSup>
+                <m:e>
+                  <m:r>
+                    <m:t>e</m:t>
+                  </m:r>
+                </m:e>
+                <m:sup>
+                  <m:r>
+                    <m:rPr>
+                      <m:sty m:val="p"/>
+                    </m:rPr>
+                    <m:t>−</m:t>
+                  </m:r>
+                  <m:r>
+                    <m:t>1</m:t>
+                  </m:r>
+                </m:sup>
+              </m:sSup>
+              <m:r>
+                <m:rPr>
+                  <m:sty m:val="p"/>
+                </m:rPr>
+                <m:t>+</m:t>
+              </m:r>
+              <m:sSup>
+                <m:e>
+                  <m:r>
+                    <m:t>e</m:t>
+                  </m:r>
+                </m:e>
+                <m:sup>
+                  <m:r>
+                    <m:rPr>
+                      <m:sty m:val="p"/>
+                    </m:rPr>
+                    <m:t>−</m:t>
+                  </m:r>
+                  <m:r>
+                    <m:t>2</m:t>
+                  </m:r>
+                </m:sup>
+              </m:sSup>
+              <m:r>
+                <m:rPr>
+                  <m:sty m:val="p"/>
+                </m:rPr>
+                <m:t>=</m:t>
+              </m:r>
+              <m:r>
+                <m:t>1</m:t>
+              </m:r>
+              <m:r>
+                <m:rPr>
+                  <m:sty m:val="p"/>
+                </m:rPr>
+                <m:t>+</m:t>
+              </m:r>
+              <m:r>
+                <m:t>0.368</m:t>
+              </m:r>
+              <m:r>
+                <m:rPr>
+                  <m:sty m:val="p"/>
+                </m:rPr>
+                <m:t>+</m:t>
+              </m:r>
+              <m:r>
+                <m:t>0.135</m:t>
+              </m:r>
+              <m:r>
+                <m:rPr>
+                  <m:sty m:val="p"/>
+                </m:rPr>
+                <m:t>=</m:t>
+              </m:r>
+              <m:r>
+                <m:t>1.503</m:t>
+              </m:r>
+            </m:e>
+            <m:e>
+              <m:sSub>
+                <m:e>
+                  <m:r>
+                    <m:t>P</m:t>
+                  </m:r>
+                </m:e>
+                <m:sub>
+                  <m:r>
+                    <m:t>0</m:t>
+                  </m:r>
+                </m:sub>
+              </m:sSub>
+              <m:r>
+                <m:t>&amp;</m:t>
+              </m:r>
+              <m:r>
+                <m:rPr>
+                  <m:sty m:val="p"/>
+                </m:rPr>
+                <m:t>=</m:t>
+              </m:r>
+              <m:f>
+                <m:fPr>
+                  <m:type m:val="bar"/>
+                </m:fPr>
+                <m:num>
+                  <m:r>
+                    <m:t>1</m:t>
+                  </m:r>
+                </m:num>
+                <m:den>
+                  <m:r>
+                    <m:t>1.503</m:t>
+                  </m:r>
+                </m:den>
+              </m:f>
+              <m:r>
+                <m:rPr>
+                  <m:sty m:val="p"/>
+                </m:rPr>
+                <m:t>=</m:t>
+              </m:r>
+              <m:r>
+                <m:t>66.5</m:t>
+              </m:r>
+              <m:r>
+                <m:rPr>
+                  <m:sty m:val="p"/>
+                </m:rPr>
+                <m:t>%</m:t>
+              </m:r>
+              <m:r>
+                <m:rPr>
+                  <m:sty m:val="p"/>
+                </m:rPr>
+                <m:t>,</m:t>
+              </m:r>
+              <m:r>
+                <m:t> </m:t>
+              </m:r>
+              <m:sSub>
+                <m:e>
+                  <m:r>
+                    <m:t>P</m:t>
+                  </m:r>
+                </m:e>
+                <m:sub>
+                  <m:r>
+                    <m:t>1</m:t>
+                  </m:r>
+                </m:sub>
+              </m:sSub>
+              <m:r>
+                <m:rPr>
+                  <m:sty m:val="p"/>
+                </m:rPr>
+                <m:t>=</m:t>
+              </m:r>
+              <m:f>
+                <m:fPr>
+                  <m:type m:val="bar"/>
+                </m:fPr>
+                <m:num>
+                  <m:r>
+                    <m:t>0.368</m:t>
+                  </m:r>
+                </m:num>
+                <m:den>
+                  <m:r>
+                    <m:t>1.503</m:t>
+                  </m:r>
+                </m:den>
+              </m:f>
+              <m:r>
+                <m:rPr>
+                  <m:sty m:val="p"/>
+                </m:rPr>
+                <m:t>=</m:t>
+              </m:r>
+              <m:r>
+                <m:t>24.5</m:t>
+              </m:r>
+              <m:r>
+                <m:rPr>
+                  <m:sty m:val="p"/>
+                </m:rPr>
+                <m:t>%</m:t>
+              </m:r>
+              <m:r>
+                <m:rPr>
+                  <m:sty m:val="p"/>
+                </m:rPr>
+                <m:t>,</m:t>
+              </m:r>
+              <m:r>
+                <m:t> </m:t>
+              </m:r>
+              <m:sSub>
+                <m:e>
+                  <m:r>
+                    <m:t>P</m:t>
+                  </m:r>
+                </m:e>
+                <m:sub>
+                  <m:r>
+                    <m:t>2</m:t>
+                  </m:r>
+                </m:sub>
+              </m:sSub>
+              <m:r>
+                <m:rPr>
+                  <m:sty m:val="p"/>
+                </m:rPr>
+                <m:t>=</m:t>
+              </m:r>
+              <m:f>
+                <m:fPr>
+                  <m:type m:val="bar"/>
+                </m:fPr>
+                <m:num>
+                  <m:r>
+                    <m:t>0.135</m:t>
+                  </m:r>
+                </m:num>
+                <m:den>
+                  <m:r>
+                    <m:t>1.503</m:t>
+                  </m:r>
+                </m:den>
+              </m:f>
+              <m:r>
+                <m:rPr>
+                  <m:sty m:val="p"/>
+                </m:rPr>
+                <m:t>=</m:t>
+              </m:r>
+              <m:r>
+                <m:t>9.0</m:t>
+              </m:r>
+              <m:r>
+                <m:rPr>
+                  <m:sty m:val="p"/>
+                </m:rPr>
+                <m:t>%</m:t>
+              </m:r>
+            </m:e>
+          </m:eqArr>
+        </m:oMath>
+      </m:oMathPara>
     </w:p>
     <w:p>
       <w:pPr>
@@ -17625,15 +18495,143 @@
     </w:p>
     <w:p>
       <w:pPr>
-        <w:pStyle w:val="SourceCode"/>
+        <w:pStyle w:val="BodyText"/>
       </w:pPr>
-      <w:r>
-        <w:rPr>
-          <w:rStyle w:val="VerbatimChar"/>
-          <w:rFonts w:ascii="Times New Roman" w:hAnsi="Times New Roman" w:eastAsia="Times New Roman" w:cs="Times New Roman"/>
-        </w:rPr>
-        <w:t xml:space="preserve">⟨ε⟩ = Σ_i ε_i · g_i e^{−ε_i/kT} / q</w:t>
-      </w:r>
+      <m:oMathPara>
+        <m:oMathParaPr>
+          <m:jc m:val="center"/>
+          <m:ctrlPr>
+            <w:rPr>
+              <w:sz w:val="28"/>
+              <w:szCs w:val="28"/>
+            </w:rPr>
+          </m:ctrlPr>
+        </m:oMathParaPr>
+        <m:oMath>
+          <m:r>
+            <m:rPr>
+              <m:sty m:val="p"/>
+            </m:rPr>
+            <m:t>⟨</m:t>
+          </m:r>
+          <m:r>
+            <m:t>ε</m:t>
+          </m:r>
+          <m:r>
+            <m:rPr>
+              <m:sty m:val="p"/>
+            </m:rPr>
+            <m:t>⟩</m:t>
+          </m:r>
+          <m:r>
+            <m:rPr>
+              <m:sty m:val="p"/>
+            </m:rPr>
+            <m:t>=</m:t>
+          </m:r>
+          <m:f>
+            <m:fPr>
+              <m:type m:val="bar"/>
+            </m:fPr>
+            <m:num>
+              <m:nary>
+                <m:naryPr>
+                  <m:chr m:val="∑"/>
+                  <m:limLoc m:val="undOvr"/>
+                  <m:subHide m:val="off"/>
+                  <m:supHide m:val="on"/>
+                </m:naryPr>
+                <m:sub>
+                  <m:r>
+                    <m:t>i</m:t>
+                  </m:r>
+                </m:sub>
+                <m:sup>
+                  <m:r>
+                    <m:t>​</m:t>
+                  </m:r>
+                </m:sup>
+                <m:e>
+                  <m:sSub>
+                    <m:e>
+                      <m:r>
+                        <m:t>ε</m:t>
+                      </m:r>
+                    </m:e>
+                    <m:sub>
+                      <m:r>
+                        <m:t>i</m:t>
+                      </m:r>
+                    </m:sub>
+                  </m:sSub>
+                </m:e>
+              </m:nary>
+              <m:r>
+                <m:t> </m:t>
+              </m:r>
+              <m:sSub>
+                <m:e>
+                  <m:r>
+                    <m:t>g</m:t>
+                  </m:r>
+                </m:e>
+                <m:sub>
+                  <m:r>
+                    <m:t>i</m:t>
+                  </m:r>
+                </m:sub>
+              </m:sSub>
+              <m:r>
+                <m:t> </m:t>
+              </m:r>
+              <m:sSup>
+                <m:e>
+                  <m:r>
+                    <m:t>e</m:t>
+                  </m:r>
+                </m:e>
+                <m:sup>
+                  <m:r>
+                    <m:rPr>
+                      <m:sty m:val="p"/>
+                    </m:rPr>
+                    <m:t>−</m:t>
+                  </m:r>
+                  <m:sSub>
+                    <m:e>
+                      <m:r>
+                        <m:t>ε</m:t>
+                      </m:r>
+                    </m:e>
+                    <m:sub>
+                      <m:r>
+                        <m:t>i</m:t>
+                      </m:r>
+                    </m:sub>
+                  </m:sSub>
+                  <m:r>
+                    <m:rPr>
+                      <m:sty m:val="p"/>
+                    </m:rPr>
+                    <m:t>/</m:t>
+                  </m:r>
+                  <m:r>
+                    <m:t>k</m:t>
+                  </m:r>
+                  <m:r>
+                    <m:t>T</m:t>
+                  </m:r>
+                </m:sup>
+              </m:sSup>
+            </m:num>
+            <m:den>
+              <m:r>
+                <m:t>q</m:t>
+              </m:r>
+            </m:den>
+          </m:f>
+        </m:oMath>
+      </m:oMathPara>
     </w:p>
     <w:p>
       <w:pPr>

--- a/06-学生侧材料/讲义/数学工具/数学工具-第7讲-组合概率与Stirling近似.docx
+++ b/06-学生侧材料/讲义/数学工具/数学工具-第7讲-组合概率与Stirling近似.docx
@@ -1824,15 +1824,42 @@
     </w:p>
     <w:p>
       <w:pPr>
-        <w:pStyle w:val="SourceCode"/>
+        <w:pStyle w:val="BodyText"/>
       </w:pPr>
-      <w:r>
-        <w:rPr>
-          <w:rStyle w:val="VerbatimChar"/>
-          <w:rFonts w:ascii="Times New Roman" w:hAnsi="Times New Roman" w:eastAsia="Times New Roman" w:cs="Times New Roman"/>
-        </w:rPr>
-        <w:t xml:space="preserve">S = k ln W</w:t>
-      </w:r>
+      <m:oMathPara>
+        <m:oMathParaPr>
+          <m:jc m:val="center"/>
+          <m:ctrlPr>
+            <w:rPr>
+              <w:sz w:val="28"/>
+              <w:szCs w:val="28"/>
+            </w:rPr>
+          </m:ctrlPr>
+        </m:oMathParaPr>
+        <m:oMath>
+          <m:r>
+            <m:t>S</m:t>
+          </m:r>
+          <m:r>
+            <m:rPr>
+              <m:sty m:val="p"/>
+            </m:rPr>
+            <m:t>=</m:t>
+          </m:r>
+          <m:r>
+            <m:t>k</m:t>
+          </m:r>
+          <m:r>
+            <m:rPr>
+              <m:sty m:val="p"/>
+            </m:rPr>
+            <m:t>ln</m:t>
+          </m:r>
+          <m:r>
+            <m:t>W</m:t>
+          </m:r>
+        </m:oMath>
+      </m:oMathPara>
     </w:p>
     <w:p>
       <w:pPr>
@@ -3386,15 +3413,198 @@
     </w:p>
     <w:p>
       <w:pPr>
-        <w:pStyle w:val="SourceCode"/>
+        <w:pStyle w:val="FirstParagraph"/>
       </w:pPr>
-      <w:r>
-        <w:rPr>
-          <w:rStyle w:val="VerbatimChar"/>
-          <w:rFonts w:ascii="Times New Roman" w:hAnsi="Times New Roman" w:eastAsia="Times New Roman" w:cs="Times New Roman"/>
-        </w:rPr>
-        <w:t xml:space="preserve">P(n,m) = n(n−1)(n−2)…(n−m+1) = n!/(n−m)!</w:t>
-      </w:r>
+      <m:oMathPara>
+        <m:oMathParaPr>
+          <m:jc m:val="center"/>
+          <m:ctrlPr>
+            <w:rPr>
+              <w:sz w:val="28"/>
+              <w:szCs w:val="28"/>
+            </w:rPr>
+          </m:ctrlPr>
+        </m:oMathParaPr>
+        <m:oMath>
+          <m:r>
+            <m:t>P</m:t>
+          </m:r>
+          <m:r>
+            <m:rPr>
+              <m:sty m:val="p"/>
+            </m:rPr>
+            <m:t>(</m:t>
+          </m:r>
+          <m:r>
+            <m:t>n</m:t>
+          </m:r>
+          <m:r>
+            <m:rPr>
+              <m:sty m:val="p"/>
+            </m:rPr>
+            <m:t>,</m:t>
+          </m:r>
+          <m:r>
+            <m:t>m</m:t>
+          </m:r>
+          <m:r>
+            <m:rPr>
+              <m:sty m:val="p"/>
+            </m:rPr>
+            <m:t>)</m:t>
+          </m:r>
+          <m:r>
+            <m:rPr>
+              <m:sty m:val="p"/>
+            </m:rPr>
+            <m:t>=</m:t>
+          </m:r>
+          <m:r>
+            <m:t>n</m:t>
+          </m:r>
+          <m:r>
+            <m:rPr>
+              <m:sty m:val="p"/>
+            </m:rPr>
+            <m:t>(</m:t>
+          </m:r>
+          <m:r>
+            <m:t>n</m:t>
+          </m:r>
+          <m:r>
+            <m:rPr>
+              <m:sty m:val="p"/>
+            </m:rPr>
+            <m:t>−</m:t>
+          </m:r>
+          <m:r>
+            <m:t>1</m:t>
+          </m:r>
+          <m:r>
+            <m:rPr>
+              <m:sty m:val="p"/>
+            </m:rPr>
+            <m:t>)</m:t>
+          </m:r>
+          <m:r>
+            <m:rPr>
+              <m:sty m:val="p"/>
+            </m:rPr>
+            <m:t>(</m:t>
+          </m:r>
+          <m:r>
+            <m:t>n</m:t>
+          </m:r>
+          <m:r>
+            <m:rPr>
+              <m:sty m:val="p"/>
+            </m:rPr>
+            <m:t>−</m:t>
+          </m:r>
+          <m:r>
+            <m:t>2</m:t>
+          </m:r>
+          <m:r>
+            <m:rPr>
+              <m:sty m:val="p"/>
+            </m:rPr>
+            <m:t>)</m:t>
+          </m:r>
+          <m:r>
+            <m:rPr>
+              <m:sty m:val="p"/>
+            </m:rPr>
+            <m:t>⋯</m:t>
+          </m:r>
+          <m:r>
+            <m:rPr>
+              <m:sty m:val="p"/>
+            </m:rPr>
+            <m:t>(</m:t>
+          </m:r>
+          <m:r>
+            <m:t>n</m:t>
+          </m:r>
+          <m:r>
+            <m:rPr>
+              <m:sty m:val="p"/>
+            </m:rPr>
+            <m:t>−</m:t>
+          </m:r>
+          <m:r>
+            <m:t>m</m:t>
+          </m:r>
+          <m:r>
+            <m:rPr>
+              <m:sty m:val="p"/>
+            </m:rPr>
+            <m:t>+</m:t>
+          </m:r>
+          <m:r>
+            <m:t>1</m:t>
+          </m:r>
+          <m:r>
+            <m:rPr>
+              <m:sty m:val="p"/>
+            </m:rPr>
+            <m:t>)</m:t>
+          </m:r>
+          <m:r>
+            <m:rPr>
+              <m:sty m:val="p"/>
+            </m:rPr>
+            <m:t>=</m:t>
+          </m:r>
+          <m:f>
+            <m:fPr>
+              <m:type m:val="bar"/>
+            </m:fPr>
+            <m:num>
+              <m:r>
+                <m:t>n</m:t>
+              </m:r>
+              <m:r>
+                <m:rPr>
+                  <m:sty m:val="p"/>
+                </m:rPr>
+                <m:t>!</m:t>
+              </m:r>
+            </m:num>
+            <m:den>
+              <m:r>
+                <m:rPr>
+                  <m:sty m:val="p"/>
+                </m:rPr>
+                <m:t>(</m:t>
+              </m:r>
+              <m:r>
+                <m:t>n</m:t>
+              </m:r>
+              <m:r>
+                <m:rPr>
+                  <m:sty m:val="p"/>
+                </m:rPr>
+                <m:t>−</m:t>
+              </m:r>
+              <m:r>
+                <m:t>m</m:t>
+              </m:r>
+              <m:r>
+                <m:rPr>
+                  <m:sty m:val="p"/>
+                </m:rPr>
+                <m:t>)</m:t>
+              </m:r>
+              <m:r>
+                <m:rPr>
+                  <m:sty m:val="p"/>
+                </m:rPr>
+                <m:t>!</m:t>
+              </m:r>
+            </m:den>
+          </m:f>
+        </m:oMath>
+      </m:oMathPara>
     </w:p>
     <w:p>
       <w:pPr>
@@ -3704,15 +3914,165 @@
     </w:p>
     <w:p>
       <w:pPr>
-        <w:pStyle w:val="SourceCode"/>
+        <w:pStyle w:val="BodyText"/>
       </w:pPr>
-      <w:r>
-        <w:rPr>
-          <w:rStyle w:val="VerbatimChar"/>
-          <w:rFonts w:ascii="Times New Roman" w:hAnsi="Times New Roman" w:eastAsia="Times New Roman" w:cs="Times New Roman"/>
-        </w:rPr>
-        <w:t xml:space="preserve">C(n,m) = P(n,m)/m! = n! / ( m! (n−m)! )</w:t>
-      </w:r>
+      <m:oMathPara>
+        <m:oMathParaPr>
+          <m:jc m:val="center"/>
+          <m:ctrlPr>
+            <w:rPr>
+              <w:sz w:val="28"/>
+              <w:szCs w:val="28"/>
+            </w:rPr>
+          </m:ctrlPr>
+        </m:oMathParaPr>
+        <m:oMath>
+          <m:r>
+            <m:t>C</m:t>
+          </m:r>
+          <m:r>
+            <m:rPr>
+              <m:sty m:val="p"/>
+            </m:rPr>
+            <m:t>(</m:t>
+          </m:r>
+          <m:r>
+            <m:t>n</m:t>
+          </m:r>
+          <m:r>
+            <m:rPr>
+              <m:sty m:val="p"/>
+            </m:rPr>
+            <m:t>,</m:t>
+          </m:r>
+          <m:r>
+            <m:t>m</m:t>
+          </m:r>
+          <m:r>
+            <m:rPr>
+              <m:sty m:val="p"/>
+            </m:rPr>
+            <m:t>)</m:t>
+          </m:r>
+          <m:r>
+            <m:rPr>
+              <m:sty m:val="p"/>
+            </m:rPr>
+            <m:t>=</m:t>
+          </m:r>
+          <m:f>
+            <m:fPr>
+              <m:type m:val="bar"/>
+            </m:fPr>
+            <m:num>
+              <m:r>
+                <m:t>P</m:t>
+              </m:r>
+              <m:r>
+                <m:rPr>
+                  <m:sty m:val="p"/>
+                </m:rPr>
+                <m:t>(</m:t>
+              </m:r>
+              <m:r>
+                <m:t>n</m:t>
+              </m:r>
+              <m:r>
+                <m:rPr>
+                  <m:sty m:val="p"/>
+                </m:rPr>
+                <m:t>,</m:t>
+              </m:r>
+              <m:r>
+                <m:t>m</m:t>
+              </m:r>
+              <m:r>
+                <m:rPr>
+                  <m:sty m:val="p"/>
+                </m:rPr>
+                <m:t>)</m:t>
+              </m:r>
+            </m:num>
+            <m:den>
+              <m:r>
+                <m:t>m</m:t>
+              </m:r>
+              <m:r>
+                <m:rPr>
+                  <m:sty m:val="p"/>
+                </m:rPr>
+                <m:t>!</m:t>
+              </m:r>
+            </m:den>
+          </m:f>
+          <m:r>
+            <m:rPr>
+              <m:sty m:val="p"/>
+            </m:rPr>
+            <m:t>=</m:t>
+          </m:r>
+          <m:f>
+            <m:fPr>
+              <m:type m:val="bar"/>
+            </m:fPr>
+            <m:num>
+              <m:r>
+                <m:t>n</m:t>
+              </m:r>
+              <m:r>
+                <m:rPr>
+                  <m:sty m:val="p"/>
+                </m:rPr>
+                <m:t>!</m:t>
+              </m:r>
+            </m:num>
+            <m:den>
+              <m:r>
+                <m:t>m</m:t>
+              </m:r>
+              <m:r>
+                <m:rPr>
+                  <m:sty m:val="p"/>
+                </m:rPr>
+                <m:t>!</m:t>
+              </m:r>
+              <m:r>
+                <m:t> </m:t>
+              </m:r>
+              <m:r>
+                <m:rPr>
+                  <m:sty m:val="p"/>
+                </m:rPr>
+                <m:t>(</m:t>
+              </m:r>
+              <m:r>
+                <m:t>n</m:t>
+              </m:r>
+              <m:r>
+                <m:rPr>
+                  <m:sty m:val="p"/>
+                </m:rPr>
+                <m:t>−</m:t>
+              </m:r>
+              <m:r>
+                <m:t>m</m:t>
+              </m:r>
+              <m:r>
+                <m:rPr>
+                  <m:sty m:val="p"/>
+                </m:rPr>
+                <m:t>)</m:t>
+              </m:r>
+              <m:r>
+                <m:rPr>
+                  <m:sty m:val="p"/>
+                </m:rPr>
+                <m:t>!</m:t>
+              </m:r>
+            </m:den>
+          </m:f>
+        </m:oMath>
+      </m:oMathPara>
     </w:p>
     <w:p>
       <w:pPr>
@@ -6865,15 +7225,177 @@
     </w:p>
     <w:p>
       <w:pPr>
-        <w:pStyle w:val="SourceCode"/>
+        <w:pStyle w:val="BodyText"/>
       </w:pPr>
-      <w:r>
-        <w:rPr>
-          <w:rStyle w:val="VerbatimChar"/>
-          <w:rFonts w:ascii="Times New Roman" w:hAnsi="Times New Roman" w:eastAsia="Times New Roman" w:cs="Times New Roman"/>
-        </w:rPr>
-        <w:t xml:space="preserve">σ/⟨n⟩ = sqrt(Np(1−p)) / (Np) = sqrt((1−p)/(Np)) ∝ 1/√N</w:t>
-      </w:r>
+      <m:oMathPara>
+        <m:oMathParaPr>
+          <m:jc m:val="center"/>
+          <m:ctrlPr>
+            <w:rPr>
+              <w:sz w:val="28"/>
+              <w:szCs w:val="28"/>
+            </w:rPr>
+          </m:ctrlPr>
+        </m:oMathParaPr>
+        <m:oMath>
+          <m:f>
+            <m:fPr>
+              <m:type m:val="bar"/>
+            </m:fPr>
+            <m:num>
+              <m:r>
+                <m:t>σ</m:t>
+              </m:r>
+            </m:num>
+            <m:den>
+              <m:r>
+                <m:rPr>
+                  <m:sty m:val="p"/>
+                </m:rPr>
+                <m:t>⟨</m:t>
+              </m:r>
+              <m:r>
+                <m:t>n</m:t>
+              </m:r>
+              <m:r>
+                <m:rPr>
+                  <m:sty m:val="p"/>
+                </m:rPr>
+                <m:t>⟩</m:t>
+              </m:r>
+            </m:den>
+          </m:f>
+          <m:r>
+            <m:rPr>
+              <m:sty m:val="p"/>
+            </m:rPr>
+            <m:t>=</m:t>
+          </m:r>
+          <m:f>
+            <m:fPr>
+              <m:type m:val="bar"/>
+            </m:fPr>
+            <m:num>
+              <m:rad>
+                <m:radPr>
+                  <m:degHide m:val="on"/>
+                </m:radPr>
+                <m:deg/>
+                <m:e>
+                  <m:r>
+                    <m:t>N</m:t>
+                  </m:r>
+                  <m:r>
+                    <m:t>p</m:t>
+                  </m:r>
+                  <m:r>
+                    <m:rPr>
+                      <m:sty m:val="p"/>
+                    </m:rPr>
+                    <m:t>(</m:t>
+                  </m:r>
+                  <m:r>
+                    <m:t>1</m:t>
+                  </m:r>
+                  <m:r>
+                    <m:rPr>
+                      <m:sty m:val="p"/>
+                    </m:rPr>
+                    <m:t>−</m:t>
+                  </m:r>
+                  <m:r>
+                    <m:t>p</m:t>
+                  </m:r>
+                  <m:r>
+                    <m:rPr>
+                      <m:sty m:val="p"/>
+                    </m:rPr>
+                    <m:t>)</m:t>
+                  </m:r>
+                </m:e>
+              </m:rad>
+            </m:num>
+            <m:den>
+              <m:r>
+                <m:t>N</m:t>
+              </m:r>
+              <m:r>
+                <m:t>p</m:t>
+              </m:r>
+            </m:den>
+          </m:f>
+          <m:r>
+            <m:rPr>
+              <m:sty m:val="p"/>
+            </m:rPr>
+            <m:t>=</m:t>
+          </m:r>
+          <m:rad>
+            <m:radPr>
+              <m:degHide m:val="on"/>
+            </m:radPr>
+            <m:deg/>
+            <m:e>
+              <m:f>
+                <m:fPr>
+                  <m:type m:val="bar"/>
+                </m:fPr>
+                <m:num>
+                  <m:r>
+                    <m:t>1</m:t>
+                  </m:r>
+                  <m:r>
+                    <m:rPr>
+                      <m:sty m:val="p"/>
+                    </m:rPr>
+                    <m:t>−</m:t>
+                  </m:r>
+                  <m:r>
+                    <m:t>p</m:t>
+                  </m:r>
+                </m:num>
+                <m:den>
+                  <m:r>
+                    <m:t>N</m:t>
+                  </m:r>
+                  <m:r>
+                    <m:t>p</m:t>
+                  </m:r>
+                </m:den>
+              </m:f>
+            </m:e>
+          </m:rad>
+          <m:r>
+            <m:rPr>
+              <m:sty m:val="p"/>
+            </m:rPr>
+            <m:t>∝</m:t>
+          </m:r>
+          <m:f>
+            <m:fPr>
+              <m:type m:val="bar"/>
+            </m:fPr>
+            <m:num>
+              <m:r>
+                <m:t>1</m:t>
+              </m:r>
+            </m:num>
+            <m:den>
+              <m:rad>
+                <m:radPr>
+                  <m:degHide m:val="on"/>
+                </m:radPr>
+                <m:deg/>
+                <m:e>
+                  <m:r>
+                    <m:t>N</m:t>
+                  </m:r>
+                </m:e>
+              </m:rad>
+            </m:den>
+          </m:f>
+        </m:oMath>
+      </m:oMathPara>
     </w:p>
     <w:p>
       <w:pPr>
@@ -7324,45 +7846,159 @@
     </w:p>
     <w:p>
       <w:pPr>
-        <w:pStyle w:val="SourceCode"/>
+        <w:pStyle w:val="FirstParagraph"/>
       </w:pPr>
-      <w:r>
-        <w:rPr>
-          <w:rStyle w:val="VerbatimChar"/>
-          <w:rFonts w:ascii="Times New Roman" w:hAnsi="Times New Roman" w:eastAsia="Times New Roman" w:cs="Times New Roman"/>
-        </w:rPr>
-        <w:t>P(n) ≈ 1/(σ√(2π)) · exp( −(n−Np)</w:t>
-      </w:r>
-      <w:r>
-        <w:rPr>
-          <w:rStyle w:val="VerbatimChar"/>
-          <w:rFonts w:ascii="Times New Roman" w:hAnsi="Times New Roman" w:eastAsia="Times New Roman" w:cs="Times New Roman"/>
-          <w:vertAlign w:val="superscript"/>
-        </w:rPr>
-        <w:t>2</w:t>
-      </w:r>
-      <w:r>
-        <w:rPr>
-          <w:rStyle w:val="VerbatimChar"/>
-          <w:rFonts w:ascii="Times New Roman" w:hAnsi="Times New Roman" w:eastAsia="Times New Roman" w:cs="Times New Roman"/>
-        </w:rPr>
-        <w:t xml:space="preserve"> / (2σ</w:t>
-      </w:r>
-      <w:r>
-        <w:rPr>
-          <w:rStyle w:val="VerbatimChar"/>
-          <w:rFonts w:ascii="Times New Roman" w:hAnsi="Times New Roman" w:eastAsia="Times New Roman" w:cs="Times New Roman"/>
-          <w:vertAlign w:val="superscript"/>
-        </w:rPr>
-        <w:t>2</w:t>
-      </w:r>
-      <w:r>
-        <w:rPr>
-          <w:rStyle w:val="VerbatimChar"/>
-          <w:rFonts w:ascii="Times New Roman" w:hAnsi="Times New Roman" w:eastAsia="Times New Roman" w:cs="Times New Roman"/>
-        </w:rPr>
-        <w:t>) )</w:t>
-      </w:r>
+      <m:oMathPara>
+        <m:oMathParaPr>
+          <m:jc m:val="center"/>
+          <m:ctrlPr>
+            <w:rPr>
+              <w:sz w:val="28"/>
+              <w:szCs w:val="28"/>
+            </w:rPr>
+          </m:ctrlPr>
+        </m:oMathParaPr>
+        <m:oMath>
+          <m:r>
+            <m:t>P</m:t>
+          </m:r>
+          <m:r>
+            <m:rPr>
+              <m:sty m:val="p"/>
+            </m:rPr>
+            <m:t>(</m:t>
+          </m:r>
+          <m:r>
+            <m:t>n</m:t>
+          </m:r>
+          <m:r>
+            <m:rPr>
+              <m:sty m:val="p"/>
+            </m:rPr>
+            <m:t>)</m:t>
+          </m:r>
+          <m:r>
+            <m:rPr>
+              <m:sty m:val="p"/>
+            </m:rPr>
+            <m:t>≈</m:t>
+          </m:r>
+          <m:f>
+            <m:fPr>
+              <m:type m:val="bar"/>
+            </m:fPr>
+            <m:num>
+              <m:r>
+                <m:t>1</m:t>
+              </m:r>
+            </m:num>
+            <m:den>
+              <m:r>
+                <m:t>σ</m:t>
+              </m:r>
+              <m:rad>
+                <m:radPr>
+                  <m:degHide m:val="on"/>
+                </m:radPr>
+                <m:deg/>
+                <m:e>
+                  <m:r>
+                    <m:t>2</m:t>
+                  </m:r>
+                  <m:r>
+                    <m:t>π</m:t>
+                  </m:r>
+                </m:e>
+              </m:rad>
+            </m:den>
+          </m:f>
+          <m:r>
+            <m:rPr>
+              <m:sty m:val="p"/>
+            </m:rPr>
+            <m:t>exp</m:t>
+          </m:r>
+          <m:r>
+            <m:t>​</m:t>
+          </m:r>
+          <m:d>
+            <m:dPr>
+              <m:begChr m:val="["/>
+              <m:sepChr m:val=""/>
+              <m:endChr m:val="]"/>
+              <m:grow/>
+            </m:dPr>
+            <m:e>
+              <m:r>
+                <m:rPr>
+                  <m:sty m:val="p"/>
+                </m:rPr>
+                <m:t>−</m:t>
+              </m:r>
+              <m:f>
+                <m:fPr>
+                  <m:type m:val="bar"/>
+                </m:fPr>
+                <m:num>
+                  <m:r>
+                    <m:rPr>
+                      <m:sty m:val="p"/>
+                    </m:rPr>
+                    <m:t>(</m:t>
+                  </m:r>
+                  <m:r>
+                    <m:t>n</m:t>
+                  </m:r>
+                  <m:r>
+                    <m:rPr>
+                      <m:sty m:val="p"/>
+                    </m:rPr>
+                    <m:t>−</m:t>
+                  </m:r>
+                  <m:r>
+                    <m:t>N</m:t>
+                  </m:r>
+                  <m:r>
+                    <m:t>p</m:t>
+                  </m:r>
+                  <m:sSup>
+                    <m:e>
+                      <m:r>
+                        <m:rPr>
+                          <m:sty m:val="p"/>
+                        </m:rPr>
+                        <m:t>)</m:t>
+                      </m:r>
+                    </m:e>
+                    <m:sup>
+                      <m:r>
+                        <m:t>2</m:t>
+                      </m:r>
+                    </m:sup>
+                  </m:sSup>
+                </m:num>
+                <m:den>
+                  <m:r>
+                    <m:t>2</m:t>
+                  </m:r>
+                  <m:sSup>
+                    <m:e>
+                      <m:r>
+                        <m:t>σ</m:t>
+                      </m:r>
+                    </m:e>
+                    <m:sup>
+                      <m:r>
+                        <m:t>2</m:t>
+                      </m:r>
+                    </m:sup>
+                  </m:sSup>
+                </m:den>
+              </m:f>
+            </m:e>
+          </m:d>
+        </m:oMath>
+      </m:oMathPara>
     </w:p>
     <w:p>
       <w:pPr>
@@ -8708,43 +9344,133 @@
     </w:p>
     <w:p>
       <w:pPr>
-        <w:pStyle w:val="SourceCode"/>
+        <w:pStyle w:val="BodyText"/>
       </w:pPr>
-      <w:r>
-        <w:rPr>
-          <w:rStyle w:val="VerbatimChar"/>
-          <w:rFonts w:ascii="Times New Roman" w:hAnsi="Times New Roman" w:eastAsia="Times New Roman" w:cs="Times New Roman"/>
-        </w:rPr>
-        <w:t xml:space="preserve">ln(N!) ≈ N ln N − N + (1/2) ln(2πN)      </w:t>
-      </w:r>
-      <w:r>
-        <w:rPr>
-          <w:rStyle w:val="VerbatimChar"/>
-          <w:rFonts w:hint="eastAsia" w:ascii="Times New Roman" w:hAnsi="Times New Roman" w:eastAsia="Times New Roman" w:cs="Times New Roman"/>
-        </w:rPr>
-        <w:t xml:space="preserve">（Stirling</w:t>
-      </w:r>
-      <w:r>
-        <w:rPr>
-          <w:rStyle w:val="VerbatimChar"/>
-          <w:rFonts w:ascii="Times New Roman" w:hAnsi="Times New Roman" w:eastAsia="Times New Roman" w:cs="Times New Roman"/>
-        </w:rPr>
-        <w:t xml:space="preserve"> </w:t>
-      </w:r>
-      <w:r>
-        <w:rPr>
-          <w:rStyle w:val="VerbatimChar"/>
-          <w:rFonts w:hint="eastAsia" w:ascii="Times New Roman" w:hAnsi="Times New Roman" w:eastAsia="FangSong" w:cs="Times New Roman"/>
-        </w:rPr>
-        <w:t>完整式</w:t>
-      </w:r>
-      <w:r>
-        <w:rPr>
-          <w:rStyle w:val="VerbatimChar"/>
-          <w:rFonts w:hint="eastAsia" w:ascii="Times New Roman" w:hAnsi="Times New Roman" w:eastAsia="Times New Roman" w:cs="Times New Roman"/>
-        </w:rPr>
-        <w:t>）</w:t>
-      </w:r>
+      <m:oMathPara>
+        <m:oMathParaPr>
+          <m:jc m:val="center"/>
+          <m:ctrlPr>
+            <w:rPr>
+              <w:sz w:val="28"/>
+              <w:szCs w:val="28"/>
+            </w:rPr>
+          </m:ctrlPr>
+        </m:oMathParaPr>
+        <m:oMath>
+          <m:r>
+            <m:rPr>
+              <m:sty m:val="p"/>
+            </m:rPr>
+            <m:t>ln</m:t>
+          </m:r>
+          <m:r>
+            <m:rPr>
+              <m:sty m:val="p"/>
+            </m:rPr>
+            <m:t>(</m:t>
+          </m:r>
+          <m:r>
+            <m:t>N</m:t>
+          </m:r>
+          <m:r>
+            <m:rPr>
+              <m:sty m:val="p"/>
+            </m:rPr>
+            <m:t>!</m:t>
+          </m:r>
+          <m:r>
+            <m:rPr>
+              <m:sty m:val="p"/>
+            </m:rPr>
+            <m:t>)</m:t>
+          </m:r>
+          <m:r>
+            <m:rPr>
+              <m:sty m:val="p"/>
+            </m:rPr>
+            <m:t>≈</m:t>
+          </m:r>
+          <m:r>
+            <m:t>N</m:t>
+          </m:r>
+          <m:r>
+            <m:rPr>
+              <m:sty m:val="p"/>
+            </m:rPr>
+            <m:t>ln</m:t>
+          </m:r>
+          <m:r>
+            <m:t>N</m:t>
+          </m:r>
+          <m:r>
+            <m:rPr>
+              <m:sty m:val="p"/>
+            </m:rPr>
+            <m:t>−</m:t>
+          </m:r>
+          <m:r>
+            <m:t>N</m:t>
+          </m:r>
+          <m:r>
+            <m:rPr>
+              <m:sty m:val="p"/>
+            </m:rPr>
+            <m:t>+</m:t>
+          </m:r>
+          <m:f>
+            <m:fPr>
+              <m:type m:val="bar"/>
+            </m:fPr>
+            <m:num>
+              <m:r>
+                <m:t>1</m:t>
+              </m:r>
+            </m:num>
+            <m:den>
+              <m:r>
+                <m:t>2</m:t>
+              </m:r>
+            </m:den>
+          </m:f>
+          <m:r>
+            <m:rPr>
+              <m:sty m:val="p"/>
+            </m:rPr>
+            <m:t>ln</m:t>
+          </m:r>
+          <m:r>
+            <m:rPr>
+              <m:sty m:val="p"/>
+            </m:rPr>
+            <m:t>(</m:t>
+          </m:r>
+          <m:r>
+            <m:t>2</m:t>
+          </m:r>
+          <m:r>
+            <m:t>π</m:t>
+          </m:r>
+          <m:r>
+            <m:t>N</m:t>
+          </m:r>
+          <m:r>
+            <m:rPr>
+              <m:sty m:val="p"/>
+            </m:rPr>
+            <m:t>)</m:t>
+          </m:r>
+          <m:r>
+            <m:t>  </m:t>
+          </m:r>
+          <m:r>
+            <m:rPr>
+              <m:nor/>
+              <m:sty m:val="p"/>
+            </m:rPr>
+            <m:t>（Stirling 完整式）</m:t>
+          </m:r>
+        </m:oMath>
+      </m:oMathPara>
     </w:p>
     <w:p>
       <w:pPr>
@@ -10717,15 +11443,93 @@
     </w:p>
     <w:p>
       <w:pPr>
-        <w:pStyle w:val="SourceCode"/>
+        <w:pStyle w:val="BodyText"/>
       </w:pPr>
-      <w:r>
-        <w:rPr>
-          <w:rStyle w:val="VerbatimChar"/>
-          <w:rFonts w:ascii="Times New Roman" w:hAnsi="Times New Roman" w:eastAsia="Times New Roman" w:cs="Times New Roman"/>
-        </w:rPr>
-        <w:t xml:space="preserve">ln( N!/(N−n)! ) ≈ n ln N</w:t>
-      </w:r>
+      <m:oMathPara>
+        <m:oMathParaPr>
+          <m:jc m:val="center"/>
+          <m:ctrlPr>
+            <w:rPr>
+              <w:sz w:val="28"/>
+              <w:szCs w:val="28"/>
+            </w:rPr>
+          </m:ctrlPr>
+        </m:oMathParaPr>
+        <m:oMath>
+          <m:r>
+            <m:rPr>
+              <m:sty m:val="p"/>
+            </m:rPr>
+            <m:t>ln</m:t>
+          </m:r>
+          <m:f>
+            <m:fPr>
+              <m:type m:val="bar"/>
+            </m:fPr>
+            <m:num>
+              <m:r>
+                <m:t>N</m:t>
+              </m:r>
+              <m:r>
+                <m:rPr>
+                  <m:sty m:val="p"/>
+                </m:rPr>
+                <m:t>!</m:t>
+              </m:r>
+            </m:num>
+            <m:den>
+              <m:r>
+                <m:rPr>
+                  <m:sty m:val="p"/>
+                </m:rPr>
+                <m:t>(</m:t>
+              </m:r>
+              <m:r>
+                <m:t>N</m:t>
+              </m:r>
+              <m:r>
+                <m:rPr>
+                  <m:sty m:val="p"/>
+                </m:rPr>
+                <m:t>−</m:t>
+              </m:r>
+              <m:r>
+                <m:t>n</m:t>
+              </m:r>
+              <m:r>
+                <m:rPr>
+                  <m:sty m:val="p"/>
+                </m:rPr>
+                <m:t>)</m:t>
+              </m:r>
+              <m:r>
+                <m:rPr>
+                  <m:sty m:val="p"/>
+                </m:rPr>
+                <m:t>!</m:t>
+              </m:r>
+            </m:den>
+          </m:f>
+          <m:r>
+            <m:rPr>
+              <m:sty m:val="p"/>
+            </m:rPr>
+            <m:t>≈</m:t>
+          </m:r>
+          <m:r>
+            <m:t>n</m:t>
+          </m:r>
+          <m:r>
+            <m:rPr>
+              <m:sty m:val="p"/>
+            </m:rPr>
+            <m:t>ln</m:t>
+          </m:r>
+          <m:r>
+            <m:t>N</m:t>
+          </m:r>
+        </m:oMath>
+      </m:oMathPara>
     </w:p>
     <w:p>
       <w:pPr>
@@ -11045,15 +11849,123 @@
     </w:p>
     <w:p>
       <w:pPr>
-        <w:pStyle w:val="SourceCode"/>
+        <w:pStyle w:val="BodyText"/>
       </w:pPr>
-      <w:r>
-        <w:rPr>
-          <w:rStyle w:val="VerbatimChar"/>
-          <w:rFonts w:ascii="Times New Roman" w:hAnsi="Times New Roman" w:eastAsia="Times New Roman" w:cs="Times New Roman"/>
-        </w:rPr>
-        <w:t xml:space="preserve">ln C(2n, n) ≈ 2n ln 2 − (1/2) ln(π n)</w:t>
-      </w:r>
+      <m:oMathPara>
+        <m:oMathParaPr>
+          <m:jc m:val="center"/>
+          <m:ctrlPr>
+            <w:rPr>
+              <w:sz w:val="28"/>
+              <w:szCs w:val="28"/>
+            </w:rPr>
+          </m:ctrlPr>
+        </m:oMathParaPr>
+        <m:oMath>
+          <m:r>
+            <m:rPr>
+              <m:sty m:val="p"/>
+            </m:rPr>
+            <m:t>ln</m:t>
+          </m:r>
+          <m:r>
+            <m:t>C</m:t>
+          </m:r>
+          <m:r>
+            <m:rPr>
+              <m:sty m:val="p"/>
+            </m:rPr>
+            <m:t>(</m:t>
+          </m:r>
+          <m:r>
+            <m:t>2</m:t>
+          </m:r>
+          <m:r>
+            <m:t>n</m:t>
+          </m:r>
+          <m:r>
+            <m:rPr>
+              <m:sty m:val="p"/>
+            </m:rPr>
+            <m:t>,</m:t>
+          </m:r>
+          <m:r>
+            <m:t>n</m:t>
+          </m:r>
+          <m:r>
+            <m:rPr>
+              <m:sty m:val="p"/>
+            </m:rPr>
+            <m:t>)</m:t>
+          </m:r>
+          <m:r>
+            <m:rPr>
+              <m:sty m:val="p"/>
+            </m:rPr>
+            <m:t>≈</m:t>
+          </m:r>
+          <m:r>
+            <m:t>2</m:t>
+          </m:r>
+          <m:r>
+            <m:t>n</m:t>
+          </m:r>
+          <m:r>
+            <m:rPr>
+              <m:sty m:val="p"/>
+            </m:rPr>
+            <m:t>ln</m:t>
+          </m:r>
+          <m:r>
+            <m:t>2</m:t>
+          </m:r>
+          <m:r>
+            <m:rPr>
+              <m:sty m:val="p"/>
+            </m:rPr>
+            <m:t>−</m:t>
+          </m:r>
+          <m:f>
+            <m:fPr>
+              <m:type m:val="bar"/>
+            </m:fPr>
+            <m:num>
+              <m:r>
+                <m:t>1</m:t>
+              </m:r>
+            </m:num>
+            <m:den>
+              <m:r>
+                <m:t>2</m:t>
+              </m:r>
+            </m:den>
+          </m:f>
+          <m:r>
+            <m:rPr>
+              <m:sty m:val="p"/>
+            </m:rPr>
+            <m:t>ln</m:t>
+          </m:r>
+          <m:r>
+            <m:rPr>
+              <m:sty m:val="p"/>
+            </m:rPr>
+            <m:t>(</m:t>
+          </m:r>
+          <m:r>
+            <m:t>π</m:t>
+          </m:r>
+          <m:r>
+            <m:t>n</m:t>
+          </m:r>
+          <m:r>
+            <m:rPr>
+              <m:sty m:val="p"/>
+            </m:rPr>
+            <m:t>)</m:t>
+          </m:r>
+        </m:oMath>
+      </m:oMathPara>
     </w:p>
     <w:p>
       <w:pPr>
@@ -11476,45 +12388,87 @@
     </w:p>
     <w:p>
       <w:pPr>
-        <w:pStyle w:val="SourceCode"/>
+        <w:pStyle w:val="BodyText"/>
       </w:pPr>
-      <w:r>
-        <w:rPr>
-          <w:rStyle w:val="VerbatimChar"/>
-          <w:rFonts w:ascii="Times New Roman" w:hAnsi="Times New Roman" w:eastAsia="Times New Roman" w:cs="Times New Roman"/>
-        </w:rPr>
-        <w:t>W = N! / ( N</w:t>
-      </w:r>
-      <w:r>
-        <w:rPr>
-          <w:rStyle w:val="VerbatimChar"/>
-          <w:rFonts w:ascii="Times New Roman" w:hAnsi="Times New Roman" w:eastAsia="Times New Roman" w:cs="Times New Roman"/>
-          <w:vertAlign w:val="subscript"/>
-        </w:rPr>
-        <w:t>1</w:t>
-      </w:r>
-      <w:r>
-        <w:rPr>
-          <w:rStyle w:val="VerbatimChar"/>
-          <w:rFonts w:ascii="Times New Roman" w:hAnsi="Times New Roman" w:eastAsia="Times New Roman" w:cs="Times New Roman"/>
-        </w:rPr>
-        <w:t>! N</w:t>
-      </w:r>
-      <w:r>
-        <w:rPr>
-          <w:rStyle w:val="VerbatimChar"/>
-          <w:rFonts w:ascii="Times New Roman" w:hAnsi="Times New Roman" w:eastAsia="Times New Roman" w:cs="Times New Roman"/>
-          <w:vertAlign w:val="subscript"/>
-        </w:rPr>
-        <w:t>2</w:t>
-      </w:r>
-      <w:r>
-        <w:rPr>
-          <w:rStyle w:val="VerbatimChar"/>
-          <w:rFonts w:ascii="Times New Roman" w:hAnsi="Times New Roman" w:eastAsia="Times New Roman" w:cs="Times New Roman"/>
-        </w:rPr>
-        <w:t>! )</w:t>
-      </w:r>
+      <m:oMathPara>
+        <m:oMathParaPr>
+          <m:jc m:val="center"/>
+          <m:ctrlPr>
+            <w:rPr>
+              <w:sz w:val="28"/>
+              <w:szCs w:val="28"/>
+            </w:rPr>
+          </m:ctrlPr>
+        </m:oMathParaPr>
+        <m:oMath>
+          <m:r>
+            <m:t>W</m:t>
+          </m:r>
+          <m:r>
+            <m:rPr>
+              <m:sty m:val="p"/>
+            </m:rPr>
+            <m:t>=</m:t>
+          </m:r>
+          <m:f>
+            <m:fPr>
+              <m:type m:val="bar"/>
+            </m:fPr>
+            <m:num>
+              <m:r>
+                <m:t>N</m:t>
+              </m:r>
+              <m:r>
+                <m:rPr>
+                  <m:sty m:val="p"/>
+                </m:rPr>
+                <m:t>!</m:t>
+              </m:r>
+            </m:num>
+            <m:den>
+              <m:sSub>
+                <m:e>
+                  <m:r>
+                    <m:t>N</m:t>
+                  </m:r>
+                </m:e>
+                <m:sub>
+                  <m:r>
+                    <m:t>1</m:t>
+                  </m:r>
+                </m:sub>
+              </m:sSub>
+              <m:r>
+                <m:rPr>
+                  <m:sty m:val="p"/>
+                </m:rPr>
+                <m:t>!</m:t>
+              </m:r>
+              <m:r>
+                <m:t> </m:t>
+              </m:r>
+              <m:sSub>
+                <m:e>
+                  <m:r>
+                    <m:t>N</m:t>
+                  </m:r>
+                </m:e>
+                <m:sub>
+                  <m:r>
+                    <m:t>2</m:t>
+                  </m:r>
+                </m:sub>
+              </m:sSub>
+              <m:r>
+                <m:rPr>
+                  <m:sty m:val="p"/>
+                </m:rPr>
+                <m:t>!</m:t>
+              </m:r>
+            </m:den>
+          </m:f>
+        </m:oMath>
+      </m:oMathPara>
     </w:p>
     <w:p>
       <w:pPr>
@@ -11696,286 +12650,472 @@
     </w:p>
     <w:p>
       <w:pPr>
-        <w:pStyle w:val="SourceCode"/>
+        <w:pStyle w:val="FirstParagraph"/>
       </w:pPr>
-      <w:r>
-        <w:rPr>
-          <w:rStyle w:val="VerbatimChar"/>
-          <w:rFonts w:ascii="Times New Roman" w:hAnsi="Times New Roman" w:eastAsia="Times New Roman" w:cs="Times New Roman"/>
-        </w:rPr>
-        <w:t>ln W = ln N! − ln N</w:t>
-      </w:r>
-      <w:r>
-        <w:rPr>
-          <w:rStyle w:val="VerbatimChar"/>
-          <w:rFonts w:ascii="Times New Roman" w:hAnsi="Times New Roman" w:eastAsia="Times New Roman" w:cs="Times New Roman"/>
-          <w:vertAlign w:val="subscript"/>
-        </w:rPr>
-        <w:t>1</w:t>
-      </w:r>
-      <w:r>
-        <w:rPr>
-          <w:rStyle w:val="VerbatimChar"/>
-          <w:rFonts w:ascii="Times New Roman" w:hAnsi="Times New Roman" w:eastAsia="Times New Roman" w:cs="Times New Roman"/>
-        </w:rPr>
-        <w:t>! − ln N</w:t>
-      </w:r>
-      <w:r>
-        <w:rPr>
-          <w:rStyle w:val="VerbatimChar"/>
-          <w:rFonts w:ascii="Times New Roman" w:hAnsi="Times New Roman" w:eastAsia="Times New Roman" w:cs="Times New Roman"/>
-          <w:vertAlign w:val="subscript"/>
-        </w:rPr>
-        <w:t>2</w:t>
-      </w:r>
-      <w:r>
-        <w:rPr>
-          <w:rStyle w:val="VerbatimChar"/>
-          <w:rFonts w:ascii="Times New Roman" w:hAnsi="Times New Roman" w:eastAsia="Times New Roman" w:cs="Times New Roman"/>
-        </w:rPr>
-        <w:t>!</w:t>
-      </w:r>
-      <w:r>
-        <w:rPr>
-          <w:rFonts w:ascii="Times New Roman" w:hAnsi="Times New Roman" w:eastAsia="Times New Roman" w:cs="Times New Roman"/>
-        </w:rPr>
-        <w:br/>
-      </w:r>
-      <w:r>
-        <w:rPr>
-          <w:rStyle w:val="VerbatimChar"/>
-          <w:rFonts w:ascii="Times New Roman" w:hAnsi="Times New Roman" w:eastAsia="Times New Roman" w:cs="Times New Roman"/>
-        </w:rPr>
-        <w:t xml:space="preserve">     = (N ln N − N) − (N</w:t>
-      </w:r>
-      <w:r>
-        <w:rPr>
-          <w:rStyle w:val="VerbatimChar"/>
-          <w:rFonts w:ascii="Times New Roman" w:hAnsi="Times New Roman" w:eastAsia="Times New Roman" w:cs="Times New Roman"/>
-          <w:vertAlign w:val="subscript"/>
-        </w:rPr>
-        <w:t>1</w:t>
-      </w:r>
-      <w:r>
-        <w:rPr>
-          <w:rStyle w:val="VerbatimChar"/>
-          <w:rFonts w:ascii="Times New Roman" w:hAnsi="Times New Roman" w:eastAsia="Times New Roman" w:cs="Times New Roman"/>
-        </w:rPr>
-        <w:t xml:space="preserve"> ln N</w:t>
-      </w:r>
-      <w:r>
-        <w:rPr>
-          <w:rStyle w:val="VerbatimChar"/>
-          <w:rFonts w:ascii="Times New Roman" w:hAnsi="Times New Roman" w:eastAsia="Times New Roman" w:cs="Times New Roman"/>
-          <w:vertAlign w:val="subscript"/>
-        </w:rPr>
-        <w:t>1</w:t>
-      </w:r>
-      <w:r>
-        <w:rPr>
-          <w:rStyle w:val="VerbatimChar"/>
-          <w:rFonts w:ascii="Times New Roman" w:hAnsi="Times New Roman" w:eastAsia="Times New Roman" w:cs="Times New Roman"/>
-        </w:rPr>
-        <w:t xml:space="preserve"> − N</w:t>
-      </w:r>
-      <w:r>
-        <w:rPr>
-          <w:rStyle w:val="VerbatimChar"/>
-          <w:rFonts w:ascii="Times New Roman" w:hAnsi="Times New Roman" w:eastAsia="Times New Roman" w:cs="Times New Roman"/>
-          <w:vertAlign w:val="subscript"/>
-        </w:rPr>
-        <w:t>1</w:t>
-      </w:r>
-      <w:r>
-        <w:rPr>
-          <w:rStyle w:val="VerbatimChar"/>
-          <w:rFonts w:ascii="Times New Roman" w:hAnsi="Times New Roman" w:eastAsia="Times New Roman" w:cs="Times New Roman"/>
-        </w:rPr>
-        <w:t>) − (N</w:t>
-      </w:r>
-      <w:r>
-        <w:rPr>
-          <w:rStyle w:val="VerbatimChar"/>
-          <w:rFonts w:ascii="Times New Roman" w:hAnsi="Times New Roman" w:eastAsia="Times New Roman" w:cs="Times New Roman"/>
-          <w:vertAlign w:val="subscript"/>
-        </w:rPr>
-        <w:t>2</w:t>
-      </w:r>
-      <w:r>
-        <w:rPr>
-          <w:rStyle w:val="VerbatimChar"/>
-          <w:rFonts w:ascii="Times New Roman" w:hAnsi="Times New Roman" w:eastAsia="Times New Roman" w:cs="Times New Roman"/>
-        </w:rPr>
-        <w:t xml:space="preserve"> ln N</w:t>
-      </w:r>
-      <w:r>
-        <w:rPr>
-          <w:rStyle w:val="VerbatimChar"/>
-          <w:rFonts w:ascii="Times New Roman" w:hAnsi="Times New Roman" w:eastAsia="Times New Roman" w:cs="Times New Roman"/>
-          <w:vertAlign w:val="subscript"/>
-        </w:rPr>
-        <w:t>2</w:t>
-      </w:r>
-      <w:r>
-        <w:rPr>
-          <w:rStyle w:val="VerbatimChar"/>
-          <w:rFonts w:ascii="Times New Roman" w:hAnsi="Times New Roman" w:eastAsia="Times New Roman" w:cs="Times New Roman"/>
-        </w:rPr>
-        <w:t xml:space="preserve"> − N</w:t>
-      </w:r>
-      <w:r>
-        <w:rPr>
-          <w:rStyle w:val="VerbatimChar"/>
-          <w:rFonts w:ascii="Times New Roman" w:hAnsi="Times New Roman" w:eastAsia="Times New Roman" w:cs="Times New Roman"/>
-          <w:vertAlign w:val="subscript"/>
-        </w:rPr>
-        <w:t>2</w:t>
-      </w:r>
-      <w:r>
-        <w:rPr>
-          <w:rStyle w:val="VerbatimChar"/>
-          <w:rFonts w:ascii="Times New Roman" w:hAnsi="Times New Roman" w:eastAsia="Times New Roman" w:cs="Times New Roman"/>
-        </w:rPr>
-        <w:t>)</w:t>
-      </w:r>
-      <w:r>
-        <w:rPr>
-          <w:rFonts w:ascii="Times New Roman" w:hAnsi="Times New Roman" w:eastAsia="Times New Roman" w:cs="Times New Roman"/>
-        </w:rPr>
-        <w:br/>
-      </w:r>
-      <w:r>
-        <w:rPr>
-          <w:rStyle w:val="VerbatimChar"/>
-          <w:rFonts w:ascii="Times New Roman" w:hAnsi="Times New Roman" w:eastAsia="Times New Roman" w:cs="Times New Roman"/>
-        </w:rPr>
-        <w:t xml:space="preserve">     = N ln N − N</w:t>
-      </w:r>
-      <w:r>
-        <w:rPr>
-          <w:rStyle w:val="VerbatimChar"/>
-          <w:rFonts w:ascii="Times New Roman" w:hAnsi="Times New Roman" w:eastAsia="Times New Roman" w:cs="Times New Roman"/>
-          <w:vertAlign w:val="subscript"/>
-        </w:rPr>
-        <w:t>1</w:t>
-      </w:r>
-      <w:r>
-        <w:rPr>
-          <w:rStyle w:val="VerbatimChar"/>
-          <w:rFonts w:ascii="Times New Roman" w:hAnsi="Times New Roman" w:eastAsia="Times New Roman" w:cs="Times New Roman"/>
-        </w:rPr>
-        <w:t xml:space="preserve"> ln N</w:t>
-      </w:r>
-      <w:r>
-        <w:rPr>
-          <w:rStyle w:val="VerbatimChar"/>
-          <w:rFonts w:ascii="Times New Roman" w:hAnsi="Times New Roman" w:eastAsia="Times New Roman" w:cs="Times New Roman"/>
-          <w:vertAlign w:val="subscript"/>
-        </w:rPr>
-        <w:t>1</w:t>
-      </w:r>
-      <w:r>
-        <w:rPr>
-          <w:rStyle w:val="VerbatimChar"/>
-          <w:rFonts w:ascii="Times New Roman" w:hAnsi="Times New Roman" w:eastAsia="Times New Roman" w:cs="Times New Roman"/>
-        </w:rPr>
-        <w:t xml:space="preserve"> − N</w:t>
-      </w:r>
-      <w:r>
-        <w:rPr>
-          <w:rStyle w:val="VerbatimChar"/>
-          <w:rFonts w:ascii="Times New Roman" w:hAnsi="Times New Roman" w:eastAsia="Times New Roman" w:cs="Times New Roman"/>
-          <w:vertAlign w:val="subscript"/>
-        </w:rPr>
-        <w:t>2</w:t>
-      </w:r>
-      <w:r>
-        <w:rPr>
-          <w:rStyle w:val="VerbatimChar"/>
-          <w:rFonts w:ascii="Times New Roman" w:hAnsi="Times New Roman" w:eastAsia="Times New Roman" w:cs="Times New Roman"/>
-        </w:rPr>
-        <w:t xml:space="preserve"> ln N</w:t>
-      </w:r>
-      <w:r>
-        <w:rPr>
-          <w:rStyle w:val="VerbatimChar"/>
-          <w:rFonts w:ascii="Times New Roman" w:hAnsi="Times New Roman" w:eastAsia="Times New Roman" w:cs="Times New Roman"/>
-          <w:vertAlign w:val="subscript"/>
-        </w:rPr>
-        <w:t>2</w:t>
-      </w:r>
-      <w:r>
-        <w:rPr>
-          <w:rStyle w:val="VerbatimChar"/>
-          <w:rFonts w:ascii="Times New Roman" w:hAnsi="Times New Roman" w:eastAsia="Times New Roman" w:cs="Times New Roman"/>
-        </w:rPr>
-        <w:t xml:space="preserve">          </w:t>
-      </w:r>
-      <w:r>
-        <w:rPr>
-          <w:rStyle w:val="VerbatimChar"/>
-          <w:rFonts w:hint="eastAsia" w:ascii="Times New Roman" w:hAnsi="Times New Roman" w:eastAsia="Times New Roman" w:cs="Times New Roman"/>
-        </w:rPr>
-        <w:t xml:space="preserve">（−N</w:t>
-      </w:r>
-      <w:r>
-        <w:rPr>
-          <w:rStyle w:val="VerbatimChar"/>
-          <w:rFonts w:ascii="Times New Roman" w:hAnsi="Times New Roman" w:eastAsia="Times New Roman" w:cs="Times New Roman"/>
-        </w:rPr>
-        <w:t xml:space="preserve"> + N</w:t>
-      </w:r>
-      <w:r>
-        <w:rPr>
-          <w:rStyle w:val="VerbatimChar"/>
-          <w:rFonts w:ascii="Times New Roman" w:hAnsi="Times New Roman" w:eastAsia="Times New Roman" w:cs="Times New Roman"/>
-          <w:vertAlign w:val="subscript"/>
-        </w:rPr>
-        <w:t>1</w:t>
-      </w:r>
-      <w:r>
-        <w:rPr>
-          <w:rStyle w:val="VerbatimChar"/>
-          <w:rFonts w:ascii="Times New Roman" w:hAnsi="Times New Roman" w:eastAsia="Times New Roman" w:cs="Times New Roman"/>
-        </w:rPr>
-        <w:t xml:space="preserve"> + N</w:t>
-      </w:r>
-      <w:r>
-        <w:rPr>
-          <w:rStyle w:val="VerbatimChar"/>
-          <w:rFonts w:ascii="Times New Roman" w:hAnsi="Times New Roman" w:eastAsia="Times New Roman" w:cs="Times New Roman"/>
-          <w:vertAlign w:val="subscript"/>
-        </w:rPr>
-        <w:t>2</w:t>
-      </w:r>
-      <w:r>
-        <w:rPr>
-          <w:rStyle w:val="VerbatimChar"/>
-          <w:rFonts w:ascii="Times New Roman" w:hAnsi="Times New Roman" w:eastAsia="Times New Roman" w:cs="Times New Roman"/>
-        </w:rPr>
-        <w:t xml:space="preserve"> = </w:t>
-      </w:r>
-      <w:r>
-        <w:rPr>
-          <w:rStyle w:val="VerbatimChar"/>
-          <w:rFonts w:hint="eastAsia" w:ascii="Times New Roman" w:hAnsi="Times New Roman" w:eastAsia="Times New Roman" w:cs="Times New Roman"/>
-        </w:rPr>
-        <w:t>0，</w:t>
-      </w:r>
-      <w:r>
-        <w:rPr>
-          <w:rStyle w:val="VerbatimChar"/>
-          <w:rFonts w:hint="eastAsia" w:ascii="Times New Roman" w:hAnsi="Times New Roman" w:eastAsia="FangSong" w:cs="Times New Roman"/>
-        </w:rPr>
-        <w:t>抵消</w:t>
-      </w:r>
-      <w:r>
-        <w:rPr>
-          <w:rStyle w:val="VerbatimChar"/>
-          <w:rFonts w:hint="eastAsia" w:ascii="Times New Roman" w:hAnsi="Times New Roman" w:eastAsia="Times New Roman" w:cs="Times New Roman"/>
-        </w:rPr>
-        <w:t>）</w:t>
-      </w:r>
+      <m:oMathPara>
+        <m:oMathParaPr>
+          <m:jc m:val="center"/>
+          <m:ctrlPr>
+            <w:rPr>
+              <w:sz w:val="28"/>
+              <w:szCs w:val="28"/>
+            </w:rPr>
+          </m:ctrlPr>
+        </m:oMathParaPr>
+        <m:oMath>
+          <m:eqArr>
+            <m:e>
+              <m:r>
+                <m:rPr>
+                  <m:sty m:val="p"/>
+                </m:rPr>
+                <m:t>ln</m:t>
+              </m:r>
+              <m:r>
+                <m:t>W</m:t>
+              </m:r>
+              <m:r>
+                <m:t>&amp;</m:t>
+              </m:r>
+              <m:r>
+                <m:rPr>
+                  <m:sty m:val="p"/>
+                </m:rPr>
+                <m:t>=</m:t>
+              </m:r>
+              <m:r>
+                <m:rPr>
+                  <m:sty m:val="p"/>
+                </m:rPr>
+                <m:t>ln</m:t>
+              </m:r>
+              <m:r>
+                <m:t>N</m:t>
+              </m:r>
+              <m:r>
+                <m:rPr>
+                  <m:sty m:val="p"/>
+                </m:rPr>
+                <m:t>!</m:t>
+              </m:r>
+              <m:r>
+                <m:rPr>
+                  <m:sty m:val="p"/>
+                </m:rPr>
+                <m:t>−</m:t>
+              </m:r>
+              <m:r>
+                <m:rPr>
+                  <m:sty m:val="p"/>
+                </m:rPr>
+                <m:t>ln</m:t>
+              </m:r>
+              <m:sSub>
+                <m:e>
+                  <m:r>
+                    <m:t>N</m:t>
+                  </m:r>
+                </m:e>
+                <m:sub>
+                  <m:r>
+                    <m:t>1</m:t>
+                  </m:r>
+                </m:sub>
+              </m:sSub>
+              <m:r>
+                <m:rPr>
+                  <m:sty m:val="p"/>
+                </m:rPr>
+                <m:t>!</m:t>
+              </m:r>
+              <m:r>
+                <m:rPr>
+                  <m:sty m:val="p"/>
+                </m:rPr>
+                <m:t>−</m:t>
+              </m:r>
+              <m:r>
+                <m:rPr>
+                  <m:sty m:val="p"/>
+                </m:rPr>
+                <m:t>ln</m:t>
+              </m:r>
+              <m:sSub>
+                <m:e>
+                  <m:r>
+                    <m:t>N</m:t>
+                  </m:r>
+                </m:e>
+                <m:sub>
+                  <m:r>
+                    <m:t>2</m:t>
+                  </m:r>
+                </m:sub>
+              </m:sSub>
+              <m:r>
+                <m:rPr>
+                  <m:sty m:val="p"/>
+                </m:rPr>
+                <m:t>!</m:t>
+              </m:r>
+            </m:e>
+            <m:e>
+              <m:r>
+                <m:t>&amp;</m:t>
+              </m:r>
+              <m:r>
+                <m:rPr>
+                  <m:sty m:val="p"/>
+                </m:rPr>
+                <m:t>=</m:t>
+              </m:r>
+              <m:r>
+                <m:rPr>
+                  <m:sty m:val="p"/>
+                </m:rPr>
+                <m:t>(</m:t>
+              </m:r>
+              <m:r>
+                <m:t>N</m:t>
+              </m:r>
+              <m:r>
+                <m:rPr>
+                  <m:sty m:val="p"/>
+                </m:rPr>
+                <m:t>ln</m:t>
+              </m:r>
+              <m:r>
+                <m:t>N</m:t>
+              </m:r>
+              <m:r>
+                <m:rPr>
+                  <m:sty m:val="p"/>
+                </m:rPr>
+                <m:t>−</m:t>
+              </m:r>
+              <m:r>
+                <m:t>N</m:t>
+              </m:r>
+              <m:r>
+                <m:rPr>
+                  <m:sty m:val="p"/>
+                </m:rPr>
+                <m:t>)</m:t>
+              </m:r>
+              <m:r>
+                <m:rPr>
+                  <m:sty m:val="p"/>
+                </m:rPr>
+                <m:t>−</m:t>
+              </m:r>
+              <m:r>
+                <m:rPr>
+                  <m:sty m:val="p"/>
+                </m:rPr>
+                <m:t>(</m:t>
+              </m:r>
+              <m:sSub>
+                <m:e>
+                  <m:r>
+                    <m:t>N</m:t>
+                  </m:r>
+                </m:e>
+                <m:sub>
+                  <m:r>
+                    <m:t>1</m:t>
+                  </m:r>
+                </m:sub>
+              </m:sSub>
+              <m:r>
+                <m:rPr>
+                  <m:sty m:val="p"/>
+                </m:rPr>
+                <m:t>ln</m:t>
+              </m:r>
+              <m:sSub>
+                <m:e>
+                  <m:r>
+                    <m:t>N</m:t>
+                  </m:r>
+                </m:e>
+                <m:sub>
+                  <m:r>
+                    <m:t>1</m:t>
+                  </m:r>
+                </m:sub>
+              </m:sSub>
+              <m:r>
+                <m:rPr>
+                  <m:sty m:val="p"/>
+                </m:rPr>
+                <m:t>−</m:t>
+              </m:r>
+              <m:sSub>
+                <m:e>
+                  <m:r>
+                    <m:t>N</m:t>
+                  </m:r>
+                </m:e>
+                <m:sub>
+                  <m:r>
+                    <m:t>1</m:t>
+                  </m:r>
+                </m:sub>
+              </m:sSub>
+              <m:r>
+                <m:rPr>
+                  <m:sty m:val="p"/>
+                </m:rPr>
+                <m:t>)</m:t>
+              </m:r>
+              <m:r>
+                <m:rPr>
+                  <m:sty m:val="p"/>
+                </m:rPr>
+                <m:t>−</m:t>
+              </m:r>
+              <m:r>
+                <m:rPr>
+                  <m:sty m:val="p"/>
+                </m:rPr>
+                <m:t>(</m:t>
+              </m:r>
+              <m:sSub>
+                <m:e>
+                  <m:r>
+                    <m:t>N</m:t>
+                  </m:r>
+                </m:e>
+                <m:sub>
+                  <m:r>
+                    <m:t>2</m:t>
+                  </m:r>
+                </m:sub>
+              </m:sSub>
+              <m:r>
+                <m:rPr>
+                  <m:sty m:val="p"/>
+                </m:rPr>
+                <m:t>ln</m:t>
+              </m:r>
+              <m:sSub>
+                <m:e>
+                  <m:r>
+                    <m:t>N</m:t>
+                  </m:r>
+                </m:e>
+                <m:sub>
+                  <m:r>
+                    <m:t>2</m:t>
+                  </m:r>
+                </m:sub>
+              </m:sSub>
+              <m:r>
+                <m:rPr>
+                  <m:sty m:val="p"/>
+                </m:rPr>
+                <m:t>−</m:t>
+              </m:r>
+              <m:sSub>
+                <m:e>
+                  <m:r>
+                    <m:t>N</m:t>
+                  </m:r>
+                </m:e>
+                <m:sub>
+                  <m:r>
+                    <m:t>2</m:t>
+                  </m:r>
+                </m:sub>
+              </m:sSub>
+              <m:r>
+                <m:rPr>
+                  <m:sty m:val="p"/>
+                </m:rPr>
+                <m:t>)</m:t>
+              </m:r>
+            </m:e>
+            <m:e>
+              <m:r>
+                <m:t>&amp;</m:t>
+              </m:r>
+              <m:r>
+                <m:rPr>
+                  <m:sty m:val="p"/>
+                </m:rPr>
+                <m:t>=</m:t>
+              </m:r>
+              <m:r>
+                <m:t>N</m:t>
+              </m:r>
+              <m:r>
+                <m:rPr>
+                  <m:sty m:val="p"/>
+                </m:rPr>
+                <m:t>ln</m:t>
+              </m:r>
+              <m:r>
+                <m:t>N</m:t>
+              </m:r>
+              <m:r>
+                <m:rPr>
+                  <m:sty m:val="p"/>
+                </m:rPr>
+                <m:t>−</m:t>
+              </m:r>
+              <m:sSub>
+                <m:e>
+                  <m:r>
+                    <m:t>N</m:t>
+                  </m:r>
+                </m:e>
+                <m:sub>
+                  <m:r>
+                    <m:t>1</m:t>
+                  </m:r>
+                </m:sub>
+              </m:sSub>
+              <m:r>
+                <m:rPr>
+                  <m:sty m:val="p"/>
+                </m:rPr>
+                <m:t>ln</m:t>
+              </m:r>
+              <m:sSub>
+                <m:e>
+                  <m:r>
+                    <m:t>N</m:t>
+                  </m:r>
+                </m:e>
+                <m:sub>
+                  <m:r>
+                    <m:t>1</m:t>
+                  </m:r>
+                </m:sub>
+              </m:sSub>
+              <m:r>
+                <m:rPr>
+                  <m:sty m:val="p"/>
+                </m:rPr>
+                <m:t>−</m:t>
+              </m:r>
+              <m:sSub>
+                <m:e>
+                  <m:r>
+                    <m:t>N</m:t>
+                  </m:r>
+                </m:e>
+                <m:sub>
+                  <m:r>
+                    <m:t>2</m:t>
+                  </m:r>
+                </m:sub>
+              </m:sSub>
+              <m:r>
+                <m:rPr>
+                  <m:sty m:val="p"/>
+                </m:rPr>
+                <m:t>ln</m:t>
+              </m:r>
+              <m:sSub>
+                <m:e>
+                  <m:r>
+                    <m:t>N</m:t>
+                  </m:r>
+                </m:e>
+                <m:sub>
+                  <m:r>
+                    <m:t>2</m:t>
+                  </m:r>
+                </m:sub>
+              </m:sSub>
+              <m:r>
+                <m:t>  </m:t>
+              </m:r>
+              <m:r>
+                <m:rPr>
+                  <m:sty m:val="p"/>
+                </m:rPr>
+                <m:t>(</m:t>
+              </m:r>
+              <m:r>
+                <m:rPr>
+                  <m:nor/>
+                  <m:sty m:val="p"/>
+                </m:rPr>
+                <m:t>因 </m:t>
+              </m:r>
+              <m:r>
+                <m:rPr>
+                  <m:sty m:val="p"/>
+                </m:rPr>
+                <m:t>−</m:t>
+              </m:r>
+              <m:r>
+                <m:t>N</m:t>
+              </m:r>
+              <m:r>
+                <m:rPr>
+                  <m:sty m:val="p"/>
+                </m:rPr>
+                <m:t>+</m:t>
+              </m:r>
+              <m:sSub>
+                <m:e>
+                  <m:r>
+                    <m:t>N</m:t>
+                  </m:r>
+                </m:e>
+                <m:sub>
+                  <m:r>
+                    <m:t>1</m:t>
+                  </m:r>
+                </m:sub>
+              </m:sSub>
+              <m:r>
+                <m:rPr>
+                  <m:sty m:val="p"/>
+                </m:rPr>
+                <m:t>+</m:t>
+              </m:r>
+              <m:sSub>
+                <m:e>
+                  <m:r>
+                    <m:t>N</m:t>
+                  </m:r>
+                </m:e>
+                <m:sub>
+                  <m:r>
+                    <m:t>2</m:t>
+                  </m:r>
+                </m:sub>
+              </m:sSub>
+              <m:r>
+                <m:rPr>
+                  <m:sty m:val="p"/>
+                </m:rPr>
+                <m:t>=</m:t>
+              </m:r>
+              <m:r>
+                <m:t>0</m:t>
+              </m:r>
+              <m:r>
+                <m:rPr>
+                  <m:nor/>
+                  <m:sty m:val="p"/>
+                </m:rPr>
+                <m:t>，抵消</m:t>
+              </m:r>
+              <m:r>
+                <m:rPr>
+                  <m:sty m:val="p"/>
+                </m:rPr>
+                <m:t>)</m:t>
+              </m:r>
+            </m:e>
+          </m:eqArr>
+        </m:oMath>
+      </m:oMathPara>
     </w:p>
     <w:p>
       <w:pPr>
@@ -12195,171 +13335,285 @@
     </w:p>
     <w:p>
       <w:pPr>
-        <w:pStyle w:val="SourceCode"/>
+        <w:pStyle w:val="BodyText"/>
       </w:pPr>
-      <w:r>
-        <w:rPr>
-          <w:rStyle w:val="VerbatimChar"/>
-          <w:rFonts w:ascii="Times New Roman" w:hAnsi="Times New Roman" w:eastAsia="Times New Roman" w:cs="Times New Roman"/>
-        </w:rPr>
-        <w:t>ln W = N ln N − (N</w:t>
-      </w:r>
-      <w:r>
-        <w:rPr>
-          <w:rStyle w:val="VerbatimChar"/>
-          <w:rFonts w:ascii="Times New Roman" w:hAnsi="Times New Roman" w:eastAsia="Times New Roman" w:cs="Times New Roman"/>
-          <w:vertAlign w:val="subscript"/>
-        </w:rPr>
-        <w:t>1</w:t>
-      </w:r>
-      <w:r>
-        <w:rPr>
-          <w:rStyle w:val="VerbatimChar"/>
-          <w:rFonts w:ascii="Times New Roman" w:hAnsi="Times New Roman" w:eastAsia="Times New Roman" w:cs="Times New Roman"/>
-        </w:rPr>
-        <w:t>+N</w:t>
-      </w:r>
-      <w:r>
-        <w:rPr>
-          <w:rStyle w:val="VerbatimChar"/>
-          <w:rFonts w:ascii="Times New Roman" w:hAnsi="Times New Roman" w:eastAsia="Times New Roman" w:cs="Times New Roman"/>
-          <w:vertAlign w:val="subscript"/>
-        </w:rPr>
-        <w:t>2</w:t>
-      </w:r>
-      <w:r>
-        <w:rPr>
-          <w:rStyle w:val="VerbatimChar"/>
-          <w:rFonts w:ascii="Times New Roman" w:hAnsi="Times New Roman" w:eastAsia="Times New Roman" w:cs="Times New Roman"/>
-        </w:rPr>
-        <w:t>) ln N − N</w:t>
-      </w:r>
-      <w:r>
-        <w:rPr>
-          <w:rStyle w:val="VerbatimChar"/>
-          <w:rFonts w:ascii="Times New Roman" w:hAnsi="Times New Roman" w:eastAsia="Times New Roman" w:cs="Times New Roman"/>
-          <w:vertAlign w:val="subscript"/>
-        </w:rPr>
-        <w:t>1</w:t>
-      </w:r>
-      <w:r>
-        <w:rPr>
-          <w:rStyle w:val="VerbatimChar"/>
-          <w:rFonts w:ascii="Times New Roman" w:hAnsi="Times New Roman" w:eastAsia="Times New Roman" w:cs="Times New Roman"/>
-        </w:rPr>
-        <w:t xml:space="preserve"> ln x</w:t>
-      </w:r>
-      <w:r>
-        <w:rPr>
-          <w:rStyle w:val="VerbatimChar"/>
-          <w:rFonts w:ascii="Times New Roman" w:hAnsi="Times New Roman" w:eastAsia="Times New Roman" w:cs="Times New Roman"/>
-          <w:vertAlign w:val="subscript"/>
-        </w:rPr>
-        <w:t>1</w:t>
-      </w:r>
-      <w:r>
-        <w:rPr>
-          <w:rStyle w:val="VerbatimChar"/>
-          <w:rFonts w:ascii="Times New Roman" w:hAnsi="Times New Roman" w:eastAsia="Times New Roman" w:cs="Times New Roman"/>
-        </w:rPr>
-        <w:t xml:space="preserve"> − N</w:t>
-      </w:r>
-      <w:r>
-        <w:rPr>
-          <w:rStyle w:val="VerbatimChar"/>
-          <w:rFonts w:ascii="Times New Roman" w:hAnsi="Times New Roman" w:eastAsia="Times New Roman" w:cs="Times New Roman"/>
-          <w:vertAlign w:val="subscript"/>
-        </w:rPr>
-        <w:t>2</w:t>
-      </w:r>
-      <w:r>
-        <w:rPr>
-          <w:rStyle w:val="VerbatimChar"/>
-          <w:rFonts w:ascii="Times New Roman" w:hAnsi="Times New Roman" w:eastAsia="Times New Roman" w:cs="Times New Roman"/>
-        </w:rPr>
-        <w:t xml:space="preserve"> ln x</w:t>
-      </w:r>
-      <w:r>
-        <w:rPr>
-          <w:rStyle w:val="VerbatimChar"/>
-          <w:rFonts w:ascii="Times New Roman" w:hAnsi="Times New Roman" w:eastAsia="Times New Roman" w:cs="Times New Roman"/>
-          <w:vertAlign w:val="subscript"/>
-        </w:rPr>
-        <w:t>2</w:t>
-      </w:r>
-      <w:r>
-        <w:rPr>
-          <w:rFonts w:ascii="Times New Roman" w:hAnsi="Times New Roman" w:eastAsia="Times New Roman" w:cs="Times New Roman"/>
-        </w:rPr>
-        <w:br/>
-      </w:r>
-      <w:r>
-        <w:rPr>
-          <w:rStyle w:val="VerbatimChar"/>
-          <w:rFonts w:ascii="Times New Roman" w:hAnsi="Times New Roman" w:eastAsia="Times New Roman" w:cs="Times New Roman"/>
-        </w:rPr>
-        <w:t xml:space="preserve">     = −N ( x</w:t>
-      </w:r>
-      <w:r>
-        <w:rPr>
-          <w:rStyle w:val="VerbatimChar"/>
-          <w:rFonts w:ascii="Times New Roman" w:hAnsi="Times New Roman" w:eastAsia="Times New Roman" w:cs="Times New Roman"/>
-          <w:vertAlign w:val="subscript"/>
-        </w:rPr>
-        <w:t>1</w:t>
-      </w:r>
-      <w:r>
-        <w:rPr>
-          <w:rStyle w:val="VerbatimChar"/>
-          <w:rFonts w:ascii="Times New Roman" w:hAnsi="Times New Roman" w:eastAsia="Times New Roman" w:cs="Times New Roman"/>
-        </w:rPr>
-        <w:t xml:space="preserve"> ln x</w:t>
-      </w:r>
-      <w:r>
-        <w:rPr>
-          <w:rStyle w:val="VerbatimChar"/>
-          <w:rFonts w:ascii="Times New Roman" w:hAnsi="Times New Roman" w:eastAsia="Times New Roman" w:cs="Times New Roman"/>
-          <w:vertAlign w:val="subscript"/>
-        </w:rPr>
-        <w:t>1</w:t>
-      </w:r>
-      <w:r>
-        <w:rPr>
-          <w:rStyle w:val="VerbatimChar"/>
-          <w:rFonts w:ascii="Times New Roman" w:hAnsi="Times New Roman" w:eastAsia="Times New Roman" w:cs="Times New Roman"/>
-        </w:rPr>
-        <w:t xml:space="preserve"> + x</w:t>
-      </w:r>
-      <w:r>
-        <w:rPr>
-          <w:rStyle w:val="VerbatimChar"/>
-          <w:rFonts w:ascii="Times New Roman" w:hAnsi="Times New Roman" w:eastAsia="Times New Roman" w:cs="Times New Roman"/>
-          <w:vertAlign w:val="subscript"/>
-        </w:rPr>
-        <w:t>2</w:t>
-      </w:r>
-      <w:r>
-        <w:rPr>
-          <w:rStyle w:val="VerbatimChar"/>
-          <w:rFonts w:ascii="Times New Roman" w:hAnsi="Times New Roman" w:eastAsia="Times New Roman" w:cs="Times New Roman"/>
-        </w:rPr>
-        <w:t xml:space="preserve"> ln x</w:t>
-      </w:r>
-      <w:r>
-        <w:rPr>
-          <w:rStyle w:val="VerbatimChar"/>
-          <w:rFonts w:ascii="Times New Roman" w:hAnsi="Times New Roman" w:eastAsia="Times New Roman" w:cs="Times New Roman"/>
-          <w:vertAlign w:val="subscript"/>
-        </w:rPr>
-        <w:t>2</w:t>
-      </w:r>
-      <w:r>
-        <w:rPr>
-          <w:rStyle w:val="VerbatimChar"/>
-          <w:rFonts w:ascii="Times New Roman" w:hAnsi="Times New Roman" w:eastAsia="Times New Roman" w:cs="Times New Roman"/>
-        </w:rPr>
-        <w:t xml:space="preserve"> )</w:t>
-      </w:r>
+      <m:oMathPara>
+        <m:oMathParaPr>
+          <m:jc m:val="center"/>
+          <m:ctrlPr>
+            <w:rPr>
+              <w:sz w:val="28"/>
+              <w:szCs w:val="28"/>
+            </w:rPr>
+          </m:ctrlPr>
+        </m:oMathParaPr>
+        <m:oMath>
+          <m:eqArr>
+            <m:e>
+              <m:r>
+                <m:rPr>
+                  <m:sty m:val="p"/>
+                </m:rPr>
+                <m:t>ln</m:t>
+              </m:r>
+              <m:r>
+                <m:t>W</m:t>
+              </m:r>
+              <m:r>
+                <m:t>&amp;</m:t>
+              </m:r>
+              <m:r>
+                <m:rPr>
+                  <m:sty m:val="p"/>
+                </m:rPr>
+                <m:t>=</m:t>
+              </m:r>
+              <m:r>
+                <m:t>N</m:t>
+              </m:r>
+              <m:r>
+                <m:rPr>
+                  <m:sty m:val="p"/>
+                </m:rPr>
+                <m:t>ln</m:t>
+              </m:r>
+              <m:r>
+                <m:t>N</m:t>
+              </m:r>
+              <m:r>
+                <m:rPr>
+                  <m:sty m:val="p"/>
+                </m:rPr>
+                <m:t>−</m:t>
+              </m:r>
+              <m:r>
+                <m:rPr>
+                  <m:sty m:val="p"/>
+                </m:rPr>
+                <m:t>(</m:t>
+              </m:r>
+              <m:sSub>
+                <m:e>
+                  <m:r>
+                    <m:t>N</m:t>
+                  </m:r>
+                </m:e>
+                <m:sub>
+                  <m:r>
+                    <m:t>1</m:t>
+                  </m:r>
+                </m:sub>
+              </m:sSub>
+              <m:r>
+                <m:rPr>
+                  <m:sty m:val="p"/>
+                </m:rPr>
+                <m:t>+</m:t>
+              </m:r>
+              <m:sSub>
+                <m:e>
+                  <m:r>
+                    <m:t>N</m:t>
+                  </m:r>
+                </m:e>
+                <m:sub>
+                  <m:r>
+                    <m:t>2</m:t>
+                  </m:r>
+                </m:sub>
+              </m:sSub>
+              <m:r>
+                <m:rPr>
+                  <m:sty m:val="p"/>
+                </m:rPr>
+                <m:t>)</m:t>
+              </m:r>
+              <m:r>
+                <m:rPr>
+                  <m:sty m:val="p"/>
+                </m:rPr>
+                <m:t>ln</m:t>
+              </m:r>
+              <m:r>
+                <m:t>N</m:t>
+              </m:r>
+              <m:r>
+                <m:rPr>
+                  <m:sty m:val="p"/>
+                </m:rPr>
+                <m:t>−</m:t>
+              </m:r>
+              <m:sSub>
+                <m:e>
+                  <m:r>
+                    <m:t>N</m:t>
+                  </m:r>
+                </m:e>
+                <m:sub>
+                  <m:r>
+                    <m:t>1</m:t>
+                  </m:r>
+                </m:sub>
+              </m:sSub>
+              <m:r>
+                <m:rPr>
+                  <m:sty m:val="p"/>
+                </m:rPr>
+                <m:t>ln</m:t>
+              </m:r>
+              <m:sSub>
+                <m:e>
+                  <m:r>
+                    <m:t>x</m:t>
+                  </m:r>
+                </m:e>
+                <m:sub>
+                  <m:r>
+                    <m:t>1</m:t>
+                  </m:r>
+                </m:sub>
+              </m:sSub>
+              <m:r>
+                <m:rPr>
+                  <m:sty m:val="p"/>
+                </m:rPr>
+                <m:t>−</m:t>
+              </m:r>
+              <m:sSub>
+                <m:e>
+                  <m:r>
+                    <m:t>N</m:t>
+                  </m:r>
+                </m:e>
+                <m:sub>
+                  <m:r>
+                    <m:t>2</m:t>
+                  </m:r>
+                </m:sub>
+              </m:sSub>
+              <m:r>
+                <m:rPr>
+                  <m:sty m:val="p"/>
+                </m:rPr>
+                <m:t>ln</m:t>
+              </m:r>
+              <m:sSub>
+                <m:e>
+                  <m:r>
+                    <m:t>x</m:t>
+                  </m:r>
+                </m:e>
+                <m:sub>
+                  <m:r>
+                    <m:t>2</m:t>
+                  </m:r>
+                </m:sub>
+              </m:sSub>
+            </m:e>
+            <m:e>
+              <m:r>
+                <m:t>&amp;</m:t>
+              </m:r>
+              <m:r>
+                <m:rPr>
+                  <m:sty m:val="p"/>
+                </m:rPr>
+                <m:t>=</m:t>
+              </m:r>
+              <m:r>
+                <m:rPr>
+                  <m:sty m:val="p"/>
+                </m:rPr>
+                <m:t>−</m:t>
+              </m:r>
+              <m:r>
+                <m:t>N</m:t>
+              </m:r>
+              <m:r>
+                <m:t> </m:t>
+              </m:r>
+              <m:r>
+                <m:rPr>
+                  <m:sty m:val="p"/>
+                </m:rPr>
+                <m:t>(</m:t>
+              </m:r>
+              <m:sSub>
+                <m:e>
+                  <m:r>
+                    <m:t>x</m:t>
+                  </m:r>
+                </m:e>
+                <m:sub>
+                  <m:r>
+                    <m:t>1</m:t>
+                  </m:r>
+                </m:sub>
+              </m:sSub>
+              <m:r>
+                <m:rPr>
+                  <m:sty m:val="p"/>
+                </m:rPr>
+                <m:t>ln</m:t>
+              </m:r>
+              <m:sSub>
+                <m:e>
+                  <m:r>
+                    <m:t>x</m:t>
+                  </m:r>
+                </m:e>
+                <m:sub>
+                  <m:r>
+                    <m:t>1</m:t>
+                  </m:r>
+                </m:sub>
+              </m:sSub>
+              <m:r>
+                <m:rPr>
+                  <m:sty m:val="p"/>
+                </m:rPr>
+                <m:t>+</m:t>
+              </m:r>
+              <m:sSub>
+                <m:e>
+                  <m:r>
+                    <m:t>x</m:t>
+                  </m:r>
+                </m:e>
+                <m:sub>
+                  <m:r>
+                    <m:t>2</m:t>
+                  </m:r>
+                </m:sub>
+              </m:sSub>
+              <m:r>
+                <m:rPr>
+                  <m:sty m:val="p"/>
+                </m:rPr>
+                <m:t>ln</m:t>
+              </m:r>
+              <m:sSub>
+                <m:e>
+                  <m:r>
+                    <m:t>x</m:t>
+                  </m:r>
+                </m:e>
+                <m:sub>
+                  <m:r>
+                    <m:t>2</m:t>
+                  </m:r>
+                </m:sub>
+              </m:sSub>
+              <m:r>
+                <m:rPr>
+                  <m:sty m:val="p"/>
+                </m:rPr>
+                <m:t>)</m:t>
+              </m:r>
+            </m:e>
+          </m:eqArr>
+        </m:oMath>
+      </m:oMathPara>
     </w:p>
     <w:p>
       <w:pPr>
@@ -18794,53 +20048,93 @@
     </w:p>
     <w:p>
       <w:pPr>
-        <w:pStyle w:val="SourceCode"/>
+        <w:pStyle w:val="FirstParagraph"/>
       </w:pPr>
-      <w:r>
-        <w:rPr>
-          <w:rStyle w:val="VerbatimChar"/>
-          <w:rFonts w:ascii="Times New Roman" w:hAnsi="Times New Roman" w:eastAsia="Times New Roman" w:cs="Times New Roman"/>
-        </w:rPr>
-        <w:t>σ</w:t>
-      </w:r>
-      <w:r>
-        <w:rPr>
-          <w:rStyle w:val="VerbatimChar"/>
-          <w:rFonts w:ascii="Times New Roman" w:hAnsi="Times New Roman" w:eastAsia="Times New Roman" w:cs="Times New Roman"/>
-          <w:vertAlign w:val="superscript"/>
-        </w:rPr>
-        <w:t>2</w:t>
-      </w:r>
-      <w:r>
-        <w:rPr>
-          <w:rStyle w:val="VerbatimChar"/>
-          <w:rFonts w:ascii="Times New Roman" w:hAnsi="Times New Roman" w:eastAsia="Times New Roman" w:cs="Times New Roman"/>
-        </w:rPr>
-        <w:t xml:space="preserve"> = ⟨x</w:t>
-      </w:r>
-      <w:r>
-        <w:rPr>
-          <w:rStyle w:val="VerbatimChar"/>
-          <w:rFonts w:ascii="Times New Roman" w:hAnsi="Times New Roman" w:eastAsia="Times New Roman" w:cs="Times New Roman"/>
-          <w:vertAlign w:val="superscript"/>
-        </w:rPr>
-        <w:t>2</w:t>
-      </w:r>
-      <w:r>
-        <w:rPr>
-          <w:rStyle w:val="VerbatimChar"/>
-          <w:rFonts w:ascii="Times New Roman" w:hAnsi="Times New Roman" w:eastAsia="Times New Roman" w:cs="Times New Roman"/>
-        </w:rPr>
-        <w:t>⟩ − ⟨x⟩</w:t>
-      </w:r>
-      <w:r>
-        <w:rPr>
-          <w:rStyle w:val="VerbatimChar"/>
-          <w:rFonts w:ascii="Times New Roman" w:hAnsi="Times New Roman" w:eastAsia="Times New Roman" w:cs="Times New Roman"/>
-          <w:vertAlign w:val="superscript"/>
-        </w:rPr>
-        <w:t>2</w:t>
-      </w:r>
+      <m:oMathPara>
+        <m:oMathParaPr>
+          <m:jc m:val="center"/>
+          <m:ctrlPr>
+            <w:rPr>
+              <w:sz w:val="28"/>
+              <w:szCs w:val="28"/>
+            </w:rPr>
+          </m:ctrlPr>
+        </m:oMathParaPr>
+        <m:oMath>
+          <m:sSup>
+            <m:e>
+              <m:r>
+                <m:t>σ</m:t>
+              </m:r>
+            </m:e>
+            <m:sup>
+              <m:r>
+                <m:t>2</m:t>
+              </m:r>
+            </m:sup>
+          </m:sSup>
+          <m:r>
+            <m:rPr>
+              <m:sty m:val="p"/>
+            </m:rPr>
+            <m:t>=</m:t>
+          </m:r>
+          <m:r>
+            <m:rPr>
+              <m:sty m:val="p"/>
+            </m:rPr>
+            <m:t>⟨</m:t>
+          </m:r>
+          <m:sSup>
+            <m:e>
+              <m:r>
+                <m:t>x</m:t>
+              </m:r>
+            </m:e>
+            <m:sup>
+              <m:r>
+                <m:t>2</m:t>
+              </m:r>
+            </m:sup>
+          </m:sSup>
+          <m:r>
+            <m:rPr>
+              <m:sty m:val="p"/>
+            </m:rPr>
+            <m:t>⟩</m:t>
+          </m:r>
+          <m:r>
+            <m:rPr>
+              <m:sty m:val="p"/>
+            </m:rPr>
+            <m:t>−</m:t>
+          </m:r>
+          <m:r>
+            <m:rPr>
+              <m:sty m:val="p"/>
+            </m:rPr>
+            <m:t>⟨</m:t>
+          </m:r>
+          <m:r>
+            <m:t>x</m:t>
+          </m:r>
+          <m:sSup>
+            <m:e>
+              <m:r>
+                <m:rPr>
+                  <m:sty m:val="p"/>
+                </m:rPr>
+                <m:t>⟩</m:t>
+              </m:r>
+            </m:e>
+            <m:sup>
+              <m:r>
+                <m:t>2</m:t>
+              </m:r>
+            </m:sup>
+          </m:sSup>
+        </m:oMath>
+      </m:oMathPara>
     </w:p>
     <w:p>
       <w:pPr>

--- a/06-学生侧材料/讲义/数学工具/数学工具-第7讲-组合概率与Stirling近似.docx
+++ b/06-学生侧材料/讲义/数学工具/数学工具-第7讲-组合概率与Stirling近似.docx
@@ -35395,7 +35395,7 @@
     <ns0:name ns0:val="Verbatim Char"/>
     <ns0:basedOn ns0:val="BodyTextChar"/>
     <ns0:rPr>
-      <ns0:rFonts ns0:ascii="Times New Roman" ns0:cs="Times New Roman" ns0:eastAsia="FangSong" ns0:hAnsi="Times New Roman"/>
+      <ns0:rFonts ns0:ascii="SimSun" ns0:hAnsi="SimSun" ns0:eastAsia="SimSun" ns0:cs="SimSun"/>
       <ns0:b ns0:val="0"/>
       <ns0:sz ns0:val="20"/>
     </ns0:rPr>
@@ -35465,7 +35465,7 @@
       <w:wordWrap w:val="off"/>
     </w:pPr>
     <ns0:rPr>
-      <w:rFonts ns0:ascii="Times New Roman" ns0:hAnsi="Times New Roman" ns0:eastAsia="FangSong" ns0:cs="Times New Roman"/>
+      <w:rFonts w:ascii="SimSun" w:hAnsi="SimSun" w:eastAsia="SimSun" w:cs="SimSun"/>
     </ns0:rPr>
   </w:style>
   <w:style w:type="character" w:customStyle="1" w:styleId="KeywordTok">
